--- a/Project Report/Final Report updated.docx
+++ b/Project Report/Final Report updated.docx
@@ -11,7 +11,7 @@
           <w:szCs w:val="96"/>
         </w:rPr>
       </w:pPr>
-      <w:bookmarkStart w:id="0" w:name="_Toc196872913"/>
+      <w:bookmarkStart w:id="0" w:name="_Toc196989287"/>
       <w:r>
         <w:rPr>
           <w:sz w:val="96"/>
@@ -419,16 +419,16 @@
             <w:pStyle w:val="TOCHeading"/>
             <w:spacing w:after="240"/>
             <w:rPr>
-              <w:sz w:val="40"/>
-              <w:szCs w:val="40"/>
+              <w:sz w:val="44"/>
+              <w:szCs w:val="44"/>
             </w:rPr>
           </w:pPr>
           <w:r>
             <w:rPr>
-              <w:sz w:val="40"/>
-              <w:szCs w:val="40"/>
+              <w:sz w:val="44"/>
+              <w:szCs w:val="44"/>
             </w:rPr>
-            <w:t>Contents</w:t>
+            <w:t>TABLE OF CONTENTS</w:t>
           </w:r>
         </w:p>
         <w:p>
@@ -438,96 +438,34 @@
               <w:rFonts w:asciiTheme="minorHAnsi" w:eastAsiaTheme="minorEastAsia" w:hAnsiTheme="minorHAnsi" w:cstheme="minorBidi"/>
               <w:noProof/>
               <w:kern w:val="2"/>
+              <w:sz w:val="28"/>
+              <w:szCs w:val="28"/>
               <w:lang w:bidi="si-LK"/>
               <w14:ligatures w14:val="standardContextual"/>
             </w:rPr>
           </w:pPr>
           <w:r>
+            <w:rPr>
+              <w:sz w:val="28"/>
+              <w:szCs w:val="28"/>
+            </w:rPr>
             <w:fldChar w:fldCharType="begin"/>
           </w:r>
           <w:r>
+            <w:rPr>
+              <w:sz w:val="28"/>
+              <w:szCs w:val="28"/>
+            </w:rPr>
             <w:instrText xml:space="preserve"> TOC \o "1-3" \h \z \u </w:instrText>
           </w:r>
           <w:r>
+            <w:rPr>
+              <w:sz w:val="28"/>
+              <w:szCs w:val="28"/>
+            </w:rPr>
             <w:fldChar w:fldCharType="separate"/>
           </w:r>
-          <w:hyperlink w:anchor="_Toc196872913" w:history="1">
-            <w:r>
-              <w:rPr>
-                <w:rStyle w:val="Hyperlink"/>
-                <w:noProof/>
-                <w:sz w:val="32"/>
-                <w:szCs w:val="32"/>
-              </w:rPr>
-              <w:t>ONLINE FASHION STORE MANAGEMENT SYSTEM</w:t>
-            </w:r>
-            <w:r>
-              <w:rPr>
-                <w:noProof/>
-                <w:webHidden/>
-              </w:rPr>
-              <w:tab/>
-            </w:r>
-            <w:r>
-              <w:rPr>
-                <w:noProof/>
-                <w:webHidden/>
-              </w:rPr>
-              <w:fldChar w:fldCharType="begin"/>
-            </w:r>
-            <w:r>
-              <w:rPr>
-                <w:noProof/>
-                <w:webHidden/>
-              </w:rPr>
-              <w:instrText xml:space="preserve"> PAGEREF _Toc196872913 \h </w:instrText>
-            </w:r>
-            <w:r>
-              <w:rPr>
-                <w:noProof/>
-                <w:webHidden/>
-              </w:rPr>
-            </w:r>
-            <w:r>
-              <w:rPr>
-                <w:noProof/>
-                <w:webHidden/>
-              </w:rPr>
-              <w:fldChar w:fldCharType="separate"/>
-            </w:r>
-            <w:r>
-              <w:rPr>
-                <w:noProof/>
-                <w:webHidden/>
-              </w:rPr>
-              <w:t>1</w:t>
-            </w:r>
-            <w:r>
-              <w:rPr>
-                <w:noProof/>
-                <w:webHidden/>
-              </w:rPr>
-              <w:fldChar w:fldCharType="end"/>
-            </w:r>
-          </w:hyperlink>
-        </w:p>
-        <w:p>
-          <w:pPr>
-            <w:pStyle w:val="TOC1"/>
-            <w:tabs>
-              <w:tab w:val="right" w:leader="dot" w:pos="9350"/>
-            </w:tabs>
-            <w:rPr>
-              <w:rFonts w:cstheme="minorBidi"/>
-              <w:noProof/>
-              <w:kern w:val="2"/>
-              <w:sz w:val="32"/>
-              <w:szCs w:val="32"/>
-              <w:lang w:bidi="si-LK"/>
-              <w14:ligatures w14:val="standardContextual"/>
-            </w:rPr>
-          </w:pPr>
-          <w:hyperlink w:anchor="_Toc196872914" w:history="1">
+          <w:hyperlink w:anchor="_Toc196989287" w:history="1">
             <w:r>
               <w:rPr>
                 <w:rStyle w:val="Hyperlink"/>
@@ -535,7 +473,7 @@
                 <w:sz w:val="28"/>
                 <w:szCs w:val="28"/>
               </w:rPr>
-              <w:t>NEED OF A SOLUTION</w:t>
+              <w:t>ONLINE FASHION STORE MANAGEMENT SYSTEM</w:t>
             </w:r>
             <w:r>
               <w:rPr>
@@ -562,7 +500,241 @@
                 <w:sz w:val="28"/>
                 <w:szCs w:val="28"/>
               </w:rPr>
-              <w:instrText xml:space="preserve"> PAGEREF _Toc196872914 \h </w:instrText>
+              <w:instrText xml:space="preserve"> PAGEREF _Toc196989287 \h </w:instrText>
+            </w:r>
+            <w:r>
+              <w:rPr>
+                <w:noProof/>
+                <w:webHidden/>
+                <w:sz w:val="28"/>
+                <w:szCs w:val="28"/>
+              </w:rPr>
+            </w:r>
+            <w:r>
+              <w:rPr>
+                <w:noProof/>
+                <w:webHidden/>
+                <w:sz w:val="28"/>
+                <w:szCs w:val="28"/>
+              </w:rPr>
+              <w:fldChar w:fldCharType="separate"/>
+            </w:r>
+            <w:r>
+              <w:rPr>
+                <w:noProof/>
+                <w:webHidden/>
+                <w:sz w:val="28"/>
+                <w:szCs w:val="28"/>
+              </w:rPr>
+              <w:t>0</w:t>
+            </w:r>
+            <w:r>
+              <w:rPr>
+                <w:noProof/>
+                <w:webHidden/>
+                <w:sz w:val="28"/>
+                <w:szCs w:val="28"/>
+              </w:rPr>
+              <w:fldChar w:fldCharType="end"/>
+            </w:r>
+          </w:hyperlink>
+        </w:p>
+        <w:p>
+          <w:pPr>
+            <w:pStyle w:val="TOC1"/>
+            <w:rPr>
+              <w:rFonts w:cstheme="minorBidi"/>
+              <w:kern w:val="2"/>
+              <w:lang w:bidi="si-LK"/>
+              <w14:ligatures w14:val="standardContextual"/>
+            </w:rPr>
+          </w:pPr>
+          <w:hyperlink w:anchor="_Toc196989288" w:history="1">
+            <w:r>
+              <w:rPr>
+                <w:rStyle w:val="Hyperlink"/>
+              </w:rPr>
+              <w:t>NEED OF A SOLUTION</w:t>
+            </w:r>
+            <w:r>
+              <w:rPr>
+                <w:webHidden/>
+              </w:rPr>
+              <w:tab/>
+            </w:r>
+            <w:r>
+              <w:rPr>
+                <w:webHidden/>
+              </w:rPr>
+              <w:fldChar w:fldCharType="begin"/>
+            </w:r>
+            <w:r>
+              <w:rPr>
+                <w:webHidden/>
+              </w:rPr>
+              <w:instrText xml:space="preserve"> PAGEREF _Toc196989288 \h </w:instrText>
+            </w:r>
+            <w:r>
+              <w:rPr>
+                <w:webHidden/>
+              </w:rPr>
+            </w:r>
+            <w:r>
+              <w:rPr>
+                <w:webHidden/>
+              </w:rPr>
+              <w:fldChar w:fldCharType="separate"/>
+            </w:r>
+            <w:r>
+              <w:rPr>
+                <w:webHidden/>
+              </w:rPr>
+              <w:t>2</w:t>
+            </w:r>
+            <w:r>
+              <w:rPr>
+                <w:webHidden/>
+              </w:rPr>
+              <w:fldChar w:fldCharType="end"/>
+            </w:r>
+          </w:hyperlink>
+        </w:p>
+        <w:p>
+          <w:pPr>
+            <w:pStyle w:val="TOC2"/>
+            <w:rPr>
+              <w:rFonts w:asciiTheme="minorHAnsi" w:eastAsiaTheme="minorEastAsia" w:hAnsiTheme="minorHAnsi" w:cstheme="minorBidi"/>
+              <w:noProof/>
+              <w:kern w:val="2"/>
+              <w:sz w:val="28"/>
+              <w:szCs w:val="28"/>
+              <w:lang w:bidi="si-LK"/>
+              <w14:ligatures w14:val="standardContextual"/>
+            </w:rPr>
+          </w:pPr>
+          <w:hyperlink w:anchor="_Toc196989289" w:history="1">
+            <w:r>
+              <w:rPr>
+                <w:rStyle w:val="Hyperlink"/>
+                <w:noProof/>
+                <w:sz w:val="28"/>
+                <w:szCs w:val="28"/>
+              </w:rPr>
+              <w:t>Problems Currently Facing</w:t>
+            </w:r>
+            <w:r>
+              <w:rPr>
+                <w:noProof/>
+                <w:webHidden/>
+                <w:sz w:val="28"/>
+                <w:szCs w:val="28"/>
+              </w:rPr>
+              <w:tab/>
+            </w:r>
+            <w:r>
+              <w:rPr>
+                <w:noProof/>
+                <w:webHidden/>
+                <w:sz w:val="28"/>
+                <w:szCs w:val="28"/>
+              </w:rPr>
+              <w:fldChar w:fldCharType="begin"/>
+            </w:r>
+            <w:r>
+              <w:rPr>
+                <w:noProof/>
+                <w:webHidden/>
+                <w:sz w:val="28"/>
+                <w:szCs w:val="28"/>
+              </w:rPr>
+              <w:instrText xml:space="preserve"> PAGEREF _Toc196989289 \h </w:instrText>
+            </w:r>
+            <w:r>
+              <w:rPr>
+                <w:noProof/>
+                <w:webHidden/>
+                <w:sz w:val="28"/>
+                <w:szCs w:val="28"/>
+              </w:rPr>
+            </w:r>
+            <w:r>
+              <w:rPr>
+                <w:noProof/>
+                <w:webHidden/>
+                <w:sz w:val="28"/>
+                <w:szCs w:val="28"/>
+              </w:rPr>
+              <w:fldChar w:fldCharType="separate"/>
+            </w:r>
+            <w:r>
+              <w:rPr>
+                <w:noProof/>
+                <w:webHidden/>
+                <w:sz w:val="28"/>
+                <w:szCs w:val="28"/>
+              </w:rPr>
+              <w:t>2</w:t>
+            </w:r>
+            <w:r>
+              <w:rPr>
+                <w:noProof/>
+                <w:webHidden/>
+                <w:sz w:val="28"/>
+                <w:szCs w:val="28"/>
+              </w:rPr>
+              <w:fldChar w:fldCharType="end"/>
+            </w:r>
+          </w:hyperlink>
+        </w:p>
+        <w:p>
+          <w:pPr>
+            <w:pStyle w:val="TOC2"/>
+            <w:rPr>
+              <w:rFonts w:asciiTheme="minorHAnsi" w:eastAsiaTheme="minorEastAsia" w:hAnsiTheme="minorHAnsi" w:cstheme="minorBidi"/>
+              <w:noProof/>
+              <w:kern w:val="2"/>
+              <w:sz w:val="28"/>
+              <w:szCs w:val="28"/>
+              <w:lang w:bidi="si-LK"/>
+              <w14:ligatures w14:val="standardContextual"/>
+            </w:rPr>
+          </w:pPr>
+          <w:hyperlink w:anchor="_Toc196989290" w:history="1">
+            <w:r>
+              <w:rPr>
+                <w:rStyle w:val="Hyperlink"/>
+                <w:noProof/>
+                <w:sz w:val="28"/>
+                <w:szCs w:val="28"/>
+              </w:rPr>
+              <w:t>How an optimized database helps</w:t>
+            </w:r>
+            <w:r>
+              <w:rPr>
+                <w:noProof/>
+                <w:webHidden/>
+                <w:sz w:val="28"/>
+                <w:szCs w:val="28"/>
+              </w:rPr>
+              <w:tab/>
+            </w:r>
+            <w:r>
+              <w:rPr>
+                <w:noProof/>
+                <w:webHidden/>
+                <w:sz w:val="28"/>
+                <w:szCs w:val="28"/>
+              </w:rPr>
+              <w:fldChar w:fldCharType="begin"/>
+            </w:r>
+            <w:r>
+              <w:rPr>
+                <w:noProof/>
+                <w:webHidden/>
+                <w:sz w:val="28"/>
+                <w:szCs w:val="28"/>
+              </w:rPr>
+              <w:instrText xml:space="preserve"> PAGEREF _Toc196989290 \h </w:instrText>
             </w:r>
             <w:r>
               <w:rPr>
@@ -608,318 +780,13 @@
               <w:rFonts w:asciiTheme="minorHAnsi" w:eastAsiaTheme="minorEastAsia" w:hAnsiTheme="minorHAnsi" w:cstheme="minorBidi"/>
               <w:noProof/>
               <w:kern w:val="2"/>
+              <w:sz w:val="28"/>
+              <w:szCs w:val="28"/>
               <w:lang w:bidi="si-LK"/>
               <w14:ligatures w14:val="standardContextual"/>
             </w:rPr>
           </w:pPr>
-          <w:hyperlink w:anchor="_Toc196872915" w:history="1">
-            <w:r>
-              <w:rPr>
-                <w:rStyle w:val="Hyperlink"/>
-                <w:noProof/>
-                <w:sz w:val="32"/>
-                <w:szCs w:val="32"/>
-              </w:rPr>
-              <w:t>Problems Curren</w:t>
-            </w:r>
-            <w:r>
-              <w:rPr>
-                <w:rStyle w:val="Hyperlink"/>
-                <w:noProof/>
-                <w:sz w:val="32"/>
-                <w:szCs w:val="32"/>
-              </w:rPr>
-              <w:t>t</w:t>
-            </w:r>
-            <w:r>
-              <w:rPr>
-                <w:rStyle w:val="Hyperlink"/>
-                <w:noProof/>
-                <w:sz w:val="32"/>
-                <w:szCs w:val="32"/>
-              </w:rPr>
-              <w:t>ly Facing</w:t>
-            </w:r>
-            <w:r>
-              <w:rPr>
-                <w:noProof/>
-                <w:webHidden/>
-              </w:rPr>
-              <w:tab/>
-            </w:r>
-            <w:r>
-              <w:rPr>
-                <w:noProof/>
-                <w:webHidden/>
-              </w:rPr>
-              <w:fldChar w:fldCharType="begin"/>
-            </w:r>
-            <w:r>
-              <w:rPr>
-                <w:noProof/>
-                <w:webHidden/>
-              </w:rPr>
-              <w:instrText xml:space="preserve"> PAGEREF _Toc196872915 \h </w:instrText>
-            </w:r>
-            <w:r>
-              <w:rPr>
-                <w:noProof/>
-                <w:webHidden/>
-              </w:rPr>
-            </w:r>
-            <w:r>
-              <w:rPr>
-                <w:noProof/>
-                <w:webHidden/>
-              </w:rPr>
-              <w:fldChar w:fldCharType="separate"/>
-            </w:r>
-            <w:r>
-              <w:rPr>
-                <w:noProof/>
-                <w:webHidden/>
-              </w:rPr>
-              <w:t>3</w:t>
-            </w:r>
-            <w:r>
-              <w:rPr>
-                <w:noProof/>
-                <w:webHidden/>
-              </w:rPr>
-              <w:fldChar w:fldCharType="end"/>
-            </w:r>
-          </w:hyperlink>
-        </w:p>
-        <w:p>
-          <w:pPr>
-            <w:pStyle w:val="TOC2"/>
-            <w:rPr>
-              <w:rFonts w:asciiTheme="minorHAnsi" w:eastAsiaTheme="minorEastAsia" w:hAnsiTheme="minorHAnsi" w:cstheme="minorBidi"/>
-              <w:noProof/>
-              <w:kern w:val="2"/>
-              <w:lang w:bidi="si-LK"/>
-              <w14:ligatures w14:val="standardContextual"/>
-            </w:rPr>
-          </w:pPr>
-          <w:hyperlink w:anchor="_Toc196872916" w:history="1">
-            <w:r>
-              <w:rPr>
-                <w:rStyle w:val="Hyperlink"/>
-                <w:noProof/>
-                <w:sz w:val="32"/>
-                <w:szCs w:val="32"/>
-              </w:rPr>
-              <w:t>How an optimized database helps</w:t>
-            </w:r>
-            <w:r>
-              <w:rPr>
-                <w:noProof/>
-                <w:webHidden/>
-              </w:rPr>
-              <w:tab/>
-            </w:r>
-            <w:r>
-              <w:rPr>
-                <w:noProof/>
-                <w:webHidden/>
-              </w:rPr>
-              <w:fldChar w:fldCharType="begin"/>
-            </w:r>
-            <w:r>
-              <w:rPr>
-                <w:noProof/>
-                <w:webHidden/>
-              </w:rPr>
-              <w:instrText xml:space="preserve"> PAGEREF _Toc196872916 \h </w:instrText>
-            </w:r>
-            <w:r>
-              <w:rPr>
-                <w:noProof/>
-                <w:webHidden/>
-              </w:rPr>
-            </w:r>
-            <w:r>
-              <w:rPr>
-                <w:noProof/>
-                <w:webHidden/>
-              </w:rPr>
-              <w:fldChar w:fldCharType="separate"/>
-            </w:r>
-            <w:r>
-              <w:rPr>
-                <w:noProof/>
-                <w:webHidden/>
-              </w:rPr>
-              <w:t>4</w:t>
-            </w:r>
-            <w:r>
-              <w:rPr>
-                <w:noProof/>
-                <w:webHidden/>
-              </w:rPr>
-              <w:fldChar w:fldCharType="end"/>
-            </w:r>
-          </w:hyperlink>
-        </w:p>
-        <w:p>
-          <w:pPr>
-            <w:pStyle w:val="TOC2"/>
-            <w:rPr>
-              <w:rFonts w:asciiTheme="minorHAnsi" w:eastAsiaTheme="minorEastAsia" w:hAnsiTheme="minorHAnsi" w:cstheme="minorBidi"/>
-              <w:noProof/>
-              <w:kern w:val="2"/>
-              <w:lang w:bidi="si-LK"/>
-              <w14:ligatures w14:val="standardContextual"/>
-            </w:rPr>
-          </w:pPr>
-          <w:hyperlink w:anchor="_Toc196872917" w:history="1">
-            <w:r>
-              <w:rPr>
-                <w:rStyle w:val="Hyperlink"/>
-                <w:noProof/>
-                <w:sz w:val="32"/>
-                <w:szCs w:val="32"/>
-              </w:rPr>
-              <w:t>Functional Requirements</w:t>
-            </w:r>
-            <w:r>
-              <w:rPr>
-                <w:noProof/>
-                <w:webHidden/>
-              </w:rPr>
-              <w:tab/>
-            </w:r>
-            <w:r>
-              <w:rPr>
-                <w:noProof/>
-                <w:webHidden/>
-              </w:rPr>
-              <w:fldChar w:fldCharType="begin"/>
-            </w:r>
-            <w:r>
-              <w:rPr>
-                <w:noProof/>
-                <w:webHidden/>
-              </w:rPr>
-              <w:instrText xml:space="preserve"> PAGEREF _Toc196872917 \h </w:instrText>
-            </w:r>
-            <w:r>
-              <w:rPr>
-                <w:noProof/>
-                <w:webHidden/>
-              </w:rPr>
-            </w:r>
-            <w:r>
-              <w:rPr>
-                <w:noProof/>
-                <w:webHidden/>
-              </w:rPr>
-              <w:fldChar w:fldCharType="separate"/>
-            </w:r>
-            <w:r>
-              <w:rPr>
-                <w:noProof/>
-                <w:webHidden/>
-              </w:rPr>
-              <w:t>4</w:t>
-            </w:r>
-            <w:r>
-              <w:rPr>
-                <w:noProof/>
-                <w:webHidden/>
-              </w:rPr>
-              <w:fldChar w:fldCharType="end"/>
-            </w:r>
-          </w:hyperlink>
-        </w:p>
-        <w:p>
-          <w:pPr>
-            <w:pStyle w:val="TOC2"/>
-            <w:rPr>
-              <w:rFonts w:asciiTheme="minorHAnsi" w:eastAsiaTheme="minorEastAsia" w:hAnsiTheme="minorHAnsi" w:cstheme="minorBidi"/>
-              <w:noProof/>
-              <w:kern w:val="2"/>
-              <w:lang w:bidi="si-LK"/>
-              <w14:ligatures w14:val="standardContextual"/>
-            </w:rPr>
-          </w:pPr>
-          <w:hyperlink w:anchor="_Toc196872918" w:history="1">
-            <w:r>
-              <w:rPr>
-                <w:rStyle w:val="Hyperlink"/>
-                <w:noProof/>
-                <w:sz w:val="32"/>
-                <w:szCs w:val="32"/>
-              </w:rPr>
-              <w:t>System Entities</w:t>
-            </w:r>
-            <w:r>
-              <w:rPr>
-                <w:noProof/>
-                <w:webHidden/>
-              </w:rPr>
-              <w:tab/>
-            </w:r>
-            <w:r>
-              <w:rPr>
-                <w:noProof/>
-                <w:webHidden/>
-              </w:rPr>
-              <w:fldChar w:fldCharType="begin"/>
-            </w:r>
-            <w:r>
-              <w:rPr>
-                <w:noProof/>
-                <w:webHidden/>
-              </w:rPr>
-              <w:instrText xml:space="preserve"> PAGEREF _Toc196872918 \h </w:instrText>
-            </w:r>
-            <w:r>
-              <w:rPr>
-                <w:noProof/>
-                <w:webHidden/>
-              </w:rPr>
-            </w:r>
-            <w:r>
-              <w:rPr>
-                <w:noProof/>
-                <w:webHidden/>
-              </w:rPr>
-              <w:fldChar w:fldCharType="separate"/>
-            </w:r>
-            <w:r>
-              <w:rPr>
-                <w:noProof/>
-                <w:webHidden/>
-              </w:rPr>
-              <w:t>5</w:t>
-            </w:r>
-            <w:r>
-              <w:rPr>
-                <w:noProof/>
-                <w:webHidden/>
-              </w:rPr>
-              <w:fldChar w:fldCharType="end"/>
-            </w:r>
-          </w:hyperlink>
-        </w:p>
-        <w:p>
-          <w:pPr>
-            <w:pStyle w:val="TOC1"/>
-            <w:tabs>
-              <w:tab w:val="right" w:leader="dot" w:pos="9350"/>
-            </w:tabs>
-            <w:rPr>
-              <w:rFonts w:cstheme="minorBidi"/>
-              <w:noProof/>
-              <w:kern w:val="2"/>
-              <w:sz w:val="32"/>
-              <w:szCs w:val="32"/>
-              <w:lang w:bidi="si-LK"/>
-              <w14:ligatures w14:val="standardContextual"/>
-            </w:rPr>
-          </w:pPr>
-          <w:hyperlink w:anchor="_Toc196872919" w:history="1">
+          <w:hyperlink w:anchor="_Toc196989291" w:history="1">
             <w:r>
               <w:rPr>
                 <w:rStyle w:val="Hyperlink"/>
@@ -927,7 +794,7 @@
                 <w:sz w:val="28"/>
                 <w:szCs w:val="28"/>
               </w:rPr>
-              <w:t>EXPLORING RELATIONSHIPS</w:t>
+              <w:t>Functional Requirements</w:t>
             </w:r>
             <w:r>
               <w:rPr>
@@ -954,7 +821,7 @@
                 <w:sz w:val="28"/>
                 <w:szCs w:val="28"/>
               </w:rPr>
-              <w:instrText xml:space="preserve"> PAGEREF _Toc196872919 \h </w:instrText>
+              <w:instrText xml:space="preserve"> PAGEREF _Toc196989291 \h </w:instrText>
             </w:r>
             <w:r>
               <w:rPr>
@@ -980,7 +847,7 @@
                 <w:sz w:val="28"/>
                 <w:szCs w:val="28"/>
               </w:rPr>
-              <w:t>6</w:t>
+              <w:t>3</w:t>
             </w:r>
             <w:r>
               <w:rPr>
@@ -995,21 +862,18 @@
         </w:p>
         <w:p>
           <w:pPr>
-            <w:pStyle w:val="TOC1"/>
-            <w:tabs>
-              <w:tab w:val="right" w:leader="dot" w:pos="9350"/>
-            </w:tabs>
+            <w:pStyle w:val="TOC2"/>
             <w:rPr>
-              <w:rFonts w:cstheme="minorBidi"/>
+              <w:rFonts w:asciiTheme="minorHAnsi" w:eastAsiaTheme="minorEastAsia" w:hAnsiTheme="minorHAnsi" w:cstheme="minorBidi"/>
               <w:noProof/>
               <w:kern w:val="2"/>
-              <w:sz w:val="32"/>
-              <w:szCs w:val="32"/>
+              <w:sz w:val="28"/>
+              <w:szCs w:val="28"/>
               <w:lang w:bidi="si-LK"/>
               <w14:ligatures w14:val="standardContextual"/>
             </w:rPr>
           </w:pPr>
-          <w:hyperlink w:anchor="_Toc196872920" w:history="1">
+          <w:hyperlink w:anchor="_Toc196989292" w:history="1">
             <w:r>
               <w:rPr>
                 <w:rStyle w:val="Hyperlink"/>
@@ -1017,7 +881,7 @@
                 <w:sz w:val="28"/>
                 <w:szCs w:val="28"/>
               </w:rPr>
-              <w:t>CREATION OF DATABASE</w:t>
+              <w:t>System Entities</w:t>
             </w:r>
             <w:r>
               <w:rPr>
@@ -1044,7 +908,7 @@
                 <w:sz w:val="28"/>
                 <w:szCs w:val="28"/>
               </w:rPr>
-              <w:instrText xml:space="preserve"> PAGEREF _Toc196872920 \h </w:instrText>
+              <w:instrText xml:space="preserve"> PAGEREF _Toc196989292 \h </w:instrText>
             </w:r>
             <w:r>
               <w:rPr>
@@ -1070,7 +934,7 @@
                 <w:sz w:val="28"/>
                 <w:szCs w:val="28"/>
               </w:rPr>
-              <w:t>9</w:t>
+              <w:t>4</w:t>
             </w:r>
             <w:r>
               <w:rPr>
@@ -1086,88 +950,58 @@
         <w:p>
           <w:pPr>
             <w:pStyle w:val="TOC1"/>
-            <w:tabs>
-              <w:tab w:val="right" w:leader="dot" w:pos="9350"/>
-            </w:tabs>
             <w:rPr>
               <w:rFonts w:cstheme="minorBidi"/>
-              <w:noProof/>
               <w:kern w:val="2"/>
-              <w:sz w:val="32"/>
-              <w:szCs w:val="32"/>
               <w:lang w:bidi="si-LK"/>
               <w14:ligatures w14:val="standardContextual"/>
             </w:rPr>
           </w:pPr>
-          <w:hyperlink w:anchor="_Toc196872921" w:history="1">
+          <w:hyperlink w:anchor="_Toc196989293" w:history="1">
             <w:r>
               <w:rPr>
                 <w:rStyle w:val="Hyperlink"/>
-                <w:noProof/>
-                <w:sz w:val="28"/>
-                <w:szCs w:val="28"/>
               </w:rPr>
-              <w:t>TESTING PHASE</w:t>
+              <w:t>EXPLORING DIAGRAMS</w:t>
             </w:r>
             <w:r>
               <w:rPr>
-                <w:noProof/>
                 <w:webHidden/>
-                <w:sz w:val="28"/>
-                <w:szCs w:val="28"/>
               </w:rPr>
               <w:tab/>
             </w:r>
             <w:r>
               <w:rPr>
-                <w:noProof/>
                 <w:webHidden/>
-                <w:sz w:val="28"/>
-                <w:szCs w:val="28"/>
               </w:rPr>
               <w:fldChar w:fldCharType="begin"/>
             </w:r>
             <w:r>
               <w:rPr>
-                <w:noProof/>
                 <w:webHidden/>
-                <w:sz w:val="28"/>
-                <w:szCs w:val="28"/>
               </w:rPr>
-              <w:instrText xml:space="preserve"> PAGEREF _Toc196872921 \h </w:instrText>
+              <w:instrText xml:space="preserve"> PAGEREF _Toc196989293 \h </w:instrText>
             </w:r>
             <w:r>
               <w:rPr>
-                <w:noProof/>
                 <w:webHidden/>
-                <w:sz w:val="28"/>
-                <w:szCs w:val="28"/>
               </w:rPr>
             </w:r>
             <w:r>
               <w:rPr>
-                <w:noProof/>
                 <w:webHidden/>
-                <w:sz w:val="28"/>
-                <w:szCs w:val="28"/>
               </w:rPr>
               <w:fldChar w:fldCharType="separate"/>
             </w:r>
             <w:r>
               <w:rPr>
-                <w:noProof/>
                 <w:webHidden/>
-                <w:sz w:val="28"/>
-                <w:szCs w:val="28"/>
               </w:rPr>
-              <w:t>16</w:t>
+              <w:t>5</w:t>
             </w:r>
             <w:r>
               <w:rPr>
-                <w:noProof/>
                 <w:webHidden/>
-                <w:sz w:val="28"/>
-                <w:szCs w:val="28"/>
               </w:rPr>
               <w:fldChar w:fldCharType="end"/>
             </w:r>
@@ -1176,88 +1010,238 @@
         <w:p>
           <w:pPr>
             <w:pStyle w:val="TOC1"/>
-            <w:tabs>
-              <w:tab w:val="right" w:leader="dot" w:pos="9350"/>
-            </w:tabs>
             <w:rPr>
               <w:rFonts w:cstheme="minorBidi"/>
-              <w:noProof/>
               <w:kern w:val="2"/>
-              <w:sz w:val="32"/>
-              <w:szCs w:val="32"/>
               <w:lang w:bidi="si-LK"/>
               <w14:ligatures w14:val="standardContextual"/>
             </w:rPr>
           </w:pPr>
-          <w:hyperlink w:anchor="_Toc196872922" w:history="1">
+          <w:hyperlink w:anchor="_Toc196989294" w:history="1">
             <w:r>
               <w:rPr>
                 <w:rStyle w:val="Hyperlink"/>
-                <w:noProof/>
-                <w:sz w:val="28"/>
-                <w:szCs w:val="28"/>
+              </w:rPr>
+              <w:t>BUILDING DIAGRAMS</w:t>
+            </w:r>
+            <w:r>
+              <w:rPr>
+                <w:webHidden/>
+              </w:rPr>
+              <w:tab/>
+            </w:r>
+            <w:r>
+              <w:rPr>
+                <w:webHidden/>
+              </w:rPr>
+              <w:fldChar w:fldCharType="begin"/>
+            </w:r>
+            <w:r>
+              <w:rPr>
+                <w:webHidden/>
+              </w:rPr>
+              <w:instrText xml:space="preserve"> PAGEREF _Toc196989294 \h </w:instrText>
+            </w:r>
+            <w:r>
+              <w:rPr>
+                <w:webHidden/>
+              </w:rPr>
+            </w:r>
+            <w:r>
+              <w:rPr>
+                <w:webHidden/>
+              </w:rPr>
+              <w:fldChar w:fldCharType="separate"/>
+            </w:r>
+            <w:r>
+              <w:rPr>
+                <w:webHidden/>
+              </w:rPr>
+              <w:t>8</w:t>
+            </w:r>
+            <w:r>
+              <w:rPr>
+                <w:webHidden/>
+              </w:rPr>
+              <w:fldChar w:fldCharType="end"/>
+            </w:r>
+          </w:hyperlink>
+        </w:p>
+        <w:p>
+          <w:pPr>
+            <w:pStyle w:val="TOC1"/>
+            <w:rPr>
+              <w:rFonts w:cstheme="minorBidi"/>
+              <w:kern w:val="2"/>
+              <w:lang w:bidi="si-LK"/>
+              <w14:ligatures w14:val="standardContextual"/>
+            </w:rPr>
+          </w:pPr>
+          <w:hyperlink w:anchor="_Toc196989295" w:history="1">
+            <w:r>
+              <w:rPr>
+                <w:rStyle w:val="Hyperlink"/>
+              </w:rPr>
+              <w:t>CREATION OF DATABASE</w:t>
+            </w:r>
+            <w:r>
+              <w:rPr>
+                <w:webHidden/>
+              </w:rPr>
+              <w:tab/>
+            </w:r>
+            <w:r>
+              <w:rPr>
+                <w:webHidden/>
+              </w:rPr>
+              <w:fldChar w:fldCharType="begin"/>
+            </w:r>
+            <w:r>
+              <w:rPr>
+                <w:webHidden/>
+              </w:rPr>
+              <w:instrText xml:space="preserve"> PAGEREF _Toc196989295 \h </w:instrText>
+            </w:r>
+            <w:r>
+              <w:rPr>
+                <w:webHidden/>
+              </w:rPr>
+            </w:r>
+            <w:r>
+              <w:rPr>
+                <w:webHidden/>
+              </w:rPr>
+              <w:fldChar w:fldCharType="separate"/>
+            </w:r>
+            <w:r>
+              <w:rPr>
+                <w:webHidden/>
+              </w:rPr>
+              <w:t>9</w:t>
+            </w:r>
+            <w:r>
+              <w:rPr>
+                <w:webHidden/>
+              </w:rPr>
+              <w:fldChar w:fldCharType="end"/>
+            </w:r>
+          </w:hyperlink>
+        </w:p>
+        <w:p>
+          <w:pPr>
+            <w:pStyle w:val="TOC1"/>
+            <w:rPr>
+              <w:rFonts w:cstheme="minorBidi"/>
+              <w:kern w:val="2"/>
+              <w:lang w:bidi="si-LK"/>
+              <w14:ligatures w14:val="standardContextual"/>
+            </w:rPr>
+          </w:pPr>
+          <w:hyperlink w:anchor="_Toc196989296" w:history="1">
+            <w:r>
+              <w:rPr>
+                <w:rStyle w:val="Hyperlink"/>
+              </w:rPr>
+              <w:t>TESTING PHASE</w:t>
+            </w:r>
+            <w:r>
+              <w:rPr>
+                <w:webHidden/>
+              </w:rPr>
+              <w:tab/>
+            </w:r>
+            <w:r>
+              <w:rPr>
+                <w:webHidden/>
+              </w:rPr>
+              <w:fldChar w:fldCharType="begin"/>
+            </w:r>
+            <w:r>
+              <w:rPr>
+                <w:webHidden/>
+              </w:rPr>
+              <w:instrText xml:space="preserve"> PAGEREF _Toc196989296 \h </w:instrText>
+            </w:r>
+            <w:r>
+              <w:rPr>
+                <w:webHidden/>
+              </w:rPr>
+            </w:r>
+            <w:r>
+              <w:rPr>
+                <w:webHidden/>
+              </w:rPr>
+              <w:fldChar w:fldCharType="separate"/>
+            </w:r>
+            <w:r>
+              <w:rPr>
+                <w:webHidden/>
+              </w:rPr>
+              <w:t>16</w:t>
+            </w:r>
+            <w:r>
+              <w:rPr>
+                <w:webHidden/>
+              </w:rPr>
+              <w:fldChar w:fldCharType="end"/>
+            </w:r>
+          </w:hyperlink>
+        </w:p>
+        <w:p>
+          <w:pPr>
+            <w:pStyle w:val="TOC1"/>
+            <w:rPr>
+              <w:rFonts w:cstheme="minorBidi"/>
+              <w:kern w:val="2"/>
+              <w:lang w:bidi="si-LK"/>
+              <w14:ligatures w14:val="standardContextual"/>
+            </w:rPr>
+          </w:pPr>
+          <w:hyperlink w:anchor="_Toc196989297" w:history="1">
+            <w:r>
+              <w:rPr>
+                <w:rStyle w:val="Hyperlink"/>
               </w:rPr>
               <w:t>CONTRIBUTIONS</w:t>
             </w:r>
             <w:r>
               <w:rPr>
-                <w:noProof/>
                 <w:webHidden/>
-                <w:sz w:val="28"/>
-                <w:szCs w:val="28"/>
               </w:rPr>
               <w:tab/>
             </w:r>
             <w:r>
               <w:rPr>
-                <w:noProof/>
                 <w:webHidden/>
-                <w:sz w:val="28"/>
-                <w:szCs w:val="28"/>
               </w:rPr>
               <w:fldChar w:fldCharType="begin"/>
             </w:r>
             <w:r>
               <w:rPr>
-                <w:noProof/>
                 <w:webHidden/>
-                <w:sz w:val="28"/>
-                <w:szCs w:val="28"/>
               </w:rPr>
-              <w:instrText xml:space="preserve"> PAGEREF _Toc196872922 \h </w:instrText>
+              <w:instrText xml:space="preserve"> PAGEREF _Toc196989297 \h </w:instrText>
             </w:r>
             <w:r>
               <w:rPr>
-                <w:noProof/>
                 <w:webHidden/>
-                <w:sz w:val="28"/>
-                <w:szCs w:val="28"/>
               </w:rPr>
             </w:r>
             <w:r>
               <w:rPr>
-                <w:noProof/>
                 <w:webHidden/>
-                <w:sz w:val="28"/>
-                <w:szCs w:val="28"/>
               </w:rPr>
               <w:fldChar w:fldCharType="separate"/>
             </w:r>
             <w:r>
               <w:rPr>
-                <w:noProof/>
                 <w:webHidden/>
-                <w:sz w:val="28"/>
-                <w:szCs w:val="28"/>
               </w:rPr>
               <w:t>24</w:t>
             </w:r>
             <w:r>
               <w:rPr>
-                <w:noProof/>
                 <w:webHidden/>
-                <w:sz w:val="28"/>
-                <w:szCs w:val="28"/>
               </w:rPr>
               <w:fldChar w:fldCharType="end"/>
             </w:r>
@@ -1269,8 +1253,8 @@
               <w:b/>
               <w:bCs/>
               <w:noProof/>
-              <w:sz w:val="32"/>
-              <w:szCs w:val="32"/>
+              <w:sz w:val="36"/>
+              <w:szCs w:val="36"/>
             </w:rPr>
             <w:fldChar w:fldCharType="end"/>
           </w:r>
@@ -1294,8 +1278,9 @@
       <w:pPr>
         <w:pStyle w:val="Heading1"/>
       </w:pPr>
-      <w:bookmarkStart w:id="1" w:name="_Toc196872914"/>
-      <w:r>
+      <w:bookmarkStart w:id="1" w:name="_Toc196989288"/>
+      <w:r>
+        <w:lastRenderedPageBreak/>
         <w:t>NEED OF A SOLUTION</w:t>
       </w:r>
       <w:bookmarkEnd w:id="1"/>
@@ -1312,23 +1297,7 @@
           <w:sz w:val="28"/>
           <w:szCs w:val="28"/>
         </w:rPr>
-        <w:t xml:space="preserve">In today’s digital world, having an online presence is essential for business growth. While the shop currently relies on physical sales, the lack of an e-commerce platform limits its customer reach and efficiency. The Online Fashion Store Management System aims to bridge this gap by providing a seamless online shopping experience. Customers will be able to browse products, place orders, and make secure payments from anywhere, while the business can streamline inventory management and order processing. By integrating key features such as a shopping cart, </w:t>
-      </w:r>
-      <w:proofErr w:type="spellStart"/>
-      <w:r>
-        <w:rPr>
-          <w:sz w:val="28"/>
-          <w:szCs w:val="28"/>
-        </w:rPr>
-        <w:t>wishlist</w:t>
-      </w:r>
-      <w:proofErr w:type="spellEnd"/>
-      <w:r>
-        <w:rPr>
-          <w:sz w:val="28"/>
-          <w:szCs w:val="28"/>
-        </w:rPr>
-        <w:t>, order tracking, and multiple payment options, this system will enhance convenience for both customers and administrators, ensuring a smooth and efficient shopping experience.</w:t>
+        <w:t>In today’s digital world, having an online presence is essential for business growth. While the shop currently relies on physical sales, the lack of an e-commerce platform limits its customer reach and efficiency. The Online Fashion Store Management System aims to bridge this gap by providing a seamless online shopping experience. Customers will be able to browse products, place orders, and make secure payments from anywhere, while the business can streamline inventory management and order processing. By integrating key features such as a shopping cart, wishlist, order tracking, and multiple payment options, this system will enhance convenience for both customers and administrators, ensuring a smooth and efficient shopping experience.</w:t>
       </w:r>
     </w:p>
     <w:p>
@@ -1347,7 +1316,7 @@
           <w:szCs w:val="36"/>
         </w:rPr>
       </w:pPr>
-      <w:bookmarkStart w:id="2" w:name="_Toc196872915"/>
+      <w:bookmarkStart w:id="2" w:name="_Toc196989289"/>
       <w:r>
         <w:rPr>
           <w:sz w:val="36"/>
@@ -1523,12 +1492,13 @@
           <w:szCs w:val="36"/>
         </w:rPr>
       </w:pPr>
-      <w:bookmarkStart w:id="3" w:name="_Toc196872916"/>
+      <w:bookmarkStart w:id="3" w:name="_Toc196989290"/>
       <w:r>
         <w:rPr>
           <w:sz w:val="36"/>
           <w:szCs w:val="36"/>
         </w:rPr>
+        <w:lastRenderedPageBreak/>
         <w:t>How an optimized database helps</w:t>
       </w:r>
       <w:bookmarkEnd w:id="3"/>
@@ -1606,16 +1576,8 @@
         <w:rPr>
           <w:sz w:val="28"/>
         </w:rPr>
-        <w:t xml:space="preserve">To help customers find products easily with search and filters, while enabling reviews and ratings to enhance trust and </w:t>
-      </w:r>
-      <w:proofErr w:type="gramStart"/>
-      <w:r>
-        <w:rPr>
-          <w:sz w:val="28"/>
-        </w:rPr>
-        <w:t>engagement..</w:t>
-      </w:r>
-      <w:proofErr w:type="gramEnd"/>
+        <w:t>To help customers find products easily with search and filters, while enabling reviews and ratings to enhance trust and engagement..</w:t>
+      </w:r>
     </w:p>
     <w:p>
       <w:pPr>
@@ -1644,7 +1606,7 @@
           <w:szCs w:val="36"/>
         </w:rPr>
       </w:pPr>
-      <w:bookmarkStart w:id="4" w:name="_Toc196872917"/>
+      <w:bookmarkStart w:id="4" w:name="_Toc196989291"/>
       <w:r>
         <w:rPr>
           <w:sz w:val="36"/>
@@ -1860,21 +1822,7 @@
         <w:rPr>
           <w:sz w:val="28"/>
         </w:rPr>
-        <w:t xml:space="preserve">Allow guest checkout for users who </w:t>
-      </w:r>
-      <w:proofErr w:type="gramStart"/>
-      <w:r>
-        <w:rPr>
-          <w:sz w:val="28"/>
-        </w:rPr>
-        <w:t>don’t</w:t>
-      </w:r>
-      <w:proofErr w:type="gramEnd"/>
-      <w:r>
-        <w:rPr>
-          <w:sz w:val="28"/>
-        </w:rPr>
-        <w:t xml:space="preserve"> want to register.</w:t>
+        <w:t>Allow guest checkout for users who don’t want to register.</w:t>
       </w:r>
     </w:p>
     <w:p>
@@ -2064,6 +2012,7 @@
         <w:rPr>
           <w:sz w:val="28"/>
         </w:rPr>
+        <w:lastRenderedPageBreak/>
         <w:t>Responsive &amp; Mobile-Friendly Design:</w:t>
       </w:r>
     </w:p>
@@ -2117,63 +2066,13 @@
     </w:p>
     <w:p>
       <w:pPr>
-        <w:pStyle w:val="ListParagraph"/>
-        <w:spacing w:after="0" w:line="276" w:lineRule="auto"/>
-        <w:ind w:left="1080"/>
-        <w:rPr>
-          <w:sz w:val="28"/>
-        </w:rPr>
-      </w:pPr>
-    </w:p>
-    <w:p>
-      <w:pPr>
-        <w:pStyle w:val="ListParagraph"/>
-        <w:spacing w:after="0" w:line="276" w:lineRule="auto"/>
-        <w:ind w:left="1080"/>
-        <w:rPr>
-          <w:sz w:val="28"/>
-        </w:rPr>
-      </w:pPr>
-    </w:p>
-    <w:p>
-      <w:pPr>
-        <w:pStyle w:val="ListParagraph"/>
-        <w:spacing w:after="0" w:line="276" w:lineRule="auto"/>
-        <w:ind w:left="1080"/>
-        <w:rPr>
-          <w:sz w:val="28"/>
-        </w:rPr>
-      </w:pPr>
-    </w:p>
-    <w:p>
-      <w:pPr>
-        <w:pStyle w:val="ListParagraph"/>
-        <w:spacing w:after="0" w:line="276" w:lineRule="auto"/>
-        <w:ind w:left="1080"/>
-        <w:rPr>
-          <w:sz w:val="28"/>
-        </w:rPr>
-      </w:pPr>
-    </w:p>
-    <w:p>
-      <w:pPr>
-        <w:pStyle w:val="ListParagraph"/>
-        <w:spacing w:after="0" w:line="276" w:lineRule="auto"/>
-        <w:ind w:left="1080"/>
-        <w:rPr>
-          <w:sz w:val="28"/>
-        </w:rPr>
-      </w:pPr>
-    </w:p>
-    <w:p>
-      <w:pPr>
         <w:pStyle w:val="Heading2"/>
         <w:rPr>
           <w:sz w:val="36"/>
           <w:szCs w:val="36"/>
         </w:rPr>
       </w:pPr>
-      <w:bookmarkStart w:id="5" w:name="_Toc196872918"/>
+      <w:bookmarkStart w:id="5" w:name="_Toc196989292"/>
       <w:r>
         <w:rPr>
           <w:sz w:val="36"/>
@@ -2183,7 +2082,6 @@
       </w:r>
       <w:bookmarkEnd w:id="5"/>
     </w:p>
-    <w:p/>
     <w:p>
       <w:pPr>
         <w:spacing w:after="120"/>
@@ -2440,10 +2338,11 @@
         <w:t xml:space="preserve"> A list where customers save items of interest for future purchases.</w:t>
       </w:r>
     </w:p>
-    <w:p/>
-    <w:p/>
-    <w:p/>
-    <w:p/>
+    <w:p>
+      <w:r>
+        <w:br w:type="page"/>
+      </w:r>
+    </w:p>
     <w:p>
       <w:pPr>
         <w:sectPr>
@@ -2453,6 +2352,7 @@
           <w:pgMar w:top="1440" w:right="1440" w:bottom="1440" w:left="1440" w:header="720" w:footer="720" w:gutter="0"/>
           <w:pgNumType w:start="0"/>
           <w:cols w:space="720"/>
+          <w:titlePg/>
           <w:docGrid w:linePitch="360"/>
         </w:sectPr>
       </w:pPr>
@@ -2465,10 +2365,192 @@
           <w:sz w:val="52"/>
           <w:szCs w:val="52"/>
         </w:rPr>
+        <w:lastRenderedPageBreak/>
         <mc:AlternateContent>
           <mc:Choice Requires="wps">
             <w:drawing>
-              <wp:anchor distT="0" distB="0" distL="114300" distR="114300" simplePos="0" relativeHeight="251660288" behindDoc="0" locked="0" layoutInCell="1" allowOverlap="1" wp14:anchorId="5ED9115C" wp14:editId="6E21C49F">
+              <wp:anchor distT="0" distB="0" distL="114300" distR="114300" simplePos="0" relativeHeight="251685888" behindDoc="0" locked="0" layoutInCell="1" allowOverlap="1" wp14:anchorId="20F99719" wp14:editId="55C4014F">
+                <wp:simplePos x="0" y="0"/>
+                <wp:positionH relativeFrom="margin">
+                  <wp:align>left</wp:align>
+                </wp:positionH>
+                <wp:positionV relativeFrom="paragraph">
+                  <wp:posOffset>-462528</wp:posOffset>
+                </wp:positionV>
+                <wp:extent cx="3776353" cy="451262"/>
+                <wp:effectExtent l="0" t="0" r="0" b="6350"/>
+                <wp:wrapNone/>
+                <wp:docPr id="1847232727" name="Text Box 14"/>
+                <wp:cNvGraphicFramePr/>
+                <a:graphic xmlns:a="http://schemas.openxmlformats.org/drawingml/2006/main">
+                  <a:graphicData uri="http://schemas.microsoft.com/office/word/2010/wordprocessingShape">
+                    <wps:wsp>
+                      <wps:cNvSpPr txBox="1"/>
+                      <wps:spPr>
+                        <a:xfrm>
+                          <a:off x="0" y="0"/>
+                          <a:ext cx="3776353" cy="451262"/>
+                        </a:xfrm>
+                        <a:prstGeom prst="rect">
+                          <a:avLst/>
+                        </a:prstGeom>
+                        <a:noFill/>
+                        <a:ln w="6350">
+                          <a:noFill/>
+                        </a:ln>
+                      </wps:spPr>
+                      <wps:txbx>
+                        <w:txbxContent>
+                          <w:p>
+                            <w:pPr>
+                              <w:pStyle w:val="Heading1"/>
+                              <w:spacing w:before="0"/>
+                              <w:rPr>
+                                <w:u w:val="single"/>
+                              </w:rPr>
+                            </w:pPr>
+                            <w:bookmarkStart w:id="6" w:name="_Toc196989293"/>
+                            <w:r>
+                              <w:rPr>
+                                <w:u w:val="single"/>
+                              </w:rPr>
+                              <w:t>EXPLORING DIAGRAMS</w:t>
+                            </w:r>
+                            <w:bookmarkEnd w:id="6"/>
+                          </w:p>
+                        </w:txbxContent>
+                      </wps:txbx>
+                      <wps:bodyPr rot="0" spcFirstLastPara="0" vertOverflow="overflow" horzOverflow="overflow" vert="horz" wrap="square" lIns="91440" tIns="45720" rIns="91440" bIns="45720" numCol="1" spcCol="0" rtlCol="0" fromWordArt="0" anchor="t" anchorCtr="0" forceAA="0" compatLnSpc="1">
+                        <a:prstTxWarp prst="textNoShape">
+                          <a:avLst/>
+                        </a:prstTxWarp>
+                        <a:noAutofit/>
+                      </wps:bodyPr>
+                    </wps:wsp>
+                  </a:graphicData>
+                </a:graphic>
+                <wp14:sizeRelH relativeFrom="margin">
+                  <wp14:pctWidth>0</wp14:pctWidth>
+                </wp14:sizeRelH>
+                <wp14:sizeRelV relativeFrom="margin">
+                  <wp14:pctHeight>0</wp14:pctHeight>
+                </wp14:sizeRelV>
+              </wp:anchor>
+            </w:drawing>
+          </mc:Choice>
+          <mc:Fallback>
+            <w:pict>
+              <v:shapetype w14:anchorId="20F99719" id="_x0000_t202" coordsize="21600,21600" o:spt="202" path="m,l,21600r21600,l21600,xe">
+                <v:stroke joinstyle="miter"/>
+                <v:path gradientshapeok="t" o:connecttype="rect"/>
+              </v:shapetype>
+              <v:shape id="Text Box 14" o:spid="_x0000_s1026" type="#_x0000_t202" style="position:absolute;margin-left:0;margin-top:-36.4pt;width:297.35pt;height:35.55pt;z-index:251685888;visibility:visible;mso-wrap-style:square;mso-width-percent:0;mso-height-percent:0;mso-wrap-distance-left:9pt;mso-wrap-distance-top:0;mso-wrap-distance-right:9pt;mso-wrap-distance-bottom:0;mso-position-horizontal:left;mso-position-horizontal-relative:margin;mso-position-vertical:absolute;mso-position-vertical-relative:text;mso-width-percent:0;mso-height-percent:0;mso-width-relative:margin;mso-height-relative:margin;v-text-anchor:top" o:gfxdata="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" filled="f" stroked="f" strokeweight=".5pt">
+                <v:textbox>
+                  <w:txbxContent>
+                    <w:p>
+                      <w:pPr>
+                        <w:pStyle w:val="Heading1"/>
+                        <w:spacing w:before="0"/>
+                        <w:rPr>
+                          <w:u w:val="single"/>
+                        </w:rPr>
+                      </w:pPr>
+                      <w:bookmarkStart w:id="7" w:name="_Toc196989293"/>
+                      <w:r>
+                        <w:rPr>
+                          <w:u w:val="single"/>
+                        </w:rPr>
+                        <w:t>EXPLORING DIAGRAMS</w:t>
+                      </w:r>
+                      <w:bookmarkEnd w:id="7"/>
+                    </w:p>
+                  </w:txbxContent>
+                </v:textbox>
+                <w10:wrap anchorx="margin"/>
+              </v:shape>
+            </w:pict>
+          </mc:Fallback>
+        </mc:AlternateContent>
+      </w:r>
+      <w:r>
+        <w:rPr>
+          <w:rFonts w:cstheme="minorHAnsi"/>
+          <w:noProof/>
+          <w:sz w:val="52"/>
+          <w:szCs w:val="52"/>
+        </w:rPr>
+        <w:drawing>
+          <wp:anchor distT="0" distB="0" distL="114300" distR="114300" simplePos="0" relativeHeight="251659264" behindDoc="0" locked="0" layoutInCell="1" allowOverlap="1" wp14:anchorId="24B0FDC0" wp14:editId="3F8317C9">
+            <wp:simplePos x="0" y="0"/>
+            <wp:positionH relativeFrom="margin">
+              <wp:align>center</wp:align>
+            </wp:positionH>
+            <wp:positionV relativeFrom="paragraph">
+              <wp:posOffset>38521</wp:posOffset>
+            </wp:positionV>
+            <wp:extent cx="9737725" cy="5499100"/>
+            <wp:effectExtent l="38100" t="38100" r="34925" b="44450"/>
+            <wp:wrapTopAndBottom/>
+            <wp:docPr id="1845646636" name="Picture 2"/>
+            <wp:cNvGraphicFramePr>
+              <a:graphicFrameLocks xmlns:a="http://schemas.openxmlformats.org/drawingml/2006/main" noChangeAspect="1"/>
+            </wp:cNvGraphicFramePr>
+            <a:graphic xmlns:a="http://schemas.openxmlformats.org/drawingml/2006/main">
+              <a:graphicData uri="http://schemas.openxmlformats.org/drawingml/2006/picture">
+                <pic:pic xmlns:pic="http://schemas.openxmlformats.org/drawingml/2006/picture">
+                  <pic:nvPicPr>
+                    <pic:cNvPr id="1845646636" name="Picture 1845646636"/>
+                    <pic:cNvPicPr/>
+                  </pic:nvPicPr>
+                  <pic:blipFill>
+                    <a:blip r:embed="rId10">
+                      <a:extLst>
+                        <a:ext uri="{28A0092B-C50C-407E-A947-70E740481C1C}">
+                          <a14:useLocalDpi xmlns:a14="http://schemas.microsoft.com/office/drawing/2010/main" val="0"/>
+                        </a:ext>
+                      </a:extLst>
+                    </a:blip>
+                    <a:stretch>
+                      <a:fillRect/>
+                    </a:stretch>
+                  </pic:blipFill>
+                  <pic:spPr>
+                    <a:xfrm>
+                      <a:off x="0" y="0"/>
+                      <a:ext cx="9737725" cy="5499100"/>
+                    </a:xfrm>
+                    <a:prstGeom prst="rect">
+                      <a:avLst/>
+                    </a:prstGeom>
+                    <a:ln w="28575">
+                      <a:solidFill>
+                        <a:schemeClr val="accent1"/>
+                      </a:solidFill>
+                    </a:ln>
+                  </pic:spPr>
+                </pic:pic>
+              </a:graphicData>
+            </a:graphic>
+            <wp14:sizeRelH relativeFrom="margin">
+              <wp14:pctWidth>0</wp14:pctWidth>
+            </wp14:sizeRelH>
+            <wp14:sizeRelV relativeFrom="margin">
+              <wp14:pctHeight>0</wp14:pctHeight>
+            </wp14:sizeRelV>
+          </wp:anchor>
+        </w:drawing>
+      </w:r>
+      <w:r>
+        <w:rPr>
+          <w:rFonts w:cstheme="minorHAnsi"/>
+          <w:noProof/>
+          <w:sz w:val="52"/>
+          <w:szCs w:val="52"/>
+        </w:rPr>
+        <mc:AlternateContent>
+          <mc:Choice Requires="wps">
+            <w:drawing>
+              <wp:anchor distT="0" distB="0" distL="114300" distR="114300" simplePos="0" relativeHeight="251660288" behindDoc="0" locked="0" layoutInCell="1" allowOverlap="1" wp14:anchorId="5ED9115C" wp14:editId="23344BEB">
                 <wp:simplePos x="0" y="0"/>
                 <wp:positionH relativeFrom="column">
                   <wp:posOffset>-583277</wp:posOffset>
@@ -2577,7 +2659,7 @@
           </mc:Choice>
           <mc:Fallback>
             <w:pict>
-              <v:rect w14:anchorId="5ED9115C" id="Rectangle 1" o:spid="_x0000_s1026" style="position:absolute;margin-left:-45.95pt;margin-top:42.05pt;width:171.45pt;height:58.55pt;z-index:251660288;visibility:visible;mso-wrap-style:square;mso-width-percent:0;mso-height-percent:0;mso-wrap-distance-left:9pt;mso-wrap-distance-top:0;mso-wrap-distance-right:9pt;mso-wrap-distance-bottom:0;mso-position-horizontal:absolute;mso-position-horizontal-relative:text;mso-position-vertical:absolute;mso-position-vertical-relative:text;mso-width-percent:0;mso-height-percent:0;mso-width-relative:margin;mso-height-relative:margin;v-text-anchor:middle" o:gfxdata="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" filled="f" stroked="f" strokeweight="1pt">
+              <v:rect w14:anchorId="5ED9115C" id="Rectangle 1" o:spid="_x0000_s1027" style="position:absolute;margin-left:-45.95pt;margin-top:42.05pt;width:171.45pt;height:58.55pt;z-index:251660288;visibility:visible;mso-wrap-style:square;mso-width-percent:0;mso-height-percent:0;mso-wrap-distance-left:9pt;mso-wrap-distance-top:0;mso-wrap-distance-right:9pt;mso-wrap-distance-bottom:0;mso-position-horizontal:absolute;mso-position-horizontal-relative:text;mso-position-vertical:absolute;mso-position-vertical-relative:text;mso-width-percent:0;mso-height-percent:0;mso-width-relative:margin;mso-height-relative:margin;v-text-anchor:middle" o:gfxdata="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" filled="f" stroked="f" strokeweight="1pt">
                 <v:textbox>
                   <w:txbxContent>
                     <w:p>
@@ -2626,26 +2708,827 @@
           </mc:Fallback>
         </mc:AlternateContent>
       </w:r>
-      <w:r>
+    </w:p>
+    <w:p>
+      <w:pPr>
+        <w:pStyle w:val="Heading1"/>
+        <w:sectPr>
+          <w:pgSz w:w="15840" w:h="12240" w:orient="landscape"/>
+          <w:pgMar w:top="1440" w:right="1440" w:bottom="1440" w:left="1440" w:header="720" w:footer="720" w:gutter="0"/>
+          <w:cols w:space="720"/>
+          <w:docGrid w:linePitch="360"/>
+        </w:sectPr>
+      </w:pPr>
+    </w:p>
+    <w:p>
+      <w:pPr>
+        <w:pStyle w:val="BodyText"/>
+        <w:spacing w:after="240"/>
+        <w:rPr>
+          <w:rFonts w:asciiTheme="minorHAnsi" w:hAnsiTheme="minorHAnsi" w:cstheme="minorHAnsi"/>
+          <w:sz w:val="40"/>
+          <w:szCs w:val="40"/>
+        </w:rPr>
+      </w:pPr>
+      <w:r>
+        <w:rPr>
+          <w:rFonts w:asciiTheme="minorHAnsi" w:hAnsiTheme="minorHAnsi" w:cstheme="minorHAnsi"/>
+          <w:sz w:val="40"/>
+          <w:szCs w:val="40"/>
+        </w:rPr>
+        <w:lastRenderedPageBreak/>
+        <w:t>Assumption:</w:t>
+      </w:r>
+    </w:p>
+    <w:p>
+      <w:pPr>
+        <w:pStyle w:val="BodyText"/>
+        <w:numPr>
+          <w:ilvl w:val="0"/>
+          <w:numId w:val="6"/>
+        </w:numPr>
+        <w:rPr>
+          <w:rFonts w:asciiTheme="minorHAnsi" w:hAnsiTheme="minorHAnsi" w:cstheme="minorHAnsi"/>
+          <w:sz w:val="32"/>
+          <w:szCs w:val="32"/>
+        </w:rPr>
+      </w:pPr>
+      <w:r>
+        <w:rPr>
+          <w:rFonts w:asciiTheme="minorHAnsi" w:hAnsiTheme="minorHAnsi" w:cstheme="minorHAnsi"/>
+          <w:sz w:val="32"/>
+          <w:szCs w:val="32"/>
+        </w:rPr>
+        <w:t>Customer needs to log the system in order to place the order.</w:t>
+      </w:r>
+    </w:p>
+    <w:p>
+      <w:pPr>
+        <w:pStyle w:val="BodyText"/>
+        <w:numPr>
+          <w:ilvl w:val="0"/>
+          <w:numId w:val="6"/>
+        </w:numPr>
+        <w:rPr>
+          <w:rFonts w:asciiTheme="minorHAnsi" w:hAnsiTheme="minorHAnsi" w:cstheme="minorHAnsi"/>
+          <w:sz w:val="32"/>
+          <w:szCs w:val="32"/>
+        </w:rPr>
+      </w:pPr>
+      <w:r>
+        <w:rPr>
+          <w:rFonts w:asciiTheme="minorHAnsi" w:hAnsiTheme="minorHAnsi" w:cstheme="minorHAnsi"/>
+          <w:sz w:val="32"/>
+          <w:szCs w:val="32"/>
+        </w:rPr>
+        <w:t xml:space="preserve">DELIVERY is necessary to place </w:t>
+      </w:r>
+      <w:proofErr w:type="spellStart"/>
+      <w:proofErr w:type="gramStart"/>
+      <w:r>
+        <w:rPr>
+          <w:rFonts w:asciiTheme="minorHAnsi" w:hAnsiTheme="minorHAnsi" w:cstheme="minorHAnsi"/>
+          <w:sz w:val="32"/>
+          <w:szCs w:val="32"/>
+        </w:rPr>
+        <w:t>a</w:t>
+      </w:r>
+      <w:proofErr w:type="spellEnd"/>
+      <w:proofErr w:type="gramEnd"/>
+      <w:r>
+        <w:rPr>
+          <w:rFonts w:asciiTheme="minorHAnsi" w:hAnsiTheme="minorHAnsi" w:cstheme="minorHAnsi"/>
+          <w:sz w:val="32"/>
+          <w:szCs w:val="32"/>
+        </w:rPr>
+        <w:t xml:space="preserve"> ORDER and </w:t>
+      </w:r>
+      <w:proofErr w:type="spellStart"/>
+      <w:proofErr w:type="gramStart"/>
+      <w:r>
+        <w:rPr>
+          <w:rFonts w:asciiTheme="minorHAnsi" w:hAnsiTheme="minorHAnsi" w:cstheme="minorHAnsi"/>
+          <w:sz w:val="32"/>
+          <w:szCs w:val="32"/>
+        </w:rPr>
+        <w:t>a</w:t>
+      </w:r>
+      <w:proofErr w:type="spellEnd"/>
+      <w:proofErr w:type="gramEnd"/>
+      <w:r>
+        <w:rPr>
+          <w:rFonts w:asciiTheme="minorHAnsi" w:hAnsiTheme="minorHAnsi" w:cstheme="minorHAnsi"/>
+          <w:sz w:val="32"/>
+          <w:szCs w:val="32"/>
+        </w:rPr>
+        <w:t xml:space="preserve"> ORDER can have only one DELIVERY and vice versa.</w:t>
+      </w:r>
+    </w:p>
+    <w:p>
+      <w:pPr>
+        <w:pStyle w:val="BodyText"/>
+        <w:ind w:left="846"/>
+        <w:rPr>
+          <w:rFonts w:asciiTheme="minorHAnsi" w:hAnsiTheme="minorHAnsi" w:cstheme="minorHAnsi"/>
+          <w:sz w:val="40"/>
+          <w:szCs w:val="40"/>
+        </w:rPr>
+      </w:pPr>
+    </w:p>
+    <w:p>
+      <w:pPr>
+        <w:rPr>
+          <w:rFonts w:ascii="Arial" w:eastAsia="Arial" w:hAnsi="Arial" w:cs="Arial"/>
+          <w:bCs/>
+          <w:color w:val="252525"/>
+          <w:sz w:val="40"/>
+          <w:szCs w:val="40"/>
+        </w:rPr>
+      </w:pPr>
+      <w:r>
+        <w:rPr>
+          <w:rFonts w:ascii="Arial" w:eastAsia="Arial" w:hAnsi="Arial" w:cs="Arial"/>
+          <w:bCs/>
+          <w:color w:val="252525"/>
+          <w:sz w:val="40"/>
+          <w:szCs w:val="40"/>
+        </w:rPr>
+        <w:t>Tools Used:</w:t>
+      </w:r>
+    </w:p>
+    <w:p>
+      <w:pPr>
+        <w:pStyle w:val="ListParagraph"/>
+        <w:widowControl w:val="0"/>
+        <w:numPr>
+          <w:ilvl w:val="0"/>
+          <w:numId w:val="6"/>
+        </w:numPr>
+        <w:autoSpaceDE w:val="0"/>
+        <w:autoSpaceDN w:val="0"/>
+        <w:spacing w:after="0" w:line="240" w:lineRule="auto"/>
+        <w:rPr>
+          <w:sz w:val="28"/>
+          <w:szCs w:val="28"/>
+        </w:rPr>
+      </w:pPr>
+      <w:r>
+        <w:rPr>
+          <w:rFonts w:ascii="Arial" w:eastAsia="Arial" w:hAnsi="Arial" w:cs="Arial"/>
+          <w:color w:val="252525"/>
+          <w:sz w:val="28"/>
+          <w:szCs w:val="28"/>
+        </w:rPr>
+        <w:t xml:space="preserve">The Entity-Relationship (ER) diagram for this project was designed and drawn using Draw.io, an online diagramming tool. </w:t>
+      </w:r>
+      <w:hyperlink r:id="rId11" w:history="1">
+        <w:r>
+          <w:rPr>
+            <w:rStyle w:val="Hyperlink"/>
+            <w:rFonts w:ascii="Arial" w:eastAsia="Arial" w:hAnsi="Arial" w:cs="Arial"/>
+            <w:sz w:val="28"/>
+            <w:szCs w:val="28"/>
+          </w:rPr>
+          <w:t>https://app.diagrams.net/</w:t>
+        </w:r>
+      </w:hyperlink>
+      <w:r>
+        <w:rPr>
+          <w:rFonts w:ascii="Arial" w:eastAsia="Arial" w:hAnsi="Arial" w:cs="Arial"/>
+          <w:color w:val="252525"/>
+          <w:sz w:val="28"/>
+          <w:szCs w:val="28"/>
+        </w:rPr>
+        <w:t xml:space="preserve"> was selected for its ease of use, wide range of diagramming features, and support for ER modeling.</w:t>
+      </w:r>
+    </w:p>
+    <w:p>
+      <w:pPr>
+        <w:pStyle w:val="BodyText"/>
+        <w:rPr>
+          <w:rFonts w:asciiTheme="minorHAnsi" w:hAnsiTheme="minorHAnsi" w:cstheme="minorHAnsi"/>
+          <w:sz w:val="40"/>
+          <w:szCs w:val="40"/>
+        </w:rPr>
+      </w:pPr>
+    </w:p>
+    <w:p>
+      <w:pPr>
+        <w:pStyle w:val="BodyText"/>
+        <w:spacing w:after="240"/>
+        <w:rPr>
+          <w:rFonts w:asciiTheme="minorHAnsi" w:hAnsiTheme="minorHAnsi" w:cstheme="minorHAnsi"/>
+          <w:color w:val="002060"/>
+          <w:sz w:val="48"/>
+          <w:szCs w:val="48"/>
+        </w:rPr>
+      </w:pPr>
+      <w:r>
+        <w:rPr>
+          <w:rFonts w:asciiTheme="minorHAnsi" w:hAnsiTheme="minorHAnsi" w:cstheme="minorHAnsi"/>
+          <w:color w:val="002060"/>
+          <w:sz w:val="48"/>
+          <w:szCs w:val="48"/>
+        </w:rPr>
+        <w:t>Relations Explanation</w:t>
+      </w:r>
+    </w:p>
+    <w:p>
+      <w:pPr>
+        <w:spacing w:after="0"/>
+        <w:ind w:left="630"/>
         <w:rPr>
           <w:rFonts w:cstheme="minorHAnsi"/>
+          <w:sz w:val="36"/>
+          <w:szCs w:val="36"/>
+        </w:rPr>
+      </w:pPr>
+      <w:bookmarkStart w:id="8" w:name="_Hlk196780604"/>
+      <w:r>
+        <w:rPr>
+          <w:rFonts w:cstheme="minorHAnsi"/>
+          <w:color w:val="002060"/>
+          <w:sz w:val="36"/>
+          <w:szCs w:val="36"/>
+        </w:rPr>
+        <w:t>ADMIN - PRODUCT Relation</w:t>
+      </w:r>
+    </w:p>
+    <w:bookmarkEnd w:id="8"/>
+    <w:p>
+      <w:pPr>
+        <w:pStyle w:val="ListParagraph"/>
+        <w:numPr>
+          <w:ilvl w:val="0"/>
+          <w:numId w:val="7"/>
+        </w:numPr>
+        <w:rPr>
+          <w:rFonts w:cstheme="minorHAnsi"/>
+          <w:sz w:val="28"/>
+          <w:szCs w:val="28"/>
+        </w:rPr>
+      </w:pPr>
+      <w:r>
+        <w:rPr>
+          <w:rFonts w:cstheme="minorHAnsi"/>
+          <w:sz w:val="28"/>
+          <w:szCs w:val="28"/>
+        </w:rPr>
+        <w:t>One ADMIN can add many PRODUCTs and a PRODUCT can have only one  ADMIN.</w:t>
+      </w:r>
+    </w:p>
+    <w:p>
+      <w:pPr>
+        <w:pStyle w:val="ListParagraph"/>
+        <w:ind w:left="990"/>
+        <w:rPr>
+          <w:rFonts w:cstheme="minorHAnsi"/>
+          <w:sz w:val="28"/>
+          <w:szCs w:val="28"/>
+        </w:rPr>
+      </w:pPr>
+    </w:p>
+    <w:p>
+      <w:pPr>
+        <w:spacing w:after="0"/>
+        <w:ind w:left="630"/>
+        <w:rPr>
+          <w:rFonts w:cstheme="minorHAnsi"/>
+          <w:color w:val="002060"/>
+          <w:sz w:val="36"/>
+          <w:szCs w:val="36"/>
+        </w:rPr>
+      </w:pPr>
+      <w:r>
+        <w:rPr>
+          <w:rFonts w:cstheme="minorHAnsi"/>
+          <w:color w:val="002060"/>
+          <w:sz w:val="36"/>
+          <w:szCs w:val="36"/>
+        </w:rPr>
+        <w:t>CUSTOMER-CART Relation</w:t>
+      </w:r>
+    </w:p>
+    <w:p>
+      <w:pPr>
+        <w:pStyle w:val="ListParagraph"/>
+        <w:numPr>
+          <w:ilvl w:val="0"/>
+          <w:numId w:val="7"/>
+        </w:numPr>
+        <w:rPr>
+          <w:rFonts w:cstheme="minorHAnsi"/>
+          <w:sz w:val="28"/>
+          <w:szCs w:val="28"/>
+        </w:rPr>
+      </w:pPr>
+      <w:r>
+        <w:rPr>
+          <w:rFonts w:cstheme="minorHAnsi"/>
+          <w:sz w:val="28"/>
+          <w:szCs w:val="28"/>
+        </w:rPr>
+        <w:t xml:space="preserve"> One CUSTOMER can have many CARTs and a CART can have only one  CUSTOMER.</w:t>
+      </w:r>
+    </w:p>
+    <w:p>
+      <w:pPr>
+        <w:pStyle w:val="ListParagraph"/>
+        <w:ind w:left="990"/>
+        <w:rPr>
+          <w:rFonts w:cstheme="minorHAnsi"/>
+          <w:sz w:val="28"/>
+          <w:szCs w:val="28"/>
+        </w:rPr>
+      </w:pPr>
+    </w:p>
+    <w:p>
+      <w:pPr>
+        <w:spacing w:after="0"/>
+        <w:ind w:left="630"/>
+        <w:rPr>
+          <w:rFonts w:cstheme="minorHAnsi"/>
+          <w:color w:val="002060"/>
+          <w:sz w:val="36"/>
+          <w:szCs w:val="36"/>
+        </w:rPr>
+      </w:pPr>
+      <w:r>
+        <w:rPr>
+          <w:rFonts w:cstheme="minorHAnsi"/>
+          <w:color w:val="002060"/>
+          <w:sz w:val="36"/>
+          <w:szCs w:val="36"/>
+        </w:rPr>
+        <w:t>CUSTOMER-WISHLIST Relation</w:t>
+      </w:r>
+    </w:p>
+    <w:p>
+      <w:pPr>
+        <w:pStyle w:val="ListParagraph"/>
+        <w:numPr>
+          <w:ilvl w:val="0"/>
+          <w:numId w:val="7"/>
+        </w:numPr>
+        <w:rPr>
+          <w:rFonts w:cstheme="minorHAnsi"/>
+          <w:sz w:val="28"/>
+          <w:szCs w:val="28"/>
+        </w:rPr>
+      </w:pPr>
+      <w:r>
+        <w:rPr>
+          <w:rFonts w:cstheme="minorHAnsi"/>
+          <w:sz w:val="28"/>
+          <w:szCs w:val="28"/>
+        </w:rPr>
+        <w:t>One CUSTOMER can have one WISHLISTs and a WISHLIST can have only one  CUSTOMER.</w:t>
+      </w:r>
+    </w:p>
+    <w:p>
+      <w:pPr>
+        <w:pStyle w:val="ListParagraph"/>
+        <w:ind w:left="990"/>
+        <w:rPr>
+          <w:rFonts w:cstheme="minorHAnsi"/>
+          <w:sz w:val="28"/>
+          <w:szCs w:val="28"/>
+        </w:rPr>
+      </w:pPr>
+    </w:p>
+    <w:p>
+      <w:pPr>
+        <w:spacing w:after="0"/>
+        <w:ind w:left="630"/>
+        <w:rPr>
+          <w:rFonts w:cstheme="minorHAnsi"/>
+          <w:color w:val="002060"/>
+          <w:sz w:val="36"/>
+          <w:szCs w:val="36"/>
+        </w:rPr>
+      </w:pPr>
+      <w:r>
+        <w:rPr>
+          <w:rFonts w:cstheme="minorHAnsi"/>
+          <w:color w:val="002060"/>
+          <w:sz w:val="36"/>
+          <w:szCs w:val="36"/>
+        </w:rPr>
+        <w:t>CUSTOMER-MESSAGE Relation</w:t>
+      </w:r>
+    </w:p>
+    <w:p>
+      <w:pPr>
+        <w:pStyle w:val="ListParagraph"/>
+        <w:numPr>
+          <w:ilvl w:val="0"/>
+          <w:numId w:val="7"/>
+        </w:numPr>
+        <w:rPr>
+          <w:rFonts w:cstheme="minorHAnsi"/>
+          <w:sz w:val="28"/>
+          <w:szCs w:val="28"/>
+        </w:rPr>
+      </w:pPr>
+      <w:r>
+        <w:rPr>
+          <w:rFonts w:cstheme="minorHAnsi"/>
+          <w:sz w:val="28"/>
+          <w:szCs w:val="28"/>
+        </w:rPr>
+        <w:t>One CUSTOMER can send many MESSAGEs and a MESSAGE can have only      one  CUSTOMER.</w:t>
+      </w:r>
+    </w:p>
+    <w:p>
+      <w:pPr>
+        <w:pStyle w:val="ListParagraph"/>
+        <w:ind w:left="990"/>
+        <w:rPr>
+          <w:rFonts w:cstheme="minorHAnsi"/>
+          <w:sz w:val="28"/>
+          <w:szCs w:val="28"/>
+        </w:rPr>
+      </w:pPr>
+    </w:p>
+    <w:p>
+      <w:pPr>
+        <w:spacing w:after="0"/>
+        <w:ind w:left="630"/>
+        <w:rPr>
+          <w:rFonts w:cstheme="minorHAnsi"/>
+          <w:color w:val="002060"/>
+          <w:sz w:val="36"/>
+          <w:szCs w:val="36"/>
+        </w:rPr>
+      </w:pPr>
+      <w:r>
+        <w:rPr>
+          <w:rFonts w:cstheme="minorHAnsi"/>
+          <w:color w:val="002060"/>
+          <w:sz w:val="36"/>
+          <w:szCs w:val="36"/>
+        </w:rPr>
+        <w:t>PRODUCT-CART Relation</w:t>
+      </w:r>
+    </w:p>
+    <w:p>
+      <w:pPr>
+        <w:pStyle w:val="ListParagraph"/>
+        <w:numPr>
+          <w:ilvl w:val="0"/>
+          <w:numId w:val="7"/>
+        </w:numPr>
+        <w:rPr>
+          <w:rFonts w:cstheme="minorHAnsi"/>
+          <w:sz w:val="28"/>
+          <w:szCs w:val="28"/>
+        </w:rPr>
+      </w:pPr>
+      <w:r>
+        <w:rPr>
+          <w:rFonts w:cstheme="minorHAnsi"/>
+          <w:sz w:val="28"/>
+          <w:szCs w:val="28"/>
+        </w:rPr>
+        <w:t>One CART can add many PRODUCTs and a PRODUCT can have many  PRODUCTs.</w:t>
+      </w:r>
+    </w:p>
+    <w:p>
+      <w:pPr>
+        <w:pStyle w:val="ListParagraph"/>
+        <w:ind w:left="990"/>
+        <w:rPr>
+          <w:rFonts w:cstheme="minorHAnsi"/>
+          <w:sz w:val="28"/>
+          <w:szCs w:val="28"/>
+        </w:rPr>
+      </w:pPr>
+    </w:p>
+    <w:p>
+      <w:pPr>
+        <w:spacing w:after="0"/>
+        <w:ind w:firstLine="630"/>
+        <w:rPr>
+          <w:rFonts w:cstheme="minorHAnsi"/>
+          <w:color w:val="002060"/>
+          <w:sz w:val="36"/>
+          <w:szCs w:val="36"/>
+        </w:rPr>
+      </w:pPr>
+      <w:r>
+        <w:rPr>
+          <w:rFonts w:cstheme="minorHAnsi"/>
+          <w:color w:val="002060"/>
+          <w:sz w:val="36"/>
+          <w:szCs w:val="36"/>
+        </w:rPr>
+        <w:t>PRODUCT- WISHLIST Relation</w:t>
+      </w:r>
+    </w:p>
+    <w:p>
+      <w:pPr>
+        <w:pStyle w:val="ListParagraph"/>
+        <w:numPr>
+          <w:ilvl w:val="0"/>
+          <w:numId w:val="7"/>
+        </w:numPr>
+        <w:rPr>
+          <w:rFonts w:cstheme="minorHAnsi"/>
+          <w:sz w:val="28"/>
+          <w:szCs w:val="28"/>
+        </w:rPr>
+      </w:pPr>
+      <w:r>
+        <w:rPr>
+          <w:rFonts w:cstheme="minorHAnsi"/>
+          <w:sz w:val="28"/>
+          <w:szCs w:val="28"/>
+        </w:rPr>
+        <w:t>One WISHLIST can add many PRODUCTs and a PRODUCT can have many  WISHLISTs.</w:t>
+      </w:r>
+    </w:p>
+    <w:p>
+      <w:pPr>
+        <w:pStyle w:val="ListParagraph"/>
+        <w:ind w:left="990"/>
+        <w:rPr>
+          <w:rFonts w:cstheme="minorHAnsi"/>
+          <w:sz w:val="28"/>
+          <w:szCs w:val="28"/>
+        </w:rPr>
+      </w:pPr>
+    </w:p>
+    <w:p>
+      <w:pPr>
+        <w:spacing w:after="0"/>
+        <w:ind w:firstLine="630"/>
+        <w:rPr>
+          <w:rFonts w:cstheme="minorHAnsi"/>
+          <w:color w:val="002060"/>
+          <w:sz w:val="36"/>
+          <w:szCs w:val="36"/>
+        </w:rPr>
+      </w:pPr>
+      <w:r>
+        <w:rPr>
+          <w:rFonts w:cstheme="minorHAnsi"/>
+          <w:color w:val="002060"/>
+          <w:sz w:val="36"/>
+          <w:szCs w:val="36"/>
+        </w:rPr>
+        <w:t>CART -ORDER Relation</w:t>
+      </w:r>
+    </w:p>
+    <w:p>
+      <w:pPr>
+        <w:pStyle w:val="ListParagraph"/>
+        <w:numPr>
+          <w:ilvl w:val="0"/>
+          <w:numId w:val="7"/>
+        </w:numPr>
+        <w:rPr>
+          <w:rFonts w:cstheme="minorHAnsi"/>
+          <w:sz w:val="28"/>
+          <w:szCs w:val="28"/>
+        </w:rPr>
+      </w:pPr>
+      <w:r>
+        <w:rPr>
+          <w:rFonts w:cstheme="minorHAnsi"/>
+          <w:sz w:val="28"/>
+          <w:szCs w:val="28"/>
+        </w:rPr>
+        <w:t xml:space="preserve">One CART can </w:t>
+      </w:r>
+      <w:r>
+        <w:rPr>
+          <w:rFonts w:cstheme="minorHAnsi"/>
+          <w:sz w:val="28"/>
+          <w:szCs w:val="28"/>
+        </w:rPr>
+        <w:t>add</w:t>
+      </w:r>
+      <w:r>
+        <w:rPr>
+          <w:rFonts w:cstheme="minorHAnsi"/>
+          <w:sz w:val="28"/>
+          <w:szCs w:val="28"/>
+        </w:rPr>
+        <w:t xml:space="preserve">  </w:t>
+      </w:r>
+      <w:r>
+        <w:rPr>
+          <w:rFonts w:cstheme="minorHAnsi"/>
+          <w:sz w:val="28"/>
+          <w:szCs w:val="28"/>
+        </w:rPr>
+        <w:t>one</w:t>
+      </w:r>
+      <w:r>
+        <w:rPr>
+          <w:rFonts w:cstheme="minorHAnsi"/>
+          <w:sz w:val="28"/>
+          <w:szCs w:val="28"/>
+        </w:rPr>
+        <w:t xml:space="preserve"> ORDER and </w:t>
+      </w:r>
+      <w:proofErr w:type="spellStart"/>
+      <w:proofErr w:type="gramStart"/>
+      <w:r>
+        <w:rPr>
+          <w:rFonts w:cstheme="minorHAnsi"/>
+          <w:sz w:val="28"/>
+          <w:szCs w:val="28"/>
+        </w:rPr>
+        <w:t>a</w:t>
+      </w:r>
+      <w:proofErr w:type="spellEnd"/>
+      <w:proofErr w:type="gramEnd"/>
+      <w:r>
+        <w:rPr>
+          <w:rFonts w:cstheme="minorHAnsi"/>
+          <w:sz w:val="28"/>
+          <w:szCs w:val="28"/>
+        </w:rPr>
+        <w:t xml:space="preserve"> ORDER can have only one  </w:t>
+      </w:r>
+      <w:r>
+        <w:rPr>
+          <w:rFonts w:cstheme="minorHAnsi"/>
+          <w:sz w:val="28"/>
+          <w:szCs w:val="28"/>
+        </w:rPr>
+        <w:t>CART</w:t>
+      </w:r>
+      <w:r>
+        <w:rPr>
+          <w:rFonts w:cstheme="minorHAnsi"/>
+          <w:sz w:val="28"/>
+          <w:szCs w:val="28"/>
+        </w:rPr>
+        <w:t>.</w:t>
+      </w:r>
+    </w:p>
+    <w:p>
+      <w:pPr>
+        <w:pStyle w:val="ListParagraph"/>
+        <w:ind w:left="990"/>
+        <w:rPr>
+          <w:rFonts w:cstheme="minorHAnsi"/>
+          <w:sz w:val="28"/>
+          <w:szCs w:val="28"/>
+        </w:rPr>
+      </w:pPr>
+    </w:p>
+    <w:p>
+      <w:pPr>
+        <w:spacing w:after="0"/>
+        <w:ind w:firstLine="630"/>
+        <w:rPr>
+          <w:rFonts w:cstheme="minorHAnsi"/>
+          <w:color w:val="002060"/>
+          <w:sz w:val="36"/>
+          <w:szCs w:val="36"/>
+        </w:rPr>
+      </w:pPr>
+      <w:r>
+        <w:rPr>
+          <w:rFonts w:cstheme="minorHAnsi"/>
+          <w:color w:val="002060"/>
+          <w:sz w:val="36"/>
+          <w:szCs w:val="36"/>
+        </w:rPr>
+        <w:t>ORDER- DELIVERY  Relation</w:t>
+      </w:r>
+    </w:p>
+    <w:p>
+      <w:pPr>
+        <w:pStyle w:val="BodyText"/>
+        <w:numPr>
+          <w:ilvl w:val="0"/>
+          <w:numId w:val="6"/>
+        </w:numPr>
+        <w:ind w:left="1026"/>
+        <w:rPr>
+          <w:rFonts w:asciiTheme="minorHAnsi" w:hAnsiTheme="minorHAnsi" w:cstheme="minorHAnsi"/>
+          <w:sz w:val="28"/>
+          <w:szCs w:val="28"/>
+        </w:rPr>
+      </w:pPr>
+      <w:r>
+        <w:rPr>
+          <w:rFonts w:asciiTheme="minorHAnsi" w:hAnsiTheme="minorHAnsi" w:cstheme="minorHAnsi"/>
+          <w:sz w:val="28"/>
+          <w:szCs w:val="28"/>
+        </w:rPr>
+        <w:t>ORDER is necessary to place a DELIVERY and a DELIVERY can have only one ORDER and vice versa</w:t>
+      </w:r>
+    </w:p>
+    <w:bookmarkStart w:id="9" w:name="_Toc196989294"/>
+    <w:p>
+      <w:pPr>
+        <w:pStyle w:val="Heading1"/>
+        <w:rPr>
+          <w:u w:val="single"/>
+        </w:rPr>
+      </w:pPr>
+      <w:r>
+        <w:rPr>
           <w:noProof/>
-          <w:sz w:val="52"/>
-          <w:szCs w:val="52"/>
+          <w:u w:val="single"/>
+        </w:rPr>
+        <w:lastRenderedPageBreak/>
+        <mc:AlternateContent>
+          <mc:Choice Requires="wps">
+            <w:drawing>
+              <wp:anchor distT="0" distB="0" distL="114300" distR="114300" simplePos="0" relativeHeight="251686912" behindDoc="0" locked="0" layoutInCell="1" allowOverlap="1" wp14:anchorId="57FB3861" wp14:editId="6196BB77">
+                <wp:simplePos x="0" y="0"/>
+                <wp:positionH relativeFrom="column">
+                  <wp:posOffset>302895</wp:posOffset>
+                </wp:positionH>
+                <wp:positionV relativeFrom="paragraph">
+                  <wp:posOffset>7271385</wp:posOffset>
+                </wp:positionV>
+                <wp:extent cx="45719" cy="130810"/>
+                <wp:effectExtent l="0" t="0" r="0" b="2540"/>
+                <wp:wrapNone/>
+                <wp:docPr id="5565226" name="Rectangle 15"/>
+                <wp:cNvGraphicFramePr/>
+                <a:graphic xmlns:a="http://schemas.openxmlformats.org/drawingml/2006/main">
+                  <a:graphicData uri="http://schemas.microsoft.com/office/word/2010/wordprocessingShape">
+                    <wps:wsp>
+                      <wps:cNvSpPr/>
+                      <wps:spPr>
+                        <a:xfrm>
+                          <a:off x="0" y="0"/>
+                          <a:ext cx="45719" cy="130810"/>
+                        </a:xfrm>
+                        <a:prstGeom prst="rect">
+                          <a:avLst/>
+                        </a:prstGeom>
+                        <a:solidFill>
+                          <a:schemeClr val="bg1"/>
+                        </a:solidFill>
+                        <a:ln>
+                          <a:noFill/>
+                        </a:ln>
+                      </wps:spPr>
+                      <wps:style>
+                        <a:lnRef idx="2">
+                          <a:schemeClr val="accent1">
+                            <a:shade val="15000"/>
+                          </a:schemeClr>
+                        </a:lnRef>
+                        <a:fillRef idx="1">
+                          <a:schemeClr val="accent1"/>
+                        </a:fillRef>
+                        <a:effectRef idx="0">
+                          <a:schemeClr val="accent1"/>
+                        </a:effectRef>
+                        <a:fontRef idx="minor">
+                          <a:schemeClr val="lt1"/>
+                        </a:fontRef>
+                      </wps:style>
+                      <wps:bodyPr rot="0" spcFirstLastPara="0" vertOverflow="overflow" horzOverflow="overflow" vert="horz" wrap="square" lIns="91440" tIns="45720" rIns="91440" bIns="45720" numCol="1" spcCol="0" rtlCol="0" fromWordArt="0" anchor="ctr" anchorCtr="0" forceAA="0" compatLnSpc="1">
+                        <a:prstTxWarp prst="textNoShape">
+                          <a:avLst/>
+                        </a:prstTxWarp>
+                        <a:noAutofit/>
+                      </wps:bodyPr>
+                    </wps:wsp>
+                  </a:graphicData>
+                </a:graphic>
+                <wp14:sizeRelV relativeFrom="margin">
+                  <wp14:pctHeight>0</wp14:pctHeight>
+                </wp14:sizeRelV>
+              </wp:anchor>
+            </w:drawing>
+          </mc:Choice>
+          <mc:Fallback>
+            <w:pict>
+              <v:rect w14:anchorId="2C5B332E" id="Rectangle 15" o:spid="_x0000_s1026" style="position:absolute;margin-left:23.85pt;margin-top:572.55pt;width:3.6pt;height:10.3pt;z-index:251686912;visibility:visible;mso-wrap-style:square;mso-height-percent:0;mso-wrap-distance-left:9pt;mso-wrap-distance-top:0;mso-wrap-distance-right:9pt;mso-wrap-distance-bottom:0;mso-position-horizontal:absolute;mso-position-horizontal-relative:text;mso-position-vertical:absolute;mso-position-vertical-relative:text;mso-height-percent:0;mso-height-relative:margin;v-text-anchor:middle" o:gfxdata="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" fillcolor="white [3212]" stroked="f" strokeweight="1pt"/>
+            </w:pict>
+          </mc:Fallback>
+        </mc:AlternateContent>
+      </w:r>
+      <w:r>
+        <w:rPr>
+          <w:noProof/>
+          <w:u w:val="single"/>
         </w:rPr>
         <w:drawing>
-          <wp:anchor distT="0" distB="0" distL="114300" distR="114300" simplePos="0" relativeHeight="251659264" behindDoc="0" locked="0" layoutInCell="1" allowOverlap="1" wp14:anchorId="24B0FDC0" wp14:editId="2AD529E7">
+          <wp:anchor distT="0" distB="0" distL="114300" distR="114300" simplePos="0" relativeHeight="251661312" behindDoc="0" locked="0" layoutInCell="1" allowOverlap="1" wp14:anchorId="54050893" wp14:editId="0A436952">
             <wp:simplePos x="0" y="0"/>
-            <wp:positionH relativeFrom="page">
-              <wp:posOffset>55418</wp:posOffset>
+            <wp:positionH relativeFrom="margin">
+              <wp:posOffset>-475615</wp:posOffset>
             </wp:positionH>
             <wp:positionV relativeFrom="paragraph">
-              <wp:posOffset>263617</wp:posOffset>
+              <wp:posOffset>593725</wp:posOffset>
             </wp:positionV>
-            <wp:extent cx="9970889" cy="5630973"/>
-            <wp:effectExtent l="38100" t="38100" r="30480" b="46355"/>
+            <wp:extent cx="6760845" cy="7554595"/>
+            <wp:effectExtent l="0" t="0" r="1905" b="8255"/>
             <wp:wrapTopAndBottom/>
-            <wp:docPr id="1845646636" name="Picture 2"/>
+            <wp:docPr id="728065138" name="Picture 1"/>
             <wp:cNvGraphicFramePr>
               <a:graphicFrameLocks xmlns:a="http://schemas.openxmlformats.org/drawingml/2006/main" noChangeAspect="1"/>
             </wp:cNvGraphicFramePr>
@@ -2653,34 +3536,36 @@
               <a:graphicData uri="http://schemas.openxmlformats.org/drawingml/2006/picture">
                 <pic:pic xmlns:pic="http://schemas.openxmlformats.org/drawingml/2006/picture">
                   <pic:nvPicPr>
-                    <pic:cNvPr id="1845646636" name="Picture 1845646636"/>
+                    <pic:cNvPr id="728065138" name="Picture 728065138"/>
                     <pic:cNvPicPr/>
                   </pic:nvPicPr>
-                  <pic:blipFill>
-                    <a:blip r:embed="rId10">
+                  <pic:blipFill rotWithShape="1">
+                    <a:blip r:embed="rId12">
                       <a:extLst>
                         <a:ext uri="{28A0092B-C50C-407E-A947-70E740481C1C}">
                           <a14:useLocalDpi xmlns:a14="http://schemas.microsoft.com/office/drawing/2010/main" val="0"/>
                         </a:ext>
                       </a:extLst>
                     </a:blip>
-                    <a:stretch>
-                      <a:fillRect/>
-                    </a:stretch>
+                    <a:srcRect t="7287"/>
+                    <a:stretch/>
                   </pic:blipFill>
-                  <pic:spPr>
+                  <pic:spPr bwMode="auto">
                     <a:xfrm>
                       <a:off x="0" y="0"/>
-                      <a:ext cx="9971939" cy="5631566"/>
+                      <a:ext cx="6760845" cy="7554595"/>
                     </a:xfrm>
                     <a:prstGeom prst="rect">
                       <a:avLst/>
                     </a:prstGeom>
-                    <a:ln w="28575">
-                      <a:solidFill>
-                        <a:schemeClr val="accent1"/>
-                      </a:solidFill>
+                    <a:ln>
+                      <a:noFill/>
                     </a:ln>
+                    <a:extLst>
+                      <a:ext uri="{53640926-AAD7-44D8-BBD7-CCE9431645EC}">
+                        <a14:shadowObscured xmlns:a14="http://schemas.microsoft.com/office/drawing/2010/main"/>
+                      </a:ext>
+                    </a:extLst>
                   </pic:spPr>
                 </pic:pic>
               </a:graphicData>
@@ -2694,972 +3579,48 @@
           </wp:anchor>
         </w:drawing>
       </w:r>
+      <w:r>
+        <w:rPr>
+          <w:u w:val="single"/>
+        </w:rPr>
+        <w:t>B</w:t>
+      </w:r>
+      <w:r>
+        <w:rPr>
+          <w:u w:val="single"/>
+        </w:rPr>
+        <w:t>UILDING</w:t>
+      </w:r>
+      <w:r>
+        <w:rPr>
+          <w:u w:val="single"/>
+        </w:rPr>
+        <w:t xml:space="preserve"> D</w:t>
+      </w:r>
+      <w:r>
+        <w:rPr>
+          <w:u w:val="single"/>
+        </w:rPr>
+        <w:t>IAGRAMS</w:t>
+      </w:r>
+      <w:bookmarkEnd w:id="9"/>
     </w:p>
     <w:p>
       <w:pPr>
         <w:pStyle w:val="Heading1"/>
-        <w:sectPr>
-          <w:pgSz w:w="15840" w:h="12240" w:orient="landscape"/>
-          <w:pgMar w:top="1440" w:right="1440" w:bottom="1440" w:left="1440" w:header="720" w:footer="720" w:gutter="0"/>
-          <w:cols w:space="720"/>
-          <w:docGrid w:linePitch="360"/>
-        </w:sectPr>
-      </w:pPr>
-    </w:p>
-    <w:p>
-      <w:pPr>
-        <w:pStyle w:val="BodyText"/>
-        <w:rPr>
-          <w:rFonts w:asciiTheme="minorHAnsi" w:hAnsiTheme="minorHAnsi" w:cstheme="minorHAnsi"/>
-          <w:sz w:val="52"/>
-          <w:szCs w:val="52"/>
-        </w:rPr>
-      </w:pPr>
-      <w:r>
-        <w:rPr>
-          <w:rFonts w:asciiTheme="minorHAnsi" w:hAnsiTheme="minorHAnsi" w:cstheme="minorHAnsi"/>
-          <w:sz w:val="52"/>
-          <w:szCs w:val="52"/>
-        </w:rPr>
-        <w:t>Assumption</w:t>
-      </w:r>
-      <w:r>
-        <w:rPr>
-          <w:rFonts w:asciiTheme="minorHAnsi" w:hAnsiTheme="minorHAnsi" w:cstheme="minorHAnsi"/>
-          <w:sz w:val="52"/>
-          <w:szCs w:val="52"/>
-        </w:rPr>
-        <w:t>:</w:t>
-      </w:r>
-    </w:p>
-    <w:p>
-      <w:pPr>
-        <w:pStyle w:val="BodyText"/>
-        <w:rPr>
-          <w:rFonts w:asciiTheme="minorHAnsi" w:hAnsiTheme="minorHAnsi" w:cstheme="minorHAnsi"/>
-          <w:sz w:val="24"/>
-          <w:szCs w:val="24"/>
-        </w:rPr>
-      </w:pPr>
-    </w:p>
-    <w:p>
-      <w:pPr>
-        <w:pStyle w:val="BodyText"/>
-        <w:numPr>
-          <w:ilvl w:val="0"/>
-          <w:numId w:val="6"/>
-        </w:numPr>
-        <w:rPr>
-          <w:rFonts w:asciiTheme="minorHAnsi" w:hAnsiTheme="minorHAnsi" w:cstheme="minorHAnsi"/>
-          <w:sz w:val="40"/>
-          <w:szCs w:val="40"/>
-        </w:rPr>
-      </w:pPr>
-      <w:r>
-        <w:rPr>
-          <w:rFonts w:asciiTheme="minorHAnsi" w:hAnsiTheme="minorHAnsi" w:cstheme="minorHAnsi"/>
-          <w:sz w:val="40"/>
-          <w:szCs w:val="40"/>
-        </w:rPr>
-        <w:t xml:space="preserve">Customer needs to log the system </w:t>
-      </w:r>
-      <w:proofErr w:type="gramStart"/>
-      <w:r>
-        <w:rPr>
-          <w:rFonts w:asciiTheme="minorHAnsi" w:hAnsiTheme="minorHAnsi" w:cstheme="minorHAnsi"/>
-          <w:sz w:val="40"/>
-          <w:szCs w:val="40"/>
-        </w:rPr>
-        <w:t>in order to</w:t>
-      </w:r>
-      <w:proofErr w:type="gramEnd"/>
-      <w:r>
-        <w:rPr>
-          <w:rFonts w:asciiTheme="minorHAnsi" w:hAnsiTheme="minorHAnsi" w:cstheme="minorHAnsi"/>
-          <w:sz w:val="40"/>
-          <w:szCs w:val="40"/>
-        </w:rPr>
-        <w:t xml:space="preserve"> place the order.</w:t>
-      </w:r>
-    </w:p>
-    <w:p>
-      <w:pPr>
-        <w:pStyle w:val="BodyText"/>
-        <w:numPr>
-          <w:ilvl w:val="0"/>
-          <w:numId w:val="6"/>
-        </w:numPr>
-        <w:rPr>
-          <w:rFonts w:asciiTheme="minorHAnsi" w:hAnsiTheme="minorHAnsi" w:cstheme="minorHAnsi"/>
-          <w:sz w:val="40"/>
-          <w:szCs w:val="40"/>
-        </w:rPr>
-      </w:pPr>
-      <w:r>
-        <w:rPr>
-          <w:rFonts w:asciiTheme="minorHAnsi" w:hAnsiTheme="minorHAnsi" w:cstheme="minorHAnsi"/>
-          <w:sz w:val="40"/>
-          <w:szCs w:val="40"/>
-        </w:rPr>
-        <w:t xml:space="preserve">DELIVERY is necessary to place </w:t>
-      </w:r>
-      <w:proofErr w:type="spellStart"/>
-      <w:proofErr w:type="gramStart"/>
-      <w:r>
-        <w:rPr>
-          <w:rFonts w:asciiTheme="minorHAnsi" w:hAnsiTheme="minorHAnsi" w:cstheme="minorHAnsi"/>
-          <w:sz w:val="40"/>
-          <w:szCs w:val="40"/>
-        </w:rPr>
-        <w:t>a</w:t>
-      </w:r>
-      <w:proofErr w:type="spellEnd"/>
-      <w:proofErr w:type="gramEnd"/>
-      <w:r>
-        <w:rPr>
-          <w:rFonts w:asciiTheme="minorHAnsi" w:hAnsiTheme="minorHAnsi" w:cstheme="minorHAnsi"/>
-          <w:sz w:val="40"/>
-          <w:szCs w:val="40"/>
-        </w:rPr>
-        <w:t xml:space="preserve"> ORDER and </w:t>
-      </w:r>
-      <w:proofErr w:type="spellStart"/>
-      <w:proofErr w:type="gramStart"/>
-      <w:r>
-        <w:rPr>
-          <w:rFonts w:asciiTheme="minorHAnsi" w:hAnsiTheme="minorHAnsi" w:cstheme="minorHAnsi"/>
-          <w:sz w:val="40"/>
-          <w:szCs w:val="40"/>
-        </w:rPr>
-        <w:t>a</w:t>
-      </w:r>
-      <w:proofErr w:type="spellEnd"/>
-      <w:proofErr w:type="gramEnd"/>
-      <w:r>
-        <w:rPr>
-          <w:rFonts w:asciiTheme="minorHAnsi" w:hAnsiTheme="minorHAnsi" w:cstheme="minorHAnsi"/>
-          <w:sz w:val="40"/>
-          <w:szCs w:val="40"/>
-        </w:rPr>
-        <w:t xml:space="preserve"> ORDER can have only one DELIVERY and vice versa.</w:t>
-      </w:r>
-    </w:p>
-    <w:p>
-      <w:pPr>
-        <w:pStyle w:val="BodyText"/>
-        <w:ind w:left="846"/>
-        <w:rPr>
-          <w:rFonts w:asciiTheme="minorHAnsi" w:hAnsiTheme="minorHAnsi" w:cstheme="minorHAnsi"/>
-          <w:sz w:val="40"/>
-          <w:szCs w:val="40"/>
-        </w:rPr>
-      </w:pPr>
-    </w:p>
-    <w:p>
-      <w:pPr>
-        <w:rPr>
-          <w:rFonts w:ascii="Arial" w:eastAsia="Arial" w:hAnsi="Arial" w:cs="Arial"/>
-          <w:bCs/>
-          <w:color w:val="252525"/>
-          <w:sz w:val="52"/>
-          <w:szCs w:val="52"/>
-        </w:rPr>
-      </w:pPr>
-      <w:r>
-        <w:rPr>
-          <w:rFonts w:ascii="Arial" w:eastAsia="Arial" w:hAnsi="Arial" w:cs="Arial"/>
-          <w:bCs/>
-          <w:color w:val="252525"/>
-          <w:sz w:val="52"/>
-          <w:szCs w:val="52"/>
-        </w:rPr>
-        <w:t>Tools Used:</w:t>
-      </w:r>
-    </w:p>
-    <w:p>
-      <w:pPr>
-        <w:pStyle w:val="ListParagraph"/>
-        <w:widowControl w:val="0"/>
-        <w:numPr>
-          <w:ilvl w:val="0"/>
-          <w:numId w:val="6"/>
-        </w:numPr>
-        <w:autoSpaceDE w:val="0"/>
-        <w:autoSpaceDN w:val="0"/>
-        <w:spacing w:after="0" w:line="240" w:lineRule="auto"/>
-        <w:rPr>
-          <w:sz w:val="40"/>
-          <w:szCs w:val="40"/>
-        </w:rPr>
-      </w:pPr>
-      <w:r>
-        <w:rPr>
-          <w:rFonts w:ascii="Arial" w:eastAsia="Arial" w:hAnsi="Arial" w:cs="Arial"/>
-          <w:color w:val="252525"/>
-          <w:sz w:val="40"/>
-          <w:szCs w:val="40"/>
-        </w:rPr>
-        <w:t xml:space="preserve">The Entity-Relationship (ER) diagram for this project was designed and drawn using Draw.io, an online diagramming tool. </w:t>
-      </w:r>
-      <w:hyperlink r:id="rId11" w:history="1">
-        <w:r>
-          <w:rPr>
-            <w:rStyle w:val="Hyperlink"/>
-            <w:rFonts w:ascii="Arial" w:eastAsia="Arial" w:hAnsi="Arial" w:cs="Arial"/>
-            <w:sz w:val="40"/>
-            <w:szCs w:val="40"/>
-          </w:rPr>
-          <w:t>https://app.diagrams.net/</w:t>
-        </w:r>
-      </w:hyperlink>
-      <w:r>
-        <w:rPr>
-          <w:rFonts w:ascii="Arial" w:eastAsia="Arial" w:hAnsi="Arial" w:cs="Arial"/>
-          <w:color w:val="252525"/>
-          <w:sz w:val="40"/>
-          <w:szCs w:val="40"/>
-        </w:rPr>
-        <w:t xml:space="preserve"> was selected for its ease of use, wide range of diagramming features, and support for ER modeling.</w:t>
-      </w:r>
-    </w:p>
-    <w:p>
-      <w:pPr>
-        <w:pStyle w:val="BodyText"/>
-        <w:rPr>
-          <w:rFonts w:asciiTheme="minorHAnsi" w:hAnsiTheme="minorHAnsi" w:cstheme="minorHAnsi"/>
-          <w:sz w:val="40"/>
-          <w:szCs w:val="40"/>
-        </w:rPr>
-      </w:pPr>
-    </w:p>
-    <w:p>
-      <w:pPr>
-        <w:pStyle w:val="BodyText"/>
-        <w:rPr>
-          <w:rFonts w:asciiTheme="minorHAnsi" w:hAnsiTheme="minorHAnsi" w:cstheme="minorHAnsi"/>
-          <w:color w:val="7030A0"/>
-          <w:sz w:val="56"/>
-          <w:szCs w:val="56"/>
-        </w:rPr>
-      </w:pPr>
-      <w:r>
-        <w:rPr>
-          <w:rFonts w:asciiTheme="minorHAnsi" w:hAnsiTheme="minorHAnsi" w:cstheme="minorHAnsi"/>
-          <w:color w:val="7030A0"/>
-          <w:sz w:val="56"/>
-          <w:szCs w:val="56"/>
-        </w:rPr>
-        <w:t>Relations Explanation</w:t>
-      </w:r>
-    </w:p>
-    <w:p>
-      <w:pPr>
-        <w:pStyle w:val="BodyText"/>
-        <w:rPr>
-          <w:rFonts w:asciiTheme="minorHAnsi" w:hAnsiTheme="minorHAnsi" w:cstheme="minorHAnsi"/>
-          <w:sz w:val="40"/>
-          <w:szCs w:val="40"/>
-        </w:rPr>
-      </w:pPr>
-      <w:r>
-        <w:rPr>
-          <w:sz w:val="24"/>
-          <w:szCs w:val="24"/>
-        </w:rPr>
-        <w:t xml:space="preserve">        </w:t>
-      </w:r>
-    </w:p>
-    <w:p>
-      <w:pPr>
-        <w:ind w:left="630"/>
-        <w:rPr>
-          <w:rFonts w:cstheme="minorHAnsi"/>
-          <w:sz w:val="40"/>
-          <w:szCs w:val="40"/>
-        </w:rPr>
-      </w:pPr>
-      <w:bookmarkStart w:id="6" w:name="_Hlk196780604"/>
-      <w:r>
-        <w:rPr>
-          <w:rFonts w:cstheme="minorHAnsi"/>
-          <w:color w:val="002060"/>
-          <w:sz w:val="40"/>
-          <w:szCs w:val="40"/>
-        </w:rPr>
-        <w:t>ADMIN - PRODUCT Relation</w:t>
-      </w:r>
-    </w:p>
-    <w:bookmarkEnd w:id="6"/>
-    <w:p>
-      <w:pPr>
-        <w:pStyle w:val="ListParagraph"/>
-        <w:numPr>
-          <w:ilvl w:val="0"/>
-          <w:numId w:val="7"/>
-        </w:numPr>
-        <w:rPr>
-          <w:rFonts w:cstheme="minorHAnsi"/>
-          <w:sz w:val="28"/>
-          <w:szCs w:val="28"/>
-        </w:rPr>
-      </w:pPr>
-      <w:r>
-        <w:rPr>
-          <w:rFonts w:cstheme="minorHAnsi"/>
-          <w:sz w:val="28"/>
-          <w:szCs w:val="28"/>
-        </w:rPr>
-        <w:t xml:space="preserve">One ADMIN can add many PRODUCTs and a PRODUCT can have only </w:t>
-      </w:r>
-      <w:proofErr w:type="gramStart"/>
-      <w:r>
-        <w:rPr>
-          <w:rFonts w:cstheme="minorHAnsi"/>
-          <w:sz w:val="28"/>
-          <w:szCs w:val="28"/>
-        </w:rPr>
-        <w:t>one  ADMIN.</w:t>
-      </w:r>
-      <w:proofErr w:type="gramEnd"/>
-    </w:p>
-    <w:p>
-      <w:pPr>
-        <w:pStyle w:val="ListParagraph"/>
-        <w:ind w:left="990"/>
-        <w:rPr>
-          <w:rFonts w:cstheme="minorHAnsi"/>
-          <w:sz w:val="28"/>
-          <w:szCs w:val="28"/>
-        </w:rPr>
-      </w:pPr>
-    </w:p>
-    <w:p>
-      <w:pPr>
-        <w:ind w:left="630"/>
-        <w:rPr>
-          <w:rFonts w:cstheme="minorHAnsi"/>
-          <w:color w:val="002060"/>
-          <w:sz w:val="40"/>
-          <w:szCs w:val="40"/>
-        </w:rPr>
-      </w:pPr>
-      <w:r>
-        <w:rPr>
-          <w:rFonts w:cstheme="minorHAnsi"/>
-          <w:color w:val="002060"/>
-          <w:sz w:val="40"/>
-          <w:szCs w:val="40"/>
-        </w:rPr>
-        <w:t>CUSTOMER-CART Relation</w:t>
-      </w:r>
-    </w:p>
-    <w:p>
-      <w:pPr>
-        <w:pStyle w:val="ListParagraph"/>
-        <w:numPr>
-          <w:ilvl w:val="0"/>
-          <w:numId w:val="7"/>
-        </w:numPr>
-        <w:rPr>
-          <w:rFonts w:cstheme="minorHAnsi"/>
-          <w:sz w:val="28"/>
-          <w:szCs w:val="28"/>
-        </w:rPr>
-      </w:pPr>
-      <w:r>
-        <w:rPr>
-          <w:rFonts w:cstheme="minorHAnsi"/>
-          <w:sz w:val="28"/>
-          <w:szCs w:val="28"/>
-        </w:rPr>
-        <w:t xml:space="preserve"> One CUSTOMER can have many CARTs and a CART can have only </w:t>
-      </w:r>
-      <w:proofErr w:type="gramStart"/>
-      <w:r>
-        <w:rPr>
-          <w:rFonts w:cstheme="minorHAnsi"/>
-          <w:sz w:val="28"/>
-          <w:szCs w:val="28"/>
-        </w:rPr>
-        <w:t>one  CUSTOMER</w:t>
-      </w:r>
-      <w:proofErr w:type="gramEnd"/>
-      <w:r>
-        <w:rPr>
-          <w:rFonts w:cstheme="minorHAnsi"/>
-          <w:sz w:val="28"/>
-          <w:szCs w:val="28"/>
-        </w:rPr>
-        <w:t>.</w:t>
-      </w:r>
-    </w:p>
-    <w:p>
-      <w:pPr>
-        <w:pStyle w:val="ListParagraph"/>
-        <w:ind w:left="990"/>
-        <w:rPr>
-          <w:rFonts w:cstheme="minorHAnsi"/>
-          <w:sz w:val="28"/>
-          <w:szCs w:val="28"/>
-        </w:rPr>
-      </w:pPr>
-    </w:p>
-    <w:p>
-      <w:pPr>
-        <w:ind w:left="630"/>
-        <w:rPr>
-          <w:rFonts w:cstheme="minorHAnsi"/>
-          <w:color w:val="002060"/>
-          <w:sz w:val="40"/>
-          <w:szCs w:val="40"/>
-        </w:rPr>
-      </w:pPr>
-      <w:r>
-        <w:rPr>
-          <w:rFonts w:cstheme="minorHAnsi"/>
-          <w:color w:val="002060"/>
-          <w:sz w:val="40"/>
-          <w:szCs w:val="40"/>
-        </w:rPr>
-        <w:t>CUSTOMER-WISHLIST Relation</w:t>
-      </w:r>
-    </w:p>
-    <w:p>
-      <w:pPr>
-        <w:pStyle w:val="ListParagraph"/>
-        <w:numPr>
-          <w:ilvl w:val="0"/>
-          <w:numId w:val="7"/>
-        </w:numPr>
-        <w:rPr>
-          <w:rFonts w:cstheme="minorHAnsi"/>
-          <w:sz w:val="28"/>
-          <w:szCs w:val="28"/>
-        </w:rPr>
-      </w:pPr>
-      <w:r>
-        <w:rPr>
-          <w:rFonts w:cstheme="minorHAnsi"/>
-          <w:sz w:val="28"/>
-          <w:szCs w:val="28"/>
-        </w:rPr>
-        <w:t xml:space="preserve">One CUSTOMER can have one WISHLISTs and a WISHLIST can have only </w:t>
-      </w:r>
-      <w:proofErr w:type="gramStart"/>
-      <w:r>
-        <w:rPr>
-          <w:rFonts w:cstheme="minorHAnsi"/>
-          <w:sz w:val="28"/>
-          <w:szCs w:val="28"/>
-        </w:rPr>
-        <w:t>one  CUSTOMER</w:t>
-      </w:r>
-      <w:proofErr w:type="gramEnd"/>
-      <w:r>
-        <w:rPr>
-          <w:rFonts w:cstheme="minorHAnsi"/>
-          <w:sz w:val="28"/>
-          <w:szCs w:val="28"/>
-        </w:rPr>
-        <w:t>.</w:t>
-      </w:r>
-    </w:p>
-    <w:p>
-      <w:pPr>
-        <w:pStyle w:val="ListParagraph"/>
-        <w:ind w:left="990"/>
-        <w:rPr>
-          <w:rFonts w:cstheme="minorHAnsi"/>
-          <w:sz w:val="28"/>
-          <w:szCs w:val="28"/>
-        </w:rPr>
-      </w:pPr>
-    </w:p>
-    <w:p>
-      <w:pPr>
-        <w:ind w:left="630"/>
-        <w:rPr>
-          <w:rFonts w:cstheme="minorHAnsi"/>
-          <w:color w:val="002060"/>
-          <w:sz w:val="40"/>
-          <w:szCs w:val="40"/>
-        </w:rPr>
-      </w:pPr>
-      <w:r>
-        <w:rPr>
-          <w:rFonts w:cstheme="minorHAnsi"/>
-          <w:color w:val="002060"/>
-          <w:sz w:val="40"/>
-          <w:szCs w:val="40"/>
-        </w:rPr>
-        <w:t>CUSTOMER-MESSAGE Relation</w:t>
-      </w:r>
-    </w:p>
-    <w:p>
-      <w:pPr>
-        <w:pStyle w:val="ListParagraph"/>
-        <w:numPr>
-          <w:ilvl w:val="0"/>
-          <w:numId w:val="7"/>
-        </w:numPr>
-        <w:rPr>
-          <w:rFonts w:cstheme="minorHAnsi"/>
-          <w:sz w:val="28"/>
-          <w:szCs w:val="28"/>
-        </w:rPr>
-      </w:pPr>
-      <w:r>
-        <w:rPr>
-          <w:rFonts w:cstheme="minorHAnsi"/>
-          <w:sz w:val="28"/>
-          <w:szCs w:val="28"/>
-        </w:rPr>
-        <w:t xml:space="preserve">One CUSTOMER can send many MESSAGEs and a MESSAGE can have only      </w:t>
-      </w:r>
-      <w:proofErr w:type="gramStart"/>
-      <w:r>
-        <w:rPr>
-          <w:rFonts w:cstheme="minorHAnsi"/>
-          <w:sz w:val="28"/>
-          <w:szCs w:val="28"/>
-        </w:rPr>
-        <w:t>one  CUSTOMER</w:t>
-      </w:r>
-      <w:proofErr w:type="gramEnd"/>
-      <w:r>
-        <w:rPr>
-          <w:rFonts w:cstheme="minorHAnsi"/>
-          <w:sz w:val="28"/>
-          <w:szCs w:val="28"/>
-        </w:rPr>
-        <w:t>.</w:t>
-      </w:r>
-    </w:p>
-    <w:p>
-      <w:pPr>
-        <w:pStyle w:val="ListParagraph"/>
-        <w:ind w:left="990"/>
-        <w:rPr>
-          <w:rFonts w:cstheme="minorHAnsi"/>
-          <w:sz w:val="28"/>
-          <w:szCs w:val="28"/>
-        </w:rPr>
-      </w:pPr>
-    </w:p>
-    <w:p>
-      <w:pPr>
-        <w:ind w:left="630"/>
-        <w:rPr>
-          <w:rFonts w:cstheme="minorHAnsi"/>
-          <w:color w:val="002060"/>
-          <w:sz w:val="40"/>
-          <w:szCs w:val="40"/>
-        </w:rPr>
-      </w:pPr>
-      <w:r>
-        <w:rPr>
-          <w:rFonts w:cstheme="minorHAnsi"/>
-          <w:color w:val="002060"/>
-          <w:sz w:val="40"/>
-          <w:szCs w:val="40"/>
-        </w:rPr>
-        <w:t>PRODUCT-CART Relation</w:t>
-      </w:r>
-    </w:p>
-    <w:p>
-      <w:pPr>
-        <w:pStyle w:val="ListParagraph"/>
-        <w:numPr>
-          <w:ilvl w:val="0"/>
-          <w:numId w:val="7"/>
-        </w:numPr>
-        <w:rPr>
-          <w:rFonts w:cstheme="minorHAnsi"/>
-          <w:sz w:val="28"/>
-          <w:szCs w:val="28"/>
-        </w:rPr>
-      </w:pPr>
-      <w:r>
-        <w:rPr>
-          <w:rFonts w:cstheme="minorHAnsi"/>
-          <w:sz w:val="28"/>
-          <w:szCs w:val="28"/>
-        </w:rPr>
-        <w:t xml:space="preserve">One CART can add many PRODUCTs and a PRODUCT can have </w:t>
-      </w:r>
-      <w:proofErr w:type="gramStart"/>
-      <w:r>
-        <w:rPr>
-          <w:rFonts w:cstheme="minorHAnsi"/>
-          <w:sz w:val="28"/>
-          <w:szCs w:val="28"/>
-        </w:rPr>
-        <w:t>many  PRODUCTs</w:t>
-      </w:r>
-      <w:proofErr w:type="gramEnd"/>
-      <w:r>
-        <w:rPr>
-          <w:rFonts w:cstheme="minorHAnsi"/>
-          <w:sz w:val="28"/>
-          <w:szCs w:val="28"/>
-        </w:rPr>
-        <w:t>.</w:t>
-      </w:r>
-    </w:p>
-    <w:p>
-      <w:pPr>
-        <w:pStyle w:val="ListParagraph"/>
-        <w:ind w:left="990"/>
-        <w:rPr>
-          <w:rFonts w:cstheme="minorHAnsi"/>
-          <w:sz w:val="28"/>
-          <w:szCs w:val="28"/>
-        </w:rPr>
-      </w:pPr>
-    </w:p>
-    <w:p>
-      <w:pPr>
-        <w:ind w:firstLine="630"/>
-        <w:rPr>
-          <w:rFonts w:cstheme="minorHAnsi"/>
-          <w:color w:val="002060"/>
-          <w:sz w:val="40"/>
-          <w:szCs w:val="40"/>
-        </w:rPr>
-      </w:pPr>
-      <w:r>
-        <w:rPr>
-          <w:rFonts w:cstheme="minorHAnsi"/>
-          <w:color w:val="002060"/>
-          <w:sz w:val="40"/>
-          <w:szCs w:val="40"/>
-        </w:rPr>
-        <w:t>PRODUCT- WISHLIST Relation</w:t>
-      </w:r>
-    </w:p>
-    <w:p>
-      <w:pPr>
-        <w:pStyle w:val="ListParagraph"/>
-        <w:numPr>
-          <w:ilvl w:val="0"/>
-          <w:numId w:val="7"/>
-        </w:numPr>
-        <w:rPr>
-          <w:rFonts w:cstheme="minorHAnsi"/>
-          <w:sz w:val="28"/>
-          <w:szCs w:val="28"/>
-        </w:rPr>
-      </w:pPr>
-      <w:r>
-        <w:rPr>
-          <w:rFonts w:cstheme="minorHAnsi"/>
-          <w:sz w:val="28"/>
-          <w:szCs w:val="28"/>
-        </w:rPr>
-        <w:t xml:space="preserve">One WISHLIST can add many PRODUCTs and a PRODUCT can have </w:t>
-      </w:r>
-      <w:proofErr w:type="gramStart"/>
-      <w:r>
-        <w:rPr>
-          <w:rFonts w:cstheme="minorHAnsi"/>
-          <w:sz w:val="28"/>
-          <w:szCs w:val="28"/>
-        </w:rPr>
-        <w:t>many  WISHLISTs</w:t>
-      </w:r>
-      <w:proofErr w:type="gramEnd"/>
-      <w:r>
-        <w:rPr>
-          <w:rFonts w:cstheme="minorHAnsi"/>
-          <w:sz w:val="28"/>
-          <w:szCs w:val="28"/>
-        </w:rPr>
-        <w:t>.</w:t>
-      </w:r>
-    </w:p>
-    <w:p>
-      <w:pPr>
-        <w:pStyle w:val="ListParagraph"/>
-        <w:ind w:left="990"/>
-        <w:rPr>
-          <w:rFonts w:cstheme="minorHAnsi"/>
-          <w:sz w:val="28"/>
-          <w:szCs w:val="28"/>
-        </w:rPr>
-      </w:pPr>
-    </w:p>
-    <w:p>
-      <w:pPr>
-        <w:ind w:firstLine="630"/>
-        <w:rPr>
-          <w:rFonts w:cstheme="minorHAnsi"/>
-          <w:color w:val="002060"/>
-          <w:sz w:val="40"/>
-          <w:szCs w:val="40"/>
-        </w:rPr>
-      </w:pPr>
-      <w:r>
-        <w:rPr>
-          <w:rFonts w:cstheme="minorHAnsi"/>
-          <w:color w:val="002060"/>
-          <w:sz w:val="40"/>
-          <w:szCs w:val="40"/>
-        </w:rPr>
-        <w:t>CART -ORDER Relation</w:t>
-      </w:r>
-    </w:p>
-    <w:p>
-      <w:pPr>
-        <w:pStyle w:val="ListParagraph"/>
-        <w:numPr>
-          <w:ilvl w:val="0"/>
-          <w:numId w:val="7"/>
-        </w:numPr>
-        <w:rPr>
-          <w:rFonts w:cstheme="minorHAnsi"/>
-          <w:sz w:val="28"/>
-          <w:szCs w:val="28"/>
-        </w:rPr>
-      </w:pPr>
-      <w:r>
-        <w:rPr>
-          <w:rFonts w:cstheme="minorHAnsi"/>
-          <w:sz w:val="28"/>
-          <w:szCs w:val="28"/>
-        </w:rPr>
-        <w:t xml:space="preserve">One CART can </w:t>
-      </w:r>
-      <w:proofErr w:type="gramStart"/>
-      <w:r>
-        <w:rPr>
-          <w:rFonts w:cstheme="minorHAnsi"/>
-          <w:sz w:val="28"/>
-          <w:szCs w:val="28"/>
-        </w:rPr>
-        <w:t>add</w:t>
-      </w:r>
-      <w:r>
-        <w:rPr>
-          <w:rFonts w:cstheme="minorHAnsi"/>
-          <w:sz w:val="28"/>
-          <w:szCs w:val="28"/>
-        </w:rPr>
-        <w:t xml:space="preserve">  </w:t>
-      </w:r>
-      <w:r>
-        <w:rPr>
-          <w:rFonts w:cstheme="minorHAnsi"/>
-          <w:sz w:val="28"/>
-          <w:szCs w:val="28"/>
-        </w:rPr>
-        <w:t>one</w:t>
-      </w:r>
-      <w:proofErr w:type="gramEnd"/>
-      <w:r>
-        <w:rPr>
-          <w:rFonts w:cstheme="minorHAnsi"/>
-          <w:sz w:val="28"/>
-          <w:szCs w:val="28"/>
-        </w:rPr>
-        <w:t xml:space="preserve"> ORDER and </w:t>
-      </w:r>
-      <w:proofErr w:type="spellStart"/>
-      <w:proofErr w:type="gramStart"/>
-      <w:r>
-        <w:rPr>
-          <w:rFonts w:cstheme="minorHAnsi"/>
-          <w:sz w:val="28"/>
-          <w:szCs w:val="28"/>
-        </w:rPr>
-        <w:t>a</w:t>
-      </w:r>
-      <w:proofErr w:type="spellEnd"/>
-      <w:proofErr w:type="gramEnd"/>
-      <w:r>
-        <w:rPr>
-          <w:rFonts w:cstheme="minorHAnsi"/>
-          <w:sz w:val="28"/>
-          <w:szCs w:val="28"/>
-        </w:rPr>
-        <w:t xml:space="preserve"> ORDER can have only </w:t>
-      </w:r>
-      <w:proofErr w:type="gramStart"/>
-      <w:r>
-        <w:rPr>
-          <w:rFonts w:cstheme="minorHAnsi"/>
-          <w:sz w:val="28"/>
-          <w:szCs w:val="28"/>
-        </w:rPr>
-        <w:t xml:space="preserve">one  </w:t>
-      </w:r>
-      <w:r>
-        <w:rPr>
-          <w:rFonts w:cstheme="minorHAnsi"/>
-          <w:sz w:val="28"/>
-          <w:szCs w:val="28"/>
-        </w:rPr>
-        <w:t>CART</w:t>
-      </w:r>
-      <w:proofErr w:type="gramEnd"/>
-      <w:r>
-        <w:rPr>
-          <w:rFonts w:cstheme="minorHAnsi"/>
-          <w:sz w:val="28"/>
-          <w:szCs w:val="28"/>
-        </w:rPr>
-        <w:t>.</w:t>
-      </w:r>
-    </w:p>
-    <w:p>
-      <w:pPr>
-        <w:pStyle w:val="ListParagraph"/>
-        <w:ind w:left="990"/>
-        <w:rPr>
-          <w:rFonts w:cstheme="minorHAnsi"/>
-          <w:sz w:val="28"/>
-          <w:szCs w:val="28"/>
-        </w:rPr>
-      </w:pPr>
-    </w:p>
-    <w:p>
-      <w:pPr>
-        <w:ind w:firstLine="630"/>
-        <w:rPr>
-          <w:rFonts w:cstheme="minorHAnsi"/>
-          <w:color w:val="002060"/>
-          <w:sz w:val="40"/>
-          <w:szCs w:val="40"/>
-        </w:rPr>
-      </w:pPr>
-      <w:r>
-        <w:rPr>
-          <w:rFonts w:cstheme="minorHAnsi"/>
-          <w:color w:val="002060"/>
-          <w:sz w:val="40"/>
-          <w:szCs w:val="40"/>
-        </w:rPr>
-        <w:t xml:space="preserve">ORDER- </w:t>
-      </w:r>
-      <w:proofErr w:type="gramStart"/>
-      <w:r>
-        <w:rPr>
-          <w:rFonts w:cstheme="minorHAnsi"/>
-          <w:color w:val="002060"/>
-          <w:sz w:val="40"/>
-          <w:szCs w:val="40"/>
-        </w:rPr>
-        <w:t>DELIVERY  Relation</w:t>
-      </w:r>
-      <w:proofErr w:type="gramEnd"/>
-    </w:p>
-    <w:p>
-      <w:pPr>
-        <w:pStyle w:val="BodyText"/>
-        <w:numPr>
-          <w:ilvl w:val="0"/>
-          <w:numId w:val="6"/>
-        </w:numPr>
-        <w:ind w:left="1026"/>
-        <w:rPr>
-          <w:rFonts w:asciiTheme="minorHAnsi" w:hAnsiTheme="minorHAnsi" w:cstheme="minorHAnsi"/>
-          <w:sz w:val="28"/>
-          <w:szCs w:val="28"/>
-        </w:rPr>
-      </w:pPr>
-      <w:r>
-        <w:rPr>
-          <w:rFonts w:asciiTheme="minorHAnsi" w:hAnsiTheme="minorHAnsi" w:cstheme="minorHAnsi"/>
-          <w:sz w:val="28"/>
-          <w:szCs w:val="28"/>
-        </w:rPr>
-        <w:t>ORDER is necessary to place a DELIVERY and a DELIVERY can have only one ORDER and vice versa</w:t>
-      </w:r>
-    </w:p>
-    <w:p>
-      <w:r>
-        <w:rPr>
-          <w:noProof/>
-        </w:rPr>
-        <w:drawing>
-          <wp:anchor distT="0" distB="0" distL="114300" distR="114300" simplePos="0" relativeHeight="251661312" behindDoc="0" locked="0" layoutInCell="1" allowOverlap="1" wp14:anchorId="54050893" wp14:editId="6026DE85">
-            <wp:simplePos x="0" y="0"/>
-            <wp:positionH relativeFrom="margin">
-              <wp:posOffset>-637540</wp:posOffset>
-            </wp:positionH>
-            <wp:positionV relativeFrom="paragraph">
-              <wp:posOffset>0</wp:posOffset>
-            </wp:positionV>
-            <wp:extent cx="6760845" cy="8148955"/>
-            <wp:effectExtent l="0" t="0" r="1905" b="4445"/>
-            <wp:wrapTopAndBottom/>
-            <wp:docPr id="728065138" name="Picture 1"/>
-            <wp:cNvGraphicFramePr>
-              <a:graphicFrameLocks xmlns:a="http://schemas.openxmlformats.org/drawingml/2006/main" noChangeAspect="1"/>
-            </wp:cNvGraphicFramePr>
-            <a:graphic xmlns:a="http://schemas.openxmlformats.org/drawingml/2006/main">
-              <a:graphicData uri="http://schemas.openxmlformats.org/drawingml/2006/picture">
-                <pic:pic xmlns:pic="http://schemas.openxmlformats.org/drawingml/2006/picture">
-                  <pic:nvPicPr>
-                    <pic:cNvPr id="728065138" name="Picture 728065138"/>
-                    <pic:cNvPicPr/>
-                  </pic:nvPicPr>
-                  <pic:blipFill>
-                    <a:blip r:embed="rId12">
-                      <a:extLst>
-                        <a:ext uri="{28A0092B-C50C-407E-A947-70E740481C1C}">
-                          <a14:useLocalDpi xmlns:a14="http://schemas.microsoft.com/office/drawing/2010/main" val="0"/>
-                        </a:ext>
-                      </a:extLst>
-                    </a:blip>
-                    <a:stretch>
-                      <a:fillRect/>
-                    </a:stretch>
-                  </pic:blipFill>
-                  <pic:spPr>
-                    <a:xfrm>
-                      <a:off x="0" y="0"/>
-                      <a:ext cx="6760845" cy="8148955"/>
-                    </a:xfrm>
-                    <a:prstGeom prst="rect">
-                      <a:avLst/>
-                    </a:prstGeom>
-                  </pic:spPr>
-                </pic:pic>
-              </a:graphicData>
-            </a:graphic>
-            <wp14:sizeRelH relativeFrom="margin">
-              <wp14:pctWidth>0</wp14:pctWidth>
-            </wp14:sizeRelH>
-            <wp14:sizeRelV relativeFrom="margin">
-              <wp14:pctHeight>0</wp14:pctHeight>
-            </wp14:sizeRelV>
-          </wp:anchor>
-        </w:drawing>
-      </w:r>
-    </w:p>
-    <w:p>
-      <w:pPr>
-        <w:jc w:val="center"/>
-        <w:rPr>
-          <w:b/>
-          <w:bCs/>
-          <w:color w:val="0070C0"/>
-          <w:sz w:val="40"/>
-          <w:szCs w:val="40"/>
+        <w:rPr>
           <w:u w:val="single"/>
         </w:rPr>
       </w:pPr>
-      <w:r>
-        <w:rPr>
-          <w:b/>
-          <w:bCs/>
-          <w:color w:val="0070C0"/>
-          <w:sz w:val="40"/>
-          <w:szCs w:val="40"/>
+      <w:bookmarkStart w:id="10" w:name="_Toc196989295"/>
+      <w:r>
+        <w:rPr>
           <w:u w:val="single"/>
         </w:rPr>
+        <w:lastRenderedPageBreak/>
         <w:t>CREATION OF DATABASE</w:t>
       </w:r>
+      <w:bookmarkEnd w:id="10"/>
     </w:p>
     <w:p>
       <w:pPr>
@@ -4020,7 +3981,7 @@
         <mc:AlternateContent>
           <mc:Choice Requires="wps">
             <w:drawing>
-              <wp:anchor distT="0" distB="0" distL="114300" distR="114300" simplePos="0" relativeHeight="251662336" behindDoc="0" locked="0" layoutInCell="1" allowOverlap="1" wp14:anchorId="4E337C77" wp14:editId="283ACD81">
+              <wp:anchor distT="0" distB="0" distL="114300" distR="114300" simplePos="0" relativeHeight="251662336" behindDoc="0" locked="0" layoutInCell="1" allowOverlap="1" wp14:anchorId="4E337C77" wp14:editId="28513E4E">
                 <wp:simplePos x="0" y="0"/>
                 <wp:positionH relativeFrom="column">
                   <wp:posOffset>431800</wp:posOffset>
@@ -4077,7 +4038,7 @@
           </mc:Choice>
           <mc:Fallback>
             <w:pict>
-              <v:rect w14:anchorId="5D8A7A24" id="Rectangle 2" o:spid="_x0000_s1026" style="position:absolute;margin-left:34pt;margin-top:20.6pt;width:299.2pt;height:22.4pt;z-index:251662336;visibility:visible;mso-wrap-style:square;mso-wrap-distance-left:9pt;mso-wrap-distance-top:0;mso-wrap-distance-right:9pt;mso-wrap-distance-bottom:0;mso-position-horizontal:absolute;mso-position-horizontal-relative:text;mso-position-vertical:absolute;mso-position-vertical-relative:text;v-text-anchor:middle" o:gfxdata="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" filled="f" strokecolor="#09101d [484]" strokeweight="1pt"/>
+              <v:rect w14:anchorId="3389FEFE" id="Rectangle 2" o:spid="_x0000_s1026" style="position:absolute;margin-left:34pt;margin-top:20.6pt;width:299.2pt;height:22.4pt;z-index:251662336;visibility:visible;mso-wrap-style:square;mso-wrap-distance-left:9pt;mso-wrap-distance-top:0;mso-wrap-distance-right:9pt;mso-wrap-distance-bottom:0;mso-position-horizontal:absolute;mso-position-horizontal-relative:text;mso-position-vertical:absolute;mso-position-vertical-relative:text;v-text-anchor:middle" o:gfxdata="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" filled="f" strokecolor="#09101d [484]" strokeweight="1pt"/>
             </w:pict>
           </mc:Fallback>
         </mc:AlternateContent>
@@ -4149,16 +4110,7 @@
           <w:sz w:val="22"/>
           <w:szCs w:val="22"/>
         </w:rPr>
-        <w:t xml:space="preserve">CREATE   </w:t>
-      </w:r>
-      <w:proofErr w:type="gramStart"/>
-      <w:r>
-        <w:rPr>
-          <w:color w:val="0070C0"/>
-          <w:sz w:val="22"/>
-          <w:szCs w:val="22"/>
-        </w:rPr>
-        <w:t xml:space="preserve">DATABASE  </w:t>
+        <w:t xml:space="preserve">CREATE   DATABASE  </w:t>
       </w:r>
       <w:proofErr w:type="spellStart"/>
       <w:r>
@@ -4167,16 +4119,7 @@
           <w:sz w:val="22"/>
           <w:szCs w:val="22"/>
         </w:rPr>
-        <w:t>online</w:t>
-      </w:r>
-      <w:proofErr w:type="gramEnd"/>
-      <w:r>
-        <w:rPr>
-          <w:color w:val="92D050"/>
-          <w:sz w:val="22"/>
-          <w:szCs w:val="22"/>
-        </w:rPr>
-        <w:t>_fashion_store_management_system</w:t>
+        <w:t>online_fashion_store_management_system</w:t>
       </w:r>
       <w:proofErr w:type="spellEnd"/>
       <w:r>
@@ -4236,7 +4179,7 @@
         <mc:AlternateContent>
           <mc:Choice Requires="wps">
             <w:drawing>
-              <wp:anchor distT="0" distB="0" distL="114300" distR="114300" simplePos="0" relativeHeight="251663360" behindDoc="0" locked="0" layoutInCell="1" allowOverlap="1" wp14:anchorId="72EA9365" wp14:editId="2C25791C">
+              <wp:anchor distT="0" distB="0" distL="114300" distR="114300" simplePos="0" relativeHeight="251663360" behindDoc="0" locked="0" layoutInCell="1" allowOverlap="1" wp14:anchorId="72EA9365" wp14:editId="4FCFF833">
                 <wp:simplePos x="0" y="0"/>
                 <wp:positionH relativeFrom="column">
                   <wp:posOffset>477520</wp:posOffset>
@@ -4296,7 +4239,7 @@
           </mc:Choice>
           <mc:Fallback>
             <w:pict>
-              <v:rect w14:anchorId="59846D25" id="Rectangle 2" o:spid="_x0000_s1026" style="position:absolute;margin-left:37.6pt;margin-top:19.15pt;width:242.8pt;height:22.4pt;z-index:251663360;visibility:visible;mso-wrap-style:square;mso-width-percent:0;mso-wrap-distance-left:9pt;mso-wrap-distance-top:0;mso-wrap-distance-right:9pt;mso-wrap-distance-bottom:0;mso-position-horizontal:absolute;mso-position-horizontal-relative:text;mso-position-vertical:absolute;mso-position-vertical-relative:text;mso-width-percent:0;mso-width-relative:margin;v-text-anchor:middle" o:gfxdata="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" filled="f" strokecolor="#09101d [484]" strokeweight="1pt"/>
+              <v:rect w14:anchorId="53CA39DC" id="Rectangle 2" o:spid="_x0000_s1026" style="position:absolute;margin-left:37.6pt;margin-top:19.15pt;width:242.8pt;height:22.4pt;z-index:251663360;visibility:visible;mso-wrap-style:square;mso-width-percent:0;mso-wrap-distance-left:9pt;mso-wrap-distance-top:0;mso-wrap-distance-right:9pt;mso-wrap-distance-bottom:0;mso-position-horizontal:absolute;mso-position-horizontal-relative:text;mso-position-vertical:absolute;mso-position-vertical-relative:text;mso-width-percent:0;mso-width-relative:margin;v-text-anchor:middle" o:gfxdata="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" filled="f" strokecolor="#09101d [484]" strokeweight="1pt"/>
             </w:pict>
           </mc:Fallback>
         </mc:AlternateContent>
@@ -4427,7 +4370,7 @@
         <mc:AlternateContent>
           <mc:Choice Requires="wps">
             <w:drawing>
-              <wp:anchor distT="0" distB="0" distL="114300" distR="114300" simplePos="0" relativeHeight="251674624" behindDoc="0" locked="0" layoutInCell="1" allowOverlap="1" wp14:anchorId="34A404E8" wp14:editId="135D1B0A">
+              <wp:anchor distT="0" distB="0" distL="114300" distR="114300" simplePos="0" relativeHeight="251674624" behindDoc="0" locked="0" layoutInCell="1" allowOverlap="1" wp14:anchorId="34A404E8" wp14:editId="2CBB4155">
                 <wp:simplePos x="0" y="0"/>
                 <wp:positionH relativeFrom="column">
                   <wp:posOffset>1295400</wp:posOffset>
@@ -4484,7 +4427,7 @@
           </mc:Choice>
           <mc:Fallback>
             <w:pict>
-              <v:rect w14:anchorId="4786A228" id="Rectangle 18" o:spid="_x0000_s1026" style="position:absolute;margin-left:102pt;margin-top:18.6pt;width:206.15pt;height:146.15pt;z-index:251674624;visibility:visible;mso-wrap-style:square;mso-wrap-distance-left:9pt;mso-wrap-distance-top:0;mso-wrap-distance-right:9pt;mso-wrap-distance-bottom:0;mso-position-horizontal:absolute;mso-position-horizontal-relative:text;mso-position-vertical:absolute;mso-position-vertical-relative:text;v-text-anchor:middle" o:gfxdata="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" filled="f" strokecolor="#09101d [484]" strokeweight="1pt"/>
+              <v:rect w14:anchorId="4123D978" id="Rectangle 18" o:spid="_x0000_s1026" style="position:absolute;margin-left:102pt;margin-top:18.6pt;width:206.15pt;height:146.15pt;z-index:251674624;visibility:visible;mso-wrap-style:square;mso-wrap-distance-left:9pt;mso-wrap-distance-top:0;mso-wrap-distance-right:9pt;mso-wrap-distance-bottom:0;mso-position-horizontal:absolute;mso-position-horizontal-relative:text;mso-position-vertical:absolute;mso-position-vertical-relative:text;v-text-anchor:middle" o:gfxdata="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" filled="f" strokecolor="#09101d [484]" strokeweight="1pt"/>
             </w:pict>
           </mc:Fallback>
         </mc:AlternateContent>
@@ -4514,7 +4457,6 @@
         </w:rPr>
         <w:t xml:space="preserve">CREATE TABLE </w:t>
       </w:r>
-      <w:proofErr w:type="gramStart"/>
       <w:r>
         <w:rPr>
           <w:color w:val="92D050"/>
@@ -4528,15 +4470,7 @@
           <w:sz w:val="22"/>
           <w:szCs w:val="22"/>
         </w:rPr>
-        <w:t>(</w:t>
-      </w:r>
-      <w:proofErr w:type="gramEnd"/>
-      <w:r>
-        <w:rPr>
-          <w:sz w:val="22"/>
-          <w:szCs w:val="22"/>
-        </w:rPr>
-        <w:t xml:space="preserve"> </w:t>
+        <w:t xml:space="preserve">( </w:t>
       </w:r>
     </w:p>
     <w:p>
@@ -4555,7 +4489,6 @@
         </w:rPr>
         <w:t xml:space="preserve">Id </w:t>
       </w:r>
-      <w:proofErr w:type="gramStart"/>
       <w:r>
         <w:rPr>
           <w:color w:val="0070C0"/>
@@ -4571,7 +4504,6 @@
         </w:rPr>
         <w:t>(</w:t>
       </w:r>
-      <w:proofErr w:type="gramEnd"/>
       <w:r>
         <w:rPr>
           <w:color w:val="92D050"/>
@@ -4619,7 +4551,6 @@
         </w:rPr>
         <w:t xml:space="preserve">Name </w:t>
       </w:r>
-      <w:proofErr w:type="gramStart"/>
       <w:r>
         <w:rPr>
           <w:color w:val="0070C0"/>
@@ -4635,7 +4566,6 @@
         </w:rPr>
         <w:t>(</w:t>
       </w:r>
-      <w:proofErr w:type="gramEnd"/>
       <w:r>
         <w:rPr>
           <w:color w:val="92D050"/>
@@ -4691,7 +4621,6 @@
         </w:rPr>
         <w:t xml:space="preserve">Email </w:t>
       </w:r>
-      <w:proofErr w:type="gramStart"/>
       <w:r>
         <w:rPr>
           <w:color w:val="0070C0"/>
@@ -4707,7 +4636,6 @@
         </w:rPr>
         <w:t>(</w:t>
       </w:r>
-      <w:proofErr w:type="gramEnd"/>
       <w:r>
         <w:rPr>
           <w:color w:val="92D050"/>
@@ -4755,7 +4683,6 @@
         </w:rPr>
         <w:t xml:space="preserve">Password </w:t>
       </w:r>
-      <w:proofErr w:type="gramStart"/>
       <w:r>
         <w:rPr>
           <w:color w:val="0070C0"/>
@@ -4771,7 +4698,6 @@
         </w:rPr>
         <w:t>(</w:t>
       </w:r>
-      <w:proofErr w:type="gramEnd"/>
       <w:r>
         <w:rPr>
           <w:color w:val="92D050"/>
@@ -4903,7 +4829,7 @@
           <w:szCs w:val="22"/>
         </w:rPr>
         <w:drawing>
-          <wp:anchor distT="0" distB="0" distL="114300" distR="114300" simplePos="0" relativeHeight="251684864" behindDoc="0" locked="0" layoutInCell="1" allowOverlap="1" wp14:anchorId="75E3118A" wp14:editId="2324E334">
+          <wp:anchor distT="0" distB="0" distL="114300" distR="114300" simplePos="0" relativeHeight="251684864" behindDoc="0" locked="0" layoutInCell="1" allowOverlap="1" wp14:anchorId="75E3118A" wp14:editId="0F694D37">
             <wp:simplePos x="0" y="0"/>
             <wp:positionH relativeFrom="column">
               <wp:posOffset>38100</wp:posOffset>
@@ -4976,6 +4902,7 @@
           <w:sz w:val="22"/>
           <w:szCs w:val="22"/>
         </w:rPr>
+        <w:lastRenderedPageBreak/>
         <w:t>ADMIN Table</w:t>
       </w:r>
     </w:p>
@@ -5010,7 +4937,7 @@
         <mc:AlternateContent>
           <mc:Choice Requires="wps">
             <w:drawing>
-              <wp:anchor distT="0" distB="0" distL="114300" distR="114300" simplePos="0" relativeHeight="251675648" behindDoc="0" locked="0" layoutInCell="1" allowOverlap="1" wp14:anchorId="592D1655" wp14:editId="31BEAFEB">
+              <wp:anchor distT="0" distB="0" distL="114300" distR="114300" simplePos="0" relativeHeight="251675648" behindDoc="0" locked="0" layoutInCell="1" allowOverlap="1" wp14:anchorId="592D1655" wp14:editId="26C618E5">
                 <wp:simplePos x="0" y="0"/>
                 <wp:positionH relativeFrom="column">
                   <wp:posOffset>1230086</wp:posOffset>
@@ -5067,7 +4994,7 @@
           </mc:Choice>
           <mc:Fallback>
             <w:pict>
-              <v:rect w14:anchorId="7BA530E5" id="Rectangle 20" o:spid="_x0000_s1026" style="position:absolute;margin-left:96.85pt;margin-top:1.05pt;width:209.55pt;height:124.7pt;z-index:251675648;visibility:visible;mso-wrap-style:square;mso-wrap-distance-left:9pt;mso-wrap-distance-top:0;mso-wrap-distance-right:9pt;mso-wrap-distance-bottom:0;mso-position-horizontal:absolute;mso-position-horizontal-relative:text;mso-position-vertical:absolute;mso-position-vertical-relative:text;v-text-anchor:middle" o:gfxdata="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" filled="f" strokecolor="#09101d [484]" strokeweight="1pt"/>
+              <v:rect w14:anchorId="32FF3273" id="Rectangle 20" o:spid="_x0000_s1026" style="position:absolute;margin-left:96.85pt;margin-top:1.05pt;width:209.55pt;height:124.7pt;z-index:251675648;visibility:visible;mso-wrap-style:square;mso-wrap-distance-left:9pt;mso-wrap-distance-top:0;mso-wrap-distance-right:9pt;mso-wrap-distance-bottom:0;mso-position-horizontal:absolute;mso-position-horizontal-relative:text;mso-position-vertical:absolute;mso-position-vertical-relative:text;v-text-anchor:middle" o:gfxdata="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" filled="f" strokecolor="#09101d [484]" strokeweight="1pt"/>
             </w:pict>
           </mc:Fallback>
         </mc:AlternateContent>
@@ -5080,7 +5007,6 @@
         </w:rPr>
         <w:t xml:space="preserve">CREATE TABLE </w:t>
       </w:r>
-      <w:proofErr w:type="gramStart"/>
       <w:r>
         <w:rPr>
           <w:color w:val="92D050"/>
@@ -5094,15 +5020,7 @@
           <w:sz w:val="22"/>
           <w:szCs w:val="22"/>
         </w:rPr>
-        <w:t>(</w:t>
-      </w:r>
-      <w:proofErr w:type="gramEnd"/>
-      <w:r>
-        <w:rPr>
-          <w:sz w:val="22"/>
-          <w:szCs w:val="22"/>
-        </w:rPr>
-        <w:t xml:space="preserve"> </w:t>
+        <w:t xml:space="preserve">( </w:t>
       </w:r>
     </w:p>
     <w:p>
@@ -5122,7 +5040,6 @@
         </w:rPr>
         <w:t xml:space="preserve">Id </w:t>
       </w:r>
-      <w:proofErr w:type="gramStart"/>
       <w:r>
         <w:rPr>
           <w:color w:val="0070C0"/>
@@ -5138,7 +5055,6 @@
         </w:rPr>
         <w:t>(</w:t>
       </w:r>
-      <w:proofErr w:type="gramEnd"/>
       <w:r>
         <w:rPr>
           <w:color w:val="92D050"/>
@@ -5180,7 +5096,6 @@
         </w:rPr>
         <w:t xml:space="preserve">Name </w:t>
       </w:r>
-      <w:proofErr w:type="gramStart"/>
       <w:r>
         <w:rPr>
           <w:color w:val="0070C0"/>
@@ -5196,7 +5111,6 @@
         </w:rPr>
         <w:t>(</w:t>
       </w:r>
-      <w:proofErr w:type="gramEnd"/>
       <w:r>
         <w:rPr>
           <w:color w:val="92D050"/>
@@ -5245,7 +5159,6 @@
         </w:rPr>
         <w:t xml:space="preserve">Email </w:t>
       </w:r>
-      <w:proofErr w:type="gramStart"/>
       <w:r>
         <w:rPr>
           <w:color w:val="0070C0"/>
@@ -5261,7 +5174,6 @@
         </w:rPr>
         <w:t>(</w:t>
       </w:r>
-      <w:proofErr w:type="gramEnd"/>
       <w:r>
         <w:rPr>
           <w:color w:val="92D050"/>
@@ -5310,7 +5222,6 @@
         </w:rPr>
         <w:t xml:space="preserve">Password </w:t>
       </w:r>
-      <w:proofErr w:type="gramStart"/>
       <w:r>
         <w:rPr>
           <w:color w:val="0070C0"/>
@@ -5326,7 +5237,6 @@
         </w:rPr>
         <w:t>(</w:t>
       </w:r>
-      <w:proofErr w:type="gramEnd"/>
       <w:r>
         <w:rPr>
           <w:color w:val="92D050"/>
@@ -5454,7 +5364,7 @@
           <w:szCs w:val="22"/>
         </w:rPr>
         <w:drawing>
-          <wp:anchor distT="0" distB="0" distL="114300" distR="114300" simplePos="0" relativeHeight="251664384" behindDoc="0" locked="0" layoutInCell="1" allowOverlap="1" wp14:anchorId="7B6F9991" wp14:editId="03634FA8">
+          <wp:anchor distT="0" distB="0" distL="114300" distR="114300" simplePos="0" relativeHeight="251664384" behindDoc="0" locked="0" layoutInCell="1" allowOverlap="1" wp14:anchorId="7B6F9991" wp14:editId="78718967">
             <wp:simplePos x="0" y="0"/>
             <wp:positionH relativeFrom="column">
               <wp:posOffset>-179614</wp:posOffset>
@@ -5531,7 +5441,6 @@
           <w:szCs w:val="22"/>
         </w:rPr>
       </w:pPr>
-      <w:proofErr w:type="gramStart"/>
       <w:r>
         <w:rPr>
           <w:sz w:val="22"/>
@@ -5553,7 +5462,6 @@
         </w:rPr>
         <w:t>Table</w:t>
       </w:r>
-      <w:proofErr w:type="gramEnd"/>
     </w:p>
     <w:p>
       <w:pPr>
@@ -5593,7 +5501,7 @@
         <mc:AlternateContent>
           <mc:Choice Requires="wps">
             <w:drawing>
-              <wp:anchor distT="0" distB="0" distL="114300" distR="114300" simplePos="0" relativeHeight="251676672" behindDoc="0" locked="0" layoutInCell="1" allowOverlap="1" wp14:anchorId="13F39CCD" wp14:editId="03D323DE">
+              <wp:anchor distT="0" distB="0" distL="114300" distR="114300" simplePos="0" relativeHeight="251676672" behindDoc="0" locked="0" layoutInCell="1" allowOverlap="1" wp14:anchorId="13F39CCD" wp14:editId="18B5D9D1">
                 <wp:simplePos x="0" y="0"/>
                 <wp:positionH relativeFrom="column">
                   <wp:posOffset>1311729</wp:posOffset>
@@ -5650,7 +5558,7 @@
           </mc:Choice>
           <mc:Fallback>
             <w:pict>
-              <v:rect w14:anchorId="355C2254" id="Rectangle 21" o:spid="_x0000_s1026" style="position:absolute;margin-left:103.3pt;margin-top:11.1pt;width:377.15pt;height:234pt;z-index:251676672;visibility:visible;mso-wrap-style:square;mso-wrap-distance-left:9pt;mso-wrap-distance-top:0;mso-wrap-distance-right:9pt;mso-wrap-distance-bottom:0;mso-position-horizontal:absolute;mso-position-horizontal-relative:text;mso-position-vertical:absolute;mso-position-vertical-relative:text;v-text-anchor:middle" o:gfxdata="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" filled="f" strokecolor="#09101d [484]" strokeweight="1pt"/>
+              <v:rect w14:anchorId="581C604F" id="Rectangle 21" o:spid="_x0000_s1026" style="position:absolute;margin-left:103.3pt;margin-top:11.1pt;width:377.15pt;height:234pt;z-index:251676672;visibility:visible;mso-wrap-style:square;mso-wrap-distance-left:9pt;mso-wrap-distance-top:0;mso-wrap-distance-right:9pt;mso-wrap-distance-bottom:0;mso-position-horizontal:absolute;mso-position-horizontal-relative:text;mso-position-vertical:absolute;mso-position-vertical-relative:text;v-text-anchor:middle" o:gfxdata="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" filled="f" strokecolor="#09101d [484]" strokeweight="1pt"/>
             </w:pict>
           </mc:Fallback>
         </mc:AlternateContent>
@@ -5673,7 +5581,6 @@
         </w:rPr>
         <w:t xml:space="preserve">CREATE TABLE </w:t>
       </w:r>
-      <w:proofErr w:type="gramStart"/>
       <w:r>
         <w:rPr>
           <w:color w:val="92D050"/>
@@ -5687,15 +5594,7 @@
           <w:sz w:val="22"/>
           <w:szCs w:val="22"/>
         </w:rPr>
-        <w:t>(</w:t>
-      </w:r>
-      <w:proofErr w:type="gramEnd"/>
-      <w:r>
-        <w:rPr>
-          <w:sz w:val="22"/>
-          <w:szCs w:val="22"/>
-        </w:rPr>
-        <w:t xml:space="preserve"> </w:t>
+        <w:t xml:space="preserve">( </w:t>
       </w:r>
     </w:p>
     <w:p>
@@ -5714,7 +5613,6 @@
         </w:rPr>
         <w:t xml:space="preserve">Id </w:t>
       </w:r>
-      <w:proofErr w:type="gramStart"/>
       <w:r>
         <w:rPr>
           <w:color w:val="0070C0"/>
@@ -5730,7 +5628,6 @@
         </w:rPr>
         <w:t>(</w:t>
       </w:r>
-      <w:proofErr w:type="gramEnd"/>
       <w:r>
         <w:rPr>
           <w:color w:val="92D050"/>
@@ -5778,7 +5675,6 @@
         </w:rPr>
         <w:t xml:space="preserve">Name </w:t>
       </w:r>
-      <w:proofErr w:type="gramStart"/>
       <w:r>
         <w:rPr>
           <w:color w:val="0070C0"/>
@@ -5794,7 +5690,6 @@
         </w:rPr>
         <w:t>(</w:t>
       </w:r>
-      <w:proofErr w:type="gramEnd"/>
       <w:r>
         <w:rPr>
           <w:color w:val="92D050"/>
@@ -5842,7 +5737,6 @@
         </w:rPr>
         <w:t xml:space="preserve">Price </w:t>
       </w:r>
-      <w:proofErr w:type="gramStart"/>
       <w:r>
         <w:rPr>
           <w:color w:val="0070C0"/>
@@ -5858,7 +5752,6 @@
         </w:rPr>
         <w:t>(</w:t>
       </w:r>
-      <w:proofErr w:type="gramEnd"/>
       <w:r>
         <w:rPr>
           <w:color w:val="92D050"/>
@@ -5906,7 +5799,6 @@
         </w:rPr>
         <w:t xml:space="preserve">Category </w:t>
       </w:r>
-      <w:proofErr w:type="gramStart"/>
       <w:r>
         <w:rPr>
           <w:color w:val="0070C0"/>
@@ -5920,31 +5812,7 @@
           <w:sz w:val="22"/>
           <w:szCs w:val="22"/>
         </w:rPr>
-        <w:t>(</w:t>
-      </w:r>
-      <w:proofErr w:type="gramEnd"/>
-      <w:r>
-        <w:rPr>
-          <w:sz w:val="22"/>
-          <w:szCs w:val="22"/>
-        </w:rPr>
-        <w:t>50</w:t>
-      </w:r>
-      <w:proofErr w:type="gramStart"/>
-      <w:r>
-        <w:rPr>
-          <w:sz w:val="22"/>
-          <w:szCs w:val="22"/>
-        </w:rPr>
-        <w:t>) ,</w:t>
-      </w:r>
-      <w:proofErr w:type="gramEnd"/>
-      <w:r>
-        <w:rPr>
-          <w:sz w:val="22"/>
-          <w:szCs w:val="22"/>
-        </w:rPr>
-        <w:t xml:space="preserve"> </w:t>
+        <w:t xml:space="preserve">(50) , </w:t>
       </w:r>
     </w:p>
     <w:p>
@@ -5963,7 +5831,6 @@
         </w:rPr>
         <w:t xml:space="preserve">Image </w:t>
       </w:r>
-      <w:proofErr w:type="gramStart"/>
       <w:r>
         <w:rPr>
           <w:color w:val="0070C0"/>
@@ -5977,15 +5844,7 @@
           <w:sz w:val="22"/>
           <w:szCs w:val="22"/>
         </w:rPr>
-        <w:t>,</w:t>
-      </w:r>
-      <w:proofErr w:type="gramEnd"/>
-      <w:r>
-        <w:rPr>
-          <w:sz w:val="22"/>
-          <w:szCs w:val="22"/>
-        </w:rPr>
-        <w:t xml:space="preserve"> </w:t>
+        <w:t xml:space="preserve">, </w:t>
       </w:r>
     </w:p>
     <w:p>
@@ -6004,7 +5863,6 @@
         </w:rPr>
         <w:t xml:space="preserve">Stock </w:t>
       </w:r>
-      <w:proofErr w:type="gramStart"/>
       <w:r>
         <w:rPr>
           <w:color w:val="0070C0"/>
@@ -6020,7 +5878,6 @@
         </w:rPr>
         <w:t>(</w:t>
       </w:r>
-      <w:proofErr w:type="gramEnd"/>
       <w:r>
         <w:rPr>
           <w:color w:val="92D050"/>
@@ -6117,7 +5974,6 @@
         </w:rPr>
         <w:t xml:space="preserve">Status </w:t>
       </w:r>
-      <w:proofErr w:type="gramStart"/>
       <w:r>
         <w:rPr>
           <w:color w:val="0070C0"/>
@@ -6133,7 +5989,6 @@
         </w:rPr>
         <w:t>(</w:t>
       </w:r>
-      <w:proofErr w:type="gramEnd"/>
       <w:r>
         <w:rPr>
           <w:color w:val="92D050"/>
@@ -6190,7 +6045,6 @@
         </w:rPr>
         <w:t xml:space="preserve"> </w:t>
       </w:r>
-      <w:proofErr w:type="gramStart"/>
       <w:r>
         <w:rPr>
           <w:color w:val="0070C0"/>
@@ -6206,7 +6060,6 @@
         </w:rPr>
         <w:t>(</w:t>
       </w:r>
-      <w:proofErr w:type="gramEnd"/>
       <w:r>
         <w:rPr>
           <w:color w:val="92D050"/>
@@ -6358,6 +6211,7 @@
           <w:sz w:val="22"/>
           <w:szCs w:val="22"/>
         </w:rPr>
+        <w:lastRenderedPageBreak/>
         <w:drawing>
           <wp:inline distT="0" distB="0" distL="0" distR="0" wp14:anchorId="5613A263" wp14:editId="4A498648">
             <wp:extent cx="5943600" cy="1849755"/>
@@ -6418,7 +6272,6 @@
           <w:szCs w:val="22"/>
         </w:rPr>
       </w:pPr>
-      <w:proofErr w:type="gramStart"/>
       <w:r>
         <w:rPr>
           <w:sz w:val="22"/>
@@ -6440,7 +6293,6 @@
         </w:rPr>
         <w:t>Table</w:t>
       </w:r>
-      <w:proofErr w:type="gramEnd"/>
     </w:p>
     <w:p>
       <w:pPr>
@@ -6462,7 +6314,7 @@
         <mc:AlternateContent>
           <mc:Choice Requires="wps">
             <w:drawing>
-              <wp:anchor distT="0" distB="0" distL="114300" distR="114300" simplePos="0" relativeHeight="251677696" behindDoc="0" locked="0" layoutInCell="1" allowOverlap="1" wp14:anchorId="01B15B97" wp14:editId="0C1364C2">
+              <wp:anchor distT="0" distB="0" distL="114300" distR="114300" simplePos="0" relativeHeight="251677696" behindDoc="0" locked="0" layoutInCell="1" allowOverlap="1" wp14:anchorId="01B15B97" wp14:editId="1371EB7D">
                 <wp:simplePos x="0" y="0"/>
                 <wp:positionH relativeFrom="column">
                   <wp:posOffset>1268186</wp:posOffset>
@@ -6525,7 +6377,7 @@
           </mc:Choice>
           <mc:Fallback>
             <w:pict>
-              <v:rect w14:anchorId="005D1BFD" id="Rectangle 22" o:spid="_x0000_s1026" style="position:absolute;margin-left:99.85pt;margin-top:5.35pt;width:361.7pt;height:123.4pt;z-index:251677696;visibility:visible;mso-wrap-style:square;mso-width-percent:0;mso-height-percent:0;mso-wrap-distance-left:9pt;mso-wrap-distance-top:0;mso-wrap-distance-right:9pt;mso-wrap-distance-bottom:0;mso-position-horizontal:absolute;mso-position-horizontal-relative:text;mso-position-vertical:absolute;mso-position-vertical-relative:text;mso-width-percent:0;mso-height-percent:0;mso-width-relative:margin;mso-height-relative:margin;v-text-anchor:middle" o:gfxdata="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" filled="f" strokecolor="#09101d [484]" strokeweight="1pt"/>
+              <v:rect w14:anchorId="6E1F87F3" id="Rectangle 22" o:spid="_x0000_s1026" style="position:absolute;margin-left:99.85pt;margin-top:5.35pt;width:361.7pt;height:123.4pt;z-index:251677696;visibility:visible;mso-wrap-style:square;mso-width-percent:0;mso-height-percent:0;mso-wrap-distance-left:9pt;mso-wrap-distance-top:0;mso-wrap-distance-right:9pt;mso-wrap-distance-bottom:0;mso-position-horizontal:absolute;mso-position-horizontal-relative:text;mso-position-vertical:absolute;mso-position-vertical-relative:text;mso-width-percent:0;mso-height-percent:0;mso-width-relative:margin;mso-height-relative:margin;v-text-anchor:middle" o:gfxdata="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" filled="f" strokecolor="#09101d [484]" strokeweight="1pt"/>
             </w:pict>
           </mc:Fallback>
         </mc:AlternateContent>
@@ -6548,7 +6400,6 @@
         </w:rPr>
         <w:t xml:space="preserve">CREATE TABLE </w:t>
       </w:r>
-      <w:proofErr w:type="gramStart"/>
       <w:r>
         <w:rPr>
           <w:color w:val="92D050"/>
@@ -6564,7 +6415,6 @@
         </w:rPr>
         <w:t>(</w:t>
       </w:r>
-      <w:proofErr w:type="gramEnd"/>
     </w:p>
     <w:p>
       <w:pPr>
@@ -6582,7 +6432,6 @@
         </w:rPr>
         <w:t xml:space="preserve">Id </w:t>
       </w:r>
-      <w:proofErr w:type="gramStart"/>
       <w:r>
         <w:rPr>
           <w:color w:val="0070C0"/>
@@ -6598,7 +6447,6 @@
         </w:rPr>
         <w:t>(</w:t>
       </w:r>
-      <w:proofErr w:type="gramEnd"/>
       <w:r>
         <w:rPr>
           <w:color w:val="92D050"/>
@@ -6655,7 +6503,6 @@
         </w:rPr>
         <w:t xml:space="preserve"> </w:t>
       </w:r>
-      <w:proofErr w:type="gramStart"/>
       <w:r>
         <w:rPr>
           <w:color w:val="0070C0"/>
@@ -6671,7 +6518,6 @@
         </w:rPr>
         <w:t>(</w:t>
       </w:r>
-      <w:proofErr w:type="gramEnd"/>
       <w:r>
         <w:rPr>
           <w:color w:val="92D050"/>
@@ -6803,7 +6649,7 @@
           <w:szCs w:val="22"/>
         </w:rPr>
         <w:drawing>
-          <wp:anchor distT="0" distB="0" distL="114300" distR="114300" simplePos="0" relativeHeight="251665408" behindDoc="0" locked="0" layoutInCell="1" allowOverlap="1" wp14:anchorId="5F0D2318" wp14:editId="16083E88">
+          <wp:anchor distT="0" distB="0" distL="114300" distR="114300" simplePos="0" relativeHeight="251665408" behindDoc="0" locked="0" layoutInCell="1" allowOverlap="1" wp14:anchorId="5F0D2318" wp14:editId="36B11C32">
             <wp:simplePos x="0" y="0"/>
             <wp:positionH relativeFrom="margin">
               <wp:align>right</wp:align>
@@ -6897,7 +6743,7 @@
         <mc:AlternateContent>
           <mc:Choice Requires="wps">
             <w:drawing>
-              <wp:anchor distT="0" distB="0" distL="114300" distR="114300" simplePos="0" relativeHeight="251678720" behindDoc="0" locked="0" layoutInCell="1" allowOverlap="1" wp14:anchorId="5553A466" wp14:editId="04D6B15A">
+              <wp:anchor distT="0" distB="0" distL="114300" distR="114300" simplePos="0" relativeHeight="251678720" behindDoc="0" locked="0" layoutInCell="1" allowOverlap="1" wp14:anchorId="5553A466" wp14:editId="1463D59B">
                 <wp:simplePos x="0" y="0"/>
                 <wp:positionH relativeFrom="column">
                   <wp:posOffset>1088571</wp:posOffset>
@@ -6960,7 +6806,7 @@
           </mc:Choice>
           <mc:Fallback>
             <w:pict>
-              <v:rect w14:anchorId="259A61A9" id="Rectangle 23" o:spid="_x0000_s1026" style="position:absolute;margin-left:85.7pt;margin-top:16.05pt;width:384.85pt;height:160.7pt;z-index:251678720;visibility:visible;mso-wrap-style:square;mso-width-percent:0;mso-height-percent:0;mso-wrap-distance-left:9pt;mso-wrap-distance-top:0;mso-wrap-distance-right:9pt;mso-wrap-distance-bottom:0;mso-position-horizontal:absolute;mso-position-horizontal-relative:text;mso-position-vertical:absolute;mso-position-vertical-relative:text;mso-width-percent:0;mso-height-percent:0;mso-width-relative:margin;mso-height-relative:margin;v-text-anchor:middle" o:gfxdata="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" filled="f" strokecolor="#09101d [484]" strokeweight="1pt"/>
+              <v:rect w14:anchorId="0AE720A1" id="Rectangle 23" o:spid="_x0000_s1026" style="position:absolute;margin-left:85.7pt;margin-top:16.05pt;width:384.85pt;height:160.7pt;z-index:251678720;visibility:visible;mso-wrap-style:square;mso-width-percent:0;mso-height-percent:0;mso-wrap-distance-left:9pt;mso-wrap-distance-top:0;mso-wrap-distance-right:9pt;mso-wrap-distance-bottom:0;mso-position-horizontal:absolute;mso-position-horizontal-relative:text;mso-position-vertical:absolute;mso-position-vertical-relative:text;mso-width-percent:0;mso-height-percent:0;mso-width-relative:margin;mso-height-relative:margin;v-text-anchor:middle" o:gfxdata="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" filled="f" strokecolor="#09101d [484]" strokeweight="1pt"/>
             </w:pict>
           </mc:Fallback>
         </mc:AlternateContent>
@@ -6970,15 +6816,7 @@
           <w:sz w:val="22"/>
           <w:szCs w:val="22"/>
         </w:rPr>
-        <w:t>CART_</w:t>
-      </w:r>
-      <w:proofErr w:type="gramStart"/>
-      <w:r>
-        <w:rPr>
-          <w:sz w:val="22"/>
-          <w:szCs w:val="22"/>
-        </w:rPr>
-        <w:t xml:space="preserve">PRODUCT  </w:t>
+        <w:t xml:space="preserve">CART_PRODUCT  </w:t>
       </w:r>
       <w:r>
         <w:rPr>
@@ -6987,7 +6825,6 @@
         </w:rPr>
         <w:t>Table</w:t>
       </w:r>
-      <w:proofErr w:type="gramEnd"/>
     </w:p>
     <w:p>
       <w:pPr>
@@ -7013,31 +6850,14 @@
           <w:sz w:val="22"/>
           <w:szCs w:val="22"/>
         </w:rPr>
-        <w:t>CART_</w:t>
-      </w:r>
-      <w:proofErr w:type="gramStart"/>
-      <w:r>
-        <w:rPr>
-          <w:color w:val="92D050"/>
-          <w:sz w:val="22"/>
-          <w:szCs w:val="22"/>
-        </w:rPr>
-        <w:t>PRODUCT</w:t>
-      </w:r>
-      <w:r>
-        <w:rPr>
-          <w:sz w:val="22"/>
-          <w:szCs w:val="22"/>
-        </w:rPr>
-        <w:t>(</w:t>
-      </w:r>
-      <w:proofErr w:type="gramEnd"/>
-      <w:r>
-        <w:rPr>
-          <w:sz w:val="22"/>
-          <w:szCs w:val="22"/>
-        </w:rPr>
-        <w:t xml:space="preserve"> </w:t>
+        <w:t>CART_PRODUCT</w:t>
+      </w:r>
+      <w:r>
+        <w:rPr>
+          <w:sz w:val="22"/>
+          <w:szCs w:val="22"/>
+        </w:rPr>
+        <w:t xml:space="preserve">( </w:t>
       </w:r>
     </w:p>
     <w:p>
@@ -7065,7 +6885,6 @@
         </w:rPr>
         <w:t xml:space="preserve"> </w:t>
       </w:r>
-      <w:proofErr w:type="gramStart"/>
       <w:r>
         <w:rPr>
           <w:color w:val="0070C0"/>
@@ -7081,7 +6900,6 @@
         </w:rPr>
         <w:t>(</w:t>
       </w:r>
-      <w:proofErr w:type="gramEnd"/>
       <w:r>
         <w:rPr>
           <w:color w:val="92D050"/>
@@ -7090,21 +6908,12 @@
         </w:rPr>
         <w:t>15</w:t>
       </w:r>
-      <w:proofErr w:type="gramStart"/>
-      <w:r>
-        <w:rPr>
-          <w:sz w:val="22"/>
-          <w:szCs w:val="22"/>
-        </w:rPr>
-        <w:t>) ,</w:t>
-      </w:r>
-      <w:proofErr w:type="gramEnd"/>
-      <w:r>
-        <w:rPr>
-          <w:sz w:val="22"/>
-          <w:szCs w:val="22"/>
-        </w:rPr>
-        <w:t xml:space="preserve"> </w:t>
+      <w:r>
+        <w:rPr>
+          <w:sz w:val="22"/>
+          <w:szCs w:val="22"/>
+        </w:rPr>
+        <w:t xml:space="preserve">) , </w:t>
       </w:r>
     </w:p>
     <w:p>
@@ -7132,7 +6941,6 @@
         </w:rPr>
         <w:t xml:space="preserve"> </w:t>
       </w:r>
-      <w:proofErr w:type="gramStart"/>
       <w:r>
         <w:rPr>
           <w:color w:val="0070C0"/>
@@ -7148,7 +6956,6 @@
         </w:rPr>
         <w:t>(</w:t>
       </w:r>
-      <w:proofErr w:type="gramEnd"/>
       <w:r>
         <w:rPr>
           <w:color w:val="92D050"/>
@@ -7181,7 +6988,6 @@
         </w:rPr>
         <w:t xml:space="preserve">Quantity </w:t>
       </w:r>
-      <w:proofErr w:type="gramStart"/>
       <w:r>
         <w:rPr>
           <w:color w:val="0070C0"/>
@@ -7195,15 +7001,7 @@
           <w:sz w:val="22"/>
           <w:szCs w:val="22"/>
         </w:rPr>
-        <w:t>(</w:t>
-      </w:r>
-      <w:proofErr w:type="gramEnd"/>
-      <w:r>
-        <w:rPr>
-          <w:sz w:val="22"/>
-          <w:szCs w:val="22"/>
-        </w:rPr>
-        <w:t>6</w:t>
+        <w:t>(6</w:t>
       </w:r>
       <w:r>
         <w:rPr>
@@ -7221,7 +7019,6 @@
         </w:rPr>
         <w:t xml:space="preserve">DEFAULT </w:t>
       </w:r>
-      <w:proofErr w:type="gramStart"/>
       <w:r>
         <w:rPr>
           <w:color w:val="92D050"/>
@@ -7237,7 +7034,6 @@
         </w:rPr>
         <w:t>,</w:t>
       </w:r>
-      <w:proofErr w:type="gramEnd"/>
     </w:p>
     <w:p>
       <w:pPr>
@@ -7478,7 +7274,7 @@
           <w:szCs w:val="22"/>
         </w:rPr>
         <w:drawing>
-          <wp:anchor distT="0" distB="0" distL="114300" distR="114300" simplePos="0" relativeHeight="251666432" behindDoc="0" locked="0" layoutInCell="1" allowOverlap="1" wp14:anchorId="3B5E8A6F" wp14:editId="34F19BC4">
+          <wp:anchor distT="0" distB="0" distL="114300" distR="114300" simplePos="0" relativeHeight="251666432" behindDoc="0" locked="0" layoutInCell="1" allowOverlap="1" wp14:anchorId="3B5E8A6F" wp14:editId="439373AB">
             <wp:simplePos x="0" y="0"/>
             <wp:positionH relativeFrom="margin">
               <wp:posOffset>54065</wp:posOffset>
@@ -7552,15 +7348,14 @@
           <w:szCs w:val="22"/>
         </w:rPr>
       </w:pPr>
-      <w:proofErr w:type="gramStart"/>
-      <w:r>
-        <w:rPr>
-          <w:sz w:val="22"/>
-          <w:szCs w:val="22"/>
-        </w:rPr>
+      <w:r>
+        <w:rPr>
+          <w:sz w:val="22"/>
+          <w:szCs w:val="22"/>
+        </w:rPr>
+        <w:lastRenderedPageBreak/>
         <w:t>WISHLIST  Table</w:t>
       </w:r>
-      <w:proofErr w:type="gramEnd"/>
     </w:p>
     <w:p>
       <w:pPr>
@@ -7580,7 +7375,7 @@
         <mc:AlternateContent>
           <mc:Choice Requires="wps">
             <w:drawing>
-              <wp:anchor distT="0" distB="0" distL="114300" distR="114300" simplePos="0" relativeHeight="251679744" behindDoc="0" locked="0" layoutInCell="1" allowOverlap="1" wp14:anchorId="33F18712" wp14:editId="53D78159">
+              <wp:anchor distT="0" distB="0" distL="114300" distR="114300" simplePos="0" relativeHeight="251679744" behindDoc="0" locked="0" layoutInCell="1" allowOverlap="1" wp14:anchorId="33F18712" wp14:editId="550661D1">
                 <wp:simplePos x="0" y="0"/>
                 <wp:positionH relativeFrom="column">
                   <wp:posOffset>1306286</wp:posOffset>
@@ -7637,7 +7432,7 @@
           </mc:Choice>
           <mc:Fallback>
             <w:pict>
-              <v:rect w14:anchorId="61242A1F" id="Rectangle 24" o:spid="_x0000_s1026" style="position:absolute;margin-left:102.85pt;margin-top:12.3pt;width:365.15pt;height:118.3pt;z-index:251679744;visibility:visible;mso-wrap-style:square;mso-wrap-distance-left:9pt;mso-wrap-distance-top:0;mso-wrap-distance-right:9pt;mso-wrap-distance-bottom:0;mso-position-horizontal:absolute;mso-position-horizontal-relative:text;mso-position-vertical:absolute;mso-position-vertical-relative:text;v-text-anchor:middle" o:gfxdata="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" filled="f" strokecolor="#09101d [484]" strokeweight="1pt"/>
+              <v:rect w14:anchorId="5F22BC3C" id="Rectangle 24" o:spid="_x0000_s1026" style="position:absolute;margin-left:102.85pt;margin-top:12.3pt;width:365.15pt;height:118.3pt;z-index:251679744;visibility:visible;mso-wrap-style:square;mso-wrap-distance-left:9pt;mso-wrap-distance-top:0;mso-wrap-distance-right:9pt;mso-wrap-distance-bottom:0;mso-position-horizontal:absolute;mso-position-horizontal-relative:text;mso-position-vertical:absolute;mso-position-vertical-relative:text;v-text-anchor:middle" o:gfxdata="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" filled="f" strokecolor="#09101d [484]" strokeweight="1pt"/>
             </w:pict>
           </mc:Fallback>
         </mc:AlternateContent>
@@ -7660,7 +7455,6 @@
         </w:rPr>
         <w:t xml:space="preserve">CREATE TABLE </w:t>
       </w:r>
-      <w:proofErr w:type="gramStart"/>
       <w:r>
         <w:rPr>
           <w:color w:val="92D050"/>
@@ -7676,7 +7470,6 @@
         </w:rPr>
         <w:t>(</w:t>
       </w:r>
-      <w:proofErr w:type="gramEnd"/>
     </w:p>
     <w:p>
       <w:pPr>
@@ -7694,7 +7487,6 @@
         </w:rPr>
         <w:t xml:space="preserve">Id </w:t>
       </w:r>
-      <w:proofErr w:type="gramStart"/>
       <w:r>
         <w:rPr>
           <w:color w:val="0070C0"/>
@@ -7710,7 +7502,6 @@
         </w:rPr>
         <w:t>(</w:t>
       </w:r>
-      <w:proofErr w:type="gramEnd"/>
       <w:r>
         <w:rPr>
           <w:color w:val="92D050"/>
@@ -7767,7 +7558,6 @@
         </w:rPr>
         <w:t xml:space="preserve"> </w:t>
       </w:r>
-      <w:proofErr w:type="gramStart"/>
       <w:r>
         <w:rPr>
           <w:color w:val="0070C0"/>
@@ -7783,7 +7573,6 @@
         </w:rPr>
         <w:t>(</w:t>
       </w:r>
-      <w:proofErr w:type="gramEnd"/>
       <w:r>
         <w:rPr>
           <w:color w:val="92D050"/>
@@ -7930,7 +7719,7 @@
           <w:szCs w:val="22"/>
         </w:rPr>
         <w:drawing>
-          <wp:anchor distT="0" distB="0" distL="114300" distR="114300" simplePos="0" relativeHeight="251667456" behindDoc="0" locked="0" layoutInCell="1" allowOverlap="1" wp14:anchorId="0D8A1BEF" wp14:editId="065E692F">
+          <wp:anchor distT="0" distB="0" distL="114300" distR="114300" simplePos="0" relativeHeight="251667456" behindDoc="0" locked="0" layoutInCell="1" allowOverlap="1" wp14:anchorId="0D8A1BEF" wp14:editId="0AC9483B">
             <wp:simplePos x="0" y="0"/>
             <wp:positionH relativeFrom="margin">
               <wp:align>center</wp:align>
@@ -8031,7 +7820,7 @@
         <mc:AlternateContent>
           <mc:Choice Requires="wps">
             <w:drawing>
-              <wp:anchor distT="0" distB="0" distL="114300" distR="114300" simplePos="0" relativeHeight="251680768" behindDoc="0" locked="0" layoutInCell="1" allowOverlap="1" wp14:anchorId="6EF5DCE1" wp14:editId="69279567">
+              <wp:anchor distT="0" distB="0" distL="114300" distR="114300" simplePos="0" relativeHeight="251680768" behindDoc="0" locked="0" layoutInCell="1" allowOverlap="1" wp14:anchorId="6EF5DCE1" wp14:editId="70E365D7">
                 <wp:simplePos x="0" y="0"/>
                 <wp:positionH relativeFrom="column">
                   <wp:posOffset>1306286</wp:posOffset>
@@ -8094,7 +7883,7 @@
           </mc:Choice>
           <mc:Fallback>
             <w:pict>
-              <v:rect w14:anchorId="79D94815" id="Rectangle 25" o:spid="_x0000_s1026" style="position:absolute;margin-left:102.85pt;margin-top:21.1pt;width:343.3pt;height:2in;z-index:251680768;visibility:visible;mso-wrap-style:square;mso-width-percent:0;mso-height-percent:0;mso-wrap-distance-left:9pt;mso-wrap-distance-top:0;mso-wrap-distance-right:9pt;mso-wrap-distance-bottom:0;mso-position-horizontal:absolute;mso-position-horizontal-relative:text;mso-position-vertical:absolute;mso-position-vertical-relative:text;mso-width-percent:0;mso-height-percent:0;mso-width-relative:margin;mso-height-relative:margin;v-text-anchor:middle" o:gfxdata="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" filled="f" strokecolor="#09101d [484]" strokeweight="1pt"/>
+              <v:rect w14:anchorId="377573C0" id="Rectangle 25" o:spid="_x0000_s1026" style="position:absolute;margin-left:102.85pt;margin-top:21.1pt;width:343.3pt;height:2in;z-index:251680768;visibility:visible;mso-wrap-style:square;mso-width-percent:0;mso-height-percent:0;mso-wrap-distance-left:9pt;mso-wrap-distance-top:0;mso-wrap-distance-right:9pt;mso-wrap-distance-bottom:0;mso-position-horizontal:absolute;mso-position-horizontal-relative:text;mso-position-vertical:absolute;mso-position-vertical-relative:text;mso-width-percent:0;mso-height-percent:0;mso-width-relative:margin;mso-height-relative:margin;v-text-anchor:middle" o:gfxdata="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" filled="f" strokecolor="#09101d [484]" strokeweight="1pt"/>
             </w:pict>
           </mc:Fallback>
         </mc:AlternateContent>
@@ -8104,15 +7893,7 @@
           <w:sz w:val="22"/>
           <w:szCs w:val="22"/>
         </w:rPr>
-        <w:t>WISHLIST_</w:t>
-      </w:r>
-      <w:proofErr w:type="gramStart"/>
-      <w:r>
-        <w:rPr>
-          <w:sz w:val="22"/>
-          <w:szCs w:val="22"/>
-        </w:rPr>
-        <w:t>PRODUCT</w:t>
+        <w:t>WISHLIST_PRODUCT</w:t>
       </w:r>
       <w:r>
         <w:rPr>
@@ -8128,7 +7909,6 @@
         </w:rPr>
         <w:t>Table</w:t>
       </w:r>
-      <w:proofErr w:type="gramEnd"/>
     </w:p>
     <w:p>
       <w:pPr>
@@ -8160,31 +7940,14 @@
           <w:sz w:val="22"/>
           <w:szCs w:val="22"/>
         </w:rPr>
-        <w:t>WISHLIST_</w:t>
-      </w:r>
-      <w:proofErr w:type="gramStart"/>
-      <w:r>
-        <w:rPr>
-          <w:color w:val="92D050"/>
-          <w:sz w:val="22"/>
-          <w:szCs w:val="22"/>
-        </w:rPr>
-        <w:t>PRODUCT</w:t>
-      </w:r>
-      <w:r>
-        <w:rPr>
-          <w:sz w:val="22"/>
-          <w:szCs w:val="22"/>
-        </w:rPr>
-        <w:t>(</w:t>
-      </w:r>
-      <w:proofErr w:type="gramEnd"/>
-      <w:r>
-        <w:rPr>
-          <w:sz w:val="22"/>
-          <w:szCs w:val="22"/>
-        </w:rPr>
-        <w:t xml:space="preserve"> </w:t>
+        <w:t>WISHLIST_PRODUCT</w:t>
+      </w:r>
+      <w:r>
+        <w:rPr>
+          <w:sz w:val="22"/>
+          <w:szCs w:val="22"/>
+        </w:rPr>
+        <w:t xml:space="preserve">( </w:t>
       </w:r>
     </w:p>
     <w:p>
@@ -8212,7 +7975,6 @@
         </w:rPr>
         <w:t xml:space="preserve"> </w:t>
       </w:r>
-      <w:proofErr w:type="gramStart"/>
       <w:r>
         <w:rPr>
           <w:color w:val="0070C0"/>
@@ -8228,7 +7990,6 @@
         </w:rPr>
         <w:t>(</w:t>
       </w:r>
-      <w:proofErr w:type="gramEnd"/>
       <w:r>
         <w:rPr>
           <w:color w:val="92D050"/>
@@ -8270,7 +8031,6 @@
         </w:rPr>
         <w:t xml:space="preserve"> </w:t>
       </w:r>
-      <w:proofErr w:type="gramStart"/>
       <w:r>
         <w:rPr>
           <w:color w:val="0070C0"/>
@@ -8286,7 +8046,6 @@
         </w:rPr>
         <w:t>(</w:t>
       </w:r>
-      <w:proofErr w:type="gramEnd"/>
       <w:r>
         <w:rPr>
           <w:color w:val="92D050"/>
@@ -8390,15 +8149,7 @@
           <w:sz w:val="22"/>
           <w:szCs w:val="22"/>
         </w:rPr>
-        <w:t>Wishlist_</w:t>
-      </w:r>
-      <w:proofErr w:type="gramStart"/>
-      <w:r>
-        <w:rPr>
-          <w:sz w:val="22"/>
-          <w:szCs w:val="22"/>
-        </w:rPr>
-        <w:t>id</w:t>
+        <w:t>Wishlist_id</w:t>
       </w:r>
       <w:proofErr w:type="spellEnd"/>
       <w:r>
@@ -8406,15 +8157,7 @@
           <w:sz w:val="22"/>
           <w:szCs w:val="22"/>
         </w:rPr>
-        <w:t xml:space="preserve"> )</w:t>
-      </w:r>
-      <w:proofErr w:type="gramEnd"/>
-      <w:r>
-        <w:rPr>
-          <w:sz w:val="22"/>
-          <w:szCs w:val="22"/>
-        </w:rPr>
-        <w:t xml:space="preserve"> </w:t>
+        <w:t xml:space="preserve"> ) </w:t>
       </w:r>
       <w:r>
         <w:rPr>
@@ -8567,7 +8310,7 @@
           <w:szCs w:val="22"/>
         </w:rPr>
         <w:drawing>
-          <wp:anchor distT="0" distB="0" distL="114300" distR="114300" simplePos="0" relativeHeight="251668480" behindDoc="0" locked="0" layoutInCell="1" allowOverlap="1" wp14:anchorId="2E9B7F63" wp14:editId="1E72D32E">
+          <wp:anchor distT="0" distB="0" distL="114300" distR="114300" simplePos="0" relativeHeight="251668480" behindDoc="0" locked="0" layoutInCell="1" allowOverlap="1" wp14:anchorId="2E9B7F63" wp14:editId="66E4C27E">
             <wp:simplePos x="0" y="0"/>
             <wp:positionH relativeFrom="column">
               <wp:posOffset>-117112</wp:posOffset>
@@ -8713,12 +8456,12 @@
           <w:szCs w:val="22"/>
         </w:rPr>
       </w:pPr>
-      <w:proofErr w:type="gramStart"/>
-      <w:r>
-        <w:rPr>
-          <w:sz w:val="22"/>
-          <w:szCs w:val="22"/>
-        </w:rPr>
+      <w:r>
+        <w:rPr>
+          <w:sz w:val="22"/>
+          <w:szCs w:val="22"/>
+        </w:rPr>
+        <w:lastRenderedPageBreak/>
         <w:t>MESSAGE</w:t>
       </w:r>
       <w:r>
@@ -8735,7 +8478,6 @@
         </w:rPr>
         <w:t>Table</w:t>
       </w:r>
-      <w:proofErr w:type="gramEnd"/>
     </w:p>
     <w:p>
       <w:pPr>
@@ -8755,7 +8497,7 @@
         <mc:AlternateContent>
           <mc:Choice Requires="wps">
             <w:drawing>
-              <wp:anchor distT="0" distB="0" distL="114300" distR="114300" simplePos="0" relativeHeight="251681792" behindDoc="0" locked="0" layoutInCell="1" allowOverlap="1" wp14:anchorId="361C59DD" wp14:editId="78B03811">
+              <wp:anchor distT="0" distB="0" distL="114300" distR="114300" simplePos="0" relativeHeight="251681792" behindDoc="0" locked="0" layoutInCell="1" allowOverlap="1" wp14:anchorId="361C59DD" wp14:editId="5EC6DDEB">
                 <wp:simplePos x="0" y="0"/>
                 <wp:positionH relativeFrom="margin">
                   <wp:align>right</wp:align>
@@ -8815,7 +8557,7 @@
           </mc:Choice>
           <mc:Fallback>
             <w:pict>
-              <v:rect w14:anchorId="66EAD007" id="Rectangle 26" o:spid="_x0000_s1026" style="position:absolute;margin-left:332.35pt;margin-top:.7pt;width:383.55pt;height:141pt;z-index:251681792;visibility:visible;mso-wrap-style:square;mso-height-percent:0;mso-wrap-distance-left:9pt;mso-wrap-distance-top:0;mso-wrap-distance-right:9pt;mso-wrap-distance-bottom:0;mso-position-horizontal:right;mso-position-horizontal-relative:margin;mso-position-vertical:absolute;mso-position-vertical-relative:text;mso-height-percent:0;mso-height-relative:margin;v-text-anchor:middle" o:gfxdata="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" filled="f" strokecolor="#09101d [484]" strokeweight="1pt">
+              <v:rect w14:anchorId="2E23E8E3" id="Rectangle 26" o:spid="_x0000_s1026" style="position:absolute;margin-left:332.35pt;margin-top:.7pt;width:383.55pt;height:141pt;z-index:251681792;visibility:visible;mso-wrap-style:square;mso-height-percent:0;mso-wrap-distance-left:9pt;mso-wrap-distance-top:0;mso-wrap-distance-right:9pt;mso-wrap-distance-bottom:0;mso-position-horizontal:right;mso-position-horizontal-relative:margin;mso-position-vertical:absolute;mso-position-vertical-relative:text;mso-height-percent:0;mso-height-relative:margin;v-text-anchor:middle" o:gfxdata="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" filled="f" strokecolor="#09101d [484]" strokeweight="1pt">
                 <w10:wrap anchorx="margin"/>
               </v:rect>
             </w:pict>
@@ -8837,7 +8579,6 @@
         </w:rPr>
         <w:t xml:space="preserve"> </w:t>
       </w:r>
-      <w:proofErr w:type="gramStart"/>
       <w:r>
         <w:rPr>
           <w:color w:val="92D050"/>
@@ -8851,15 +8592,7 @@
           <w:sz w:val="22"/>
           <w:szCs w:val="22"/>
         </w:rPr>
-        <w:t>(</w:t>
-      </w:r>
-      <w:proofErr w:type="gramEnd"/>
-      <w:r>
-        <w:rPr>
-          <w:sz w:val="22"/>
-          <w:szCs w:val="22"/>
-        </w:rPr>
-        <w:t xml:space="preserve"> </w:t>
+        <w:t xml:space="preserve">( </w:t>
       </w:r>
     </w:p>
     <w:p>
@@ -8878,7 +8611,6 @@
         </w:rPr>
         <w:t xml:space="preserve">Id </w:t>
       </w:r>
-      <w:proofErr w:type="gramStart"/>
       <w:r>
         <w:rPr>
           <w:color w:val="0070C0"/>
@@ -8894,7 +8626,6 @@
         </w:rPr>
         <w:t>(</w:t>
       </w:r>
-      <w:proofErr w:type="gramEnd"/>
       <w:r>
         <w:rPr>
           <w:color w:val="92D050"/>
@@ -8951,7 +8682,6 @@
         </w:rPr>
         <w:t xml:space="preserve"> </w:t>
       </w:r>
-      <w:proofErr w:type="gramStart"/>
       <w:r>
         <w:rPr>
           <w:color w:val="0070C0"/>
@@ -8967,7 +8697,6 @@
         </w:rPr>
         <w:t>(</w:t>
       </w:r>
-      <w:proofErr w:type="gramEnd"/>
       <w:r>
         <w:rPr>
           <w:color w:val="92D050"/>
@@ -9009,7 +8738,6 @@
         </w:rPr>
         <w:t xml:space="preserve"> </w:t>
       </w:r>
-      <w:proofErr w:type="gramStart"/>
       <w:r>
         <w:rPr>
           <w:color w:val="0070C0"/>
@@ -9025,7 +8753,6 @@
         </w:rPr>
         <w:t>(</w:t>
       </w:r>
-      <w:proofErr w:type="gramEnd"/>
       <w:r>
         <w:rPr>
           <w:color w:val="92D050"/>
@@ -9234,7 +8961,7 @@
           <w:szCs w:val="22"/>
         </w:rPr>
         <w:drawing>
-          <wp:anchor distT="0" distB="0" distL="114300" distR="114300" simplePos="0" relativeHeight="251669504" behindDoc="0" locked="0" layoutInCell="1" allowOverlap="1" wp14:anchorId="1B63DAA4" wp14:editId="60C77FCC">
+          <wp:anchor distT="0" distB="0" distL="114300" distR="114300" simplePos="0" relativeHeight="251669504" behindDoc="0" locked="0" layoutInCell="1" allowOverlap="1" wp14:anchorId="1B63DAA4" wp14:editId="71064B6A">
             <wp:simplePos x="0" y="0"/>
             <wp:positionH relativeFrom="margin">
               <wp:posOffset>307522</wp:posOffset>
@@ -9339,15 +9066,7 @@
           <w:sz w:val="22"/>
           <w:szCs w:val="22"/>
         </w:rPr>
-        <w:t>ORDER_</w:t>
-      </w:r>
-      <w:proofErr w:type="gramStart"/>
-      <w:r>
-        <w:rPr>
-          <w:sz w:val="22"/>
-          <w:szCs w:val="22"/>
-        </w:rPr>
-        <w:t>TABLE</w:t>
+        <w:t>ORDER_TABLE</w:t>
       </w:r>
       <w:r>
         <w:rPr>
@@ -9363,7 +9082,6 @@
         </w:rPr>
         <w:t>Table</w:t>
       </w:r>
-      <w:proofErr w:type="gramEnd"/>
     </w:p>
     <w:p>
       <w:pPr>
@@ -9383,7 +9101,7 @@
         <mc:AlternateContent>
           <mc:Choice Requires="wps">
             <w:drawing>
-              <wp:anchor distT="0" distB="0" distL="114300" distR="114300" simplePos="0" relativeHeight="251682816" behindDoc="0" locked="0" layoutInCell="1" allowOverlap="1" wp14:anchorId="607E941E" wp14:editId="73052906">
+              <wp:anchor distT="0" distB="0" distL="114300" distR="114300" simplePos="0" relativeHeight="251682816" behindDoc="0" locked="0" layoutInCell="1" allowOverlap="1" wp14:anchorId="607E941E" wp14:editId="0E3C611B">
                 <wp:simplePos x="0" y="0"/>
                 <wp:positionH relativeFrom="column">
                   <wp:posOffset>1197429</wp:posOffset>
@@ -9443,7 +9161,7 @@
           </mc:Choice>
           <mc:Fallback>
             <w:pict>
-              <v:rect w14:anchorId="1D241653" id="Rectangle 27" o:spid="_x0000_s1026" style="position:absolute;margin-left:94.3pt;margin-top:19.8pt;width:375.4pt;height:240.85pt;z-index:251682816;visibility:visible;mso-wrap-style:square;mso-height-percent:0;mso-wrap-distance-left:9pt;mso-wrap-distance-top:0;mso-wrap-distance-right:9pt;mso-wrap-distance-bottom:0;mso-position-horizontal:absolute;mso-position-horizontal-relative:text;mso-position-vertical:absolute;mso-position-vertical-relative:text;mso-height-percent:0;mso-height-relative:margin;v-text-anchor:middle" o:gfxdata="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" filled="f" strokecolor="#09101d [484]" strokeweight="1pt"/>
+              <v:rect w14:anchorId="50840027" id="Rectangle 27" o:spid="_x0000_s1026" style="position:absolute;margin-left:94.3pt;margin-top:19.8pt;width:375.4pt;height:240.85pt;z-index:251682816;visibility:visible;mso-wrap-style:square;mso-height-percent:0;mso-wrap-distance-left:9pt;mso-wrap-distance-top:0;mso-wrap-distance-right:9pt;mso-wrap-distance-bottom:0;mso-position-horizontal:absolute;mso-position-horizontal-relative:text;mso-position-vertical:absolute;mso-position-vertical-relative:text;mso-height-percent:0;mso-height-relative:margin;v-text-anchor:middle" o:gfxdata="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" filled="f" strokecolor="#09101d [484]" strokeweight="1pt"/>
             </w:pict>
           </mc:Fallback>
         </mc:AlternateContent>
@@ -9479,31 +9197,14 @@
           <w:sz w:val="22"/>
           <w:szCs w:val="22"/>
         </w:rPr>
-        <w:t>ORDER_</w:t>
-      </w:r>
-      <w:proofErr w:type="gramStart"/>
-      <w:r>
-        <w:rPr>
-          <w:color w:val="92D050"/>
-          <w:sz w:val="22"/>
-          <w:szCs w:val="22"/>
-        </w:rPr>
-        <w:t>TABLE</w:t>
-      </w:r>
-      <w:r>
-        <w:rPr>
-          <w:sz w:val="22"/>
-          <w:szCs w:val="22"/>
-        </w:rPr>
-        <w:t>(</w:t>
-      </w:r>
-      <w:proofErr w:type="gramEnd"/>
-      <w:r>
-        <w:rPr>
-          <w:sz w:val="22"/>
-          <w:szCs w:val="22"/>
-        </w:rPr>
-        <w:t xml:space="preserve"> </w:t>
+        <w:t>ORDER_TABLE</w:t>
+      </w:r>
+      <w:r>
+        <w:rPr>
+          <w:sz w:val="22"/>
+          <w:szCs w:val="22"/>
+        </w:rPr>
+        <w:t xml:space="preserve">( </w:t>
       </w:r>
     </w:p>
     <w:p>
@@ -9522,7 +9223,6 @@
         </w:rPr>
         <w:t xml:space="preserve">Id </w:t>
       </w:r>
-      <w:proofErr w:type="gramStart"/>
       <w:r>
         <w:rPr>
           <w:color w:val="0070C0"/>
@@ -9538,7 +9238,6 @@
         </w:rPr>
         <w:t>(</w:t>
       </w:r>
-      <w:proofErr w:type="gramEnd"/>
       <w:r>
         <w:rPr>
           <w:color w:val="92D050"/>
@@ -9595,7 +9294,6 @@
         </w:rPr>
         <w:t xml:space="preserve"> </w:t>
       </w:r>
-      <w:proofErr w:type="gramStart"/>
       <w:r>
         <w:rPr>
           <w:color w:val="0070C0"/>
@@ -9611,7 +9309,6 @@
         </w:rPr>
         <w:t>(</w:t>
       </w:r>
-      <w:proofErr w:type="gramEnd"/>
       <w:r>
         <w:rPr>
           <w:color w:val="92D050"/>
@@ -9659,7 +9356,6 @@
         </w:rPr>
         <w:t xml:space="preserve">Address </w:t>
       </w:r>
-      <w:proofErr w:type="gramStart"/>
       <w:r>
         <w:rPr>
           <w:color w:val="0070C0"/>
@@ -9675,7 +9371,6 @@
         </w:rPr>
         <w:t>(</w:t>
       </w:r>
-      <w:proofErr w:type="gramEnd"/>
       <w:r>
         <w:rPr>
           <w:color w:val="92D050"/>
@@ -9732,7 +9427,6 @@
         </w:rPr>
         <w:t xml:space="preserve"> </w:t>
       </w:r>
-      <w:proofErr w:type="gramStart"/>
       <w:r>
         <w:rPr>
           <w:color w:val="0070C0"/>
@@ -9748,7 +9442,6 @@
         </w:rPr>
         <w:t>(</w:t>
       </w:r>
-      <w:proofErr w:type="gramEnd"/>
       <w:r>
         <w:rPr>
           <w:color w:val="92D050"/>
@@ -9790,7 +9483,6 @@
         </w:rPr>
         <w:t xml:space="preserve"> </w:t>
       </w:r>
-      <w:proofErr w:type="gramStart"/>
       <w:r>
         <w:rPr>
           <w:color w:val="0070C0"/>
@@ -9806,7 +9498,6 @@
         </w:rPr>
         <w:t>(</w:t>
       </w:r>
-      <w:proofErr w:type="gramEnd"/>
       <w:r>
         <w:rPr>
           <w:color w:val="92D050"/>
@@ -9869,31 +9560,14 @@
           <w:sz w:val="22"/>
           <w:szCs w:val="22"/>
         </w:rPr>
-        <w:t xml:space="preserve">NOT </w:t>
-      </w:r>
-      <w:proofErr w:type="gramStart"/>
-      <w:r>
-        <w:rPr>
-          <w:color w:val="0070C0"/>
-          <w:sz w:val="22"/>
-          <w:szCs w:val="22"/>
-        </w:rPr>
-        <w:t xml:space="preserve">NULL </w:t>
-      </w:r>
-      <w:r>
-        <w:rPr>
-          <w:sz w:val="22"/>
-          <w:szCs w:val="22"/>
-        </w:rPr>
-        <w:t>,</w:t>
-      </w:r>
-      <w:proofErr w:type="gramEnd"/>
-      <w:r>
-        <w:rPr>
-          <w:sz w:val="22"/>
-          <w:szCs w:val="22"/>
-        </w:rPr>
-        <w:t xml:space="preserve"> </w:t>
+        <w:t xml:space="preserve">NOT NULL </w:t>
+      </w:r>
+      <w:r>
+        <w:rPr>
+          <w:sz w:val="22"/>
+          <w:szCs w:val="22"/>
+        </w:rPr>
+        <w:t xml:space="preserve">, </w:t>
       </w:r>
     </w:p>
     <w:p>
@@ -9927,16 +9601,7 @@
           <w:sz w:val="22"/>
           <w:szCs w:val="22"/>
         </w:rPr>
-        <w:t xml:space="preserve">NOT </w:t>
-      </w:r>
-      <w:proofErr w:type="gramStart"/>
-      <w:r>
-        <w:rPr>
-          <w:color w:val="0070C0"/>
-          <w:sz w:val="22"/>
-          <w:szCs w:val="22"/>
-        </w:rPr>
-        <w:t xml:space="preserve">NULL </w:t>
+        <w:t xml:space="preserve">NOT NULL </w:t>
       </w:r>
       <w:r>
         <w:rPr>
@@ -9945,7 +9610,6 @@
         </w:rPr>
         <w:t>,</w:t>
       </w:r>
-      <w:proofErr w:type="gramEnd"/>
     </w:p>
     <w:p>
       <w:pPr>
@@ -9972,7 +9636,6 @@
         </w:rPr>
         <w:t xml:space="preserve"> </w:t>
       </w:r>
-      <w:proofErr w:type="gramStart"/>
       <w:r>
         <w:rPr>
           <w:color w:val="0070C0"/>
@@ -9988,7 +9651,6 @@
         </w:rPr>
         <w:t>(</w:t>
       </w:r>
-      <w:proofErr w:type="gramEnd"/>
       <w:r>
         <w:rPr>
           <w:color w:val="92D050"/>
@@ -10036,7 +9698,6 @@
         </w:rPr>
         <w:t xml:space="preserve">Status </w:t>
       </w:r>
-      <w:proofErr w:type="gramStart"/>
       <w:r>
         <w:rPr>
           <w:color w:val="0070C0"/>
@@ -10052,7 +9713,6 @@
         </w:rPr>
         <w:t>(</w:t>
       </w:r>
-      <w:proofErr w:type="gramEnd"/>
       <w:r>
         <w:rPr>
           <w:color w:val="92D050"/>
@@ -10109,7 +9769,6 @@
         </w:rPr>
         <w:t xml:space="preserve"> </w:t>
       </w:r>
-      <w:proofErr w:type="gramStart"/>
       <w:r>
         <w:rPr>
           <w:color w:val="0070C0"/>
@@ -10125,7 +9784,6 @@
         </w:rPr>
         <w:t>(</w:t>
       </w:r>
-      <w:proofErr w:type="gramEnd"/>
       <w:r>
         <w:rPr>
           <w:color w:val="92D050"/>
@@ -10271,8 +9929,9 @@
           <w:sz w:val="22"/>
           <w:szCs w:val="22"/>
         </w:rPr>
+        <w:lastRenderedPageBreak/>
         <w:drawing>
-          <wp:anchor distT="0" distB="0" distL="114300" distR="114300" simplePos="0" relativeHeight="251670528" behindDoc="0" locked="0" layoutInCell="1" allowOverlap="1" wp14:anchorId="2803BB20" wp14:editId="322E7C7D">
+          <wp:anchor distT="0" distB="0" distL="114300" distR="114300" simplePos="0" relativeHeight="251670528" behindDoc="0" locked="0" layoutInCell="1" allowOverlap="1" wp14:anchorId="2803BB20" wp14:editId="19881413">
             <wp:simplePos x="0" y="0"/>
             <wp:positionH relativeFrom="margin">
               <wp:align>right</wp:align>
@@ -10363,7 +10022,7 @@
         <mc:AlternateContent>
           <mc:Choice Requires="wps">
             <w:drawing>
-              <wp:anchor distT="0" distB="0" distL="114300" distR="114300" simplePos="0" relativeHeight="251683840" behindDoc="0" locked="0" layoutInCell="1" allowOverlap="1" wp14:anchorId="3C6A944A" wp14:editId="5FC79C4B">
+              <wp:anchor distT="0" distB="0" distL="114300" distR="114300" simplePos="0" relativeHeight="251683840" behindDoc="0" locked="0" layoutInCell="1" allowOverlap="1" wp14:anchorId="3C6A944A" wp14:editId="3D660F64">
                 <wp:simplePos x="0" y="0"/>
                 <wp:positionH relativeFrom="column">
                   <wp:posOffset>772704</wp:posOffset>
@@ -10426,7 +10085,7 @@
           </mc:Choice>
           <mc:Fallback>
             <w:pict>
-              <v:rect w14:anchorId="2511518B" id="Rectangle 28" o:spid="_x0000_s1026" style="position:absolute;margin-left:60.85pt;margin-top:22.45pt;width:440.15pt;height:111.45pt;z-index:251683840;visibility:visible;mso-wrap-style:square;mso-width-percent:0;mso-height-percent:0;mso-wrap-distance-left:9pt;mso-wrap-distance-top:0;mso-wrap-distance-right:9pt;mso-wrap-distance-bottom:0;mso-position-horizontal:absolute;mso-position-horizontal-relative:text;mso-position-vertical:absolute;mso-position-vertical-relative:text;mso-width-percent:0;mso-height-percent:0;mso-width-relative:margin;mso-height-relative:margin;v-text-anchor:middle" o:gfxdata="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" filled="f" strokecolor="#09101d [484]" strokeweight="1pt"/>
+              <v:rect w14:anchorId="750692C8" id="Rectangle 28" o:spid="_x0000_s1026" style="position:absolute;margin-left:60.85pt;margin-top:22.45pt;width:440.15pt;height:111.45pt;z-index:251683840;visibility:visible;mso-wrap-style:square;mso-width-percent:0;mso-height-percent:0;mso-wrap-distance-left:9pt;mso-wrap-distance-top:0;mso-wrap-distance-right:9pt;mso-wrap-distance-bottom:0;mso-position-horizontal:absolute;mso-position-horizontal-relative:text;mso-position-vertical:absolute;mso-position-vertical-relative:text;mso-width-percent:0;mso-height-percent:0;mso-width-relative:margin;mso-height-relative:margin;v-text-anchor:middle" o:gfxdata="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" filled="f" strokecolor="#09101d [484]" strokeweight="1pt"/>
             </w:pict>
           </mc:Fallback>
         </mc:AlternateContent>
@@ -10449,7 +10108,6 @@
         </w:rPr>
         <w:t xml:space="preserve">CREATE TABLE </w:t>
       </w:r>
-      <w:proofErr w:type="gramStart"/>
       <w:r>
         <w:rPr>
           <w:color w:val="92D050"/>
@@ -10463,15 +10121,7 @@
           <w:sz w:val="22"/>
           <w:szCs w:val="22"/>
         </w:rPr>
-        <w:t>(</w:t>
-      </w:r>
-      <w:proofErr w:type="gramEnd"/>
-      <w:r>
-        <w:rPr>
-          <w:sz w:val="22"/>
-          <w:szCs w:val="22"/>
-        </w:rPr>
-        <w:t xml:space="preserve"> </w:t>
+        <w:t xml:space="preserve">( </w:t>
       </w:r>
     </w:p>
     <w:p>
@@ -10490,7 +10140,6 @@
         </w:rPr>
         <w:t xml:space="preserve">Id </w:t>
       </w:r>
-      <w:proofErr w:type="gramStart"/>
       <w:r>
         <w:rPr>
           <w:color w:val="0070C0"/>
@@ -10506,7 +10155,6 @@
         </w:rPr>
         <w:t>(</w:t>
       </w:r>
-      <w:proofErr w:type="gramEnd"/>
       <w:r>
         <w:rPr>
           <w:color w:val="92D050"/>
@@ -10563,7 +10211,6 @@
         </w:rPr>
         <w:t xml:space="preserve"> </w:t>
       </w:r>
-      <w:proofErr w:type="gramStart"/>
       <w:r>
         <w:rPr>
           <w:color w:val="0070C0"/>
@@ -10579,7 +10226,6 @@
         </w:rPr>
         <w:t>(</w:t>
       </w:r>
-      <w:proofErr w:type="gramEnd"/>
       <w:r>
         <w:rPr>
           <w:color w:val="92D050"/>
@@ -10621,7 +10267,6 @@
         </w:rPr>
         <w:t xml:space="preserve"> </w:t>
       </w:r>
-      <w:proofErr w:type="gramStart"/>
       <w:r>
         <w:rPr>
           <w:color w:val="0070C0"/>
@@ -10637,7 +10282,6 @@
         </w:rPr>
         <w:t>(</w:t>
       </w:r>
-      <w:proofErr w:type="gramEnd"/>
       <w:r>
         <w:rPr>
           <w:color w:val="92D050"/>
@@ -10787,7 +10431,7 @@
           <w:szCs w:val="22"/>
         </w:rPr>
         <w:drawing>
-          <wp:anchor distT="0" distB="0" distL="114300" distR="114300" simplePos="0" relativeHeight="251671552" behindDoc="0" locked="0" layoutInCell="1" allowOverlap="1" wp14:anchorId="07C3D90B" wp14:editId="7F6A2EC5">
+          <wp:anchor distT="0" distB="0" distL="114300" distR="114300" simplePos="0" relativeHeight="251671552" behindDoc="0" locked="0" layoutInCell="1" allowOverlap="1" wp14:anchorId="07C3D90B" wp14:editId="1476EC67">
             <wp:simplePos x="0" y="0"/>
             <wp:positionH relativeFrom="column">
               <wp:posOffset>248013</wp:posOffset>
@@ -10921,34 +10565,15 @@
           <w:sz w:val="32"/>
           <w:szCs w:val="32"/>
         </w:rPr>
-        <w:t>ORDER_</w:t>
-      </w:r>
-      <w:proofErr w:type="gramStart"/>
-      <w:r>
-        <w:rPr>
-          <w:rFonts w:ascii="Trebuchet MS" w:eastAsia="Trebuchet MS" w:hAnsi="Trebuchet MS" w:cs="Trebuchet MS"/>
+        <w:t xml:space="preserve">ORDER_TABLE  </w:t>
+      </w:r>
+      <w:r>
+        <w:rPr>
           <w:color w:val="000000"/>
           <w:sz w:val="32"/>
           <w:szCs w:val="32"/>
         </w:rPr>
-        <w:t xml:space="preserve">TABLE  </w:t>
-      </w:r>
-      <w:r>
-        <w:rPr>
-          <w:color w:val="000000"/>
-          <w:sz w:val="32"/>
-          <w:szCs w:val="32"/>
-        </w:rPr>
-        <w:t>should</w:t>
-      </w:r>
-      <w:proofErr w:type="gramEnd"/>
-      <w:r>
-        <w:rPr>
-          <w:color w:val="000000"/>
-          <w:sz w:val="32"/>
-          <w:szCs w:val="32"/>
-        </w:rPr>
-        <w:t xml:space="preserve"> be only </w:t>
+        <w:t xml:space="preserve">should be only </w:t>
       </w:r>
       <w:r>
         <w:rPr>
@@ -11037,17 +10662,31 @@
           <w:sz w:val="32"/>
           <w:szCs w:val="32"/>
         </w:rPr>
-        <w:t>ORDER_</w:t>
-      </w:r>
-      <w:proofErr w:type="gramStart"/>
-      <w:r>
-        <w:rPr>
-          <w:rFonts w:ascii="Trebuchet MS" w:eastAsia="Trebuchet MS" w:hAnsi="Trebuchet MS" w:cs="Trebuchet MS"/>
+        <w:t xml:space="preserve">ORDER_TABLE  </w:t>
+      </w:r>
+      <w:r>
+        <w:rPr>
           <w:color w:val="000000"/>
           <w:sz w:val="32"/>
           <w:szCs w:val="32"/>
         </w:rPr>
-        <w:t xml:space="preserve">TABLE  </w:t>
+        <w:t xml:space="preserve">should be only </w:t>
+      </w:r>
+      <w:r>
+        <w:rPr>
+          <w:color w:val="0070C0"/>
+          <w:sz w:val="32"/>
+          <w:szCs w:val="32"/>
+        </w:rPr>
+        <w:t>c</w:t>
+      </w:r>
+      <w:r>
+        <w:rPr>
+          <w:color w:val="0070C0"/>
+          <w:sz w:val="32"/>
+          <w:szCs w:val="32"/>
+        </w:rPr>
+        <w:t xml:space="preserve">ash  </w:t>
       </w:r>
       <w:r>
         <w:rPr>
@@ -11055,25 +10694,15 @@
           <w:sz w:val="32"/>
           <w:szCs w:val="32"/>
         </w:rPr>
-        <w:t>should</w:t>
-      </w:r>
-      <w:proofErr w:type="gramEnd"/>
-      <w:r>
-        <w:rPr>
-          <w:color w:val="000000"/>
-          <w:sz w:val="32"/>
-          <w:szCs w:val="32"/>
-        </w:rPr>
-        <w:t xml:space="preserve"> be only </w:t>
-      </w:r>
-      <w:proofErr w:type="gramStart"/>
+        <w:t xml:space="preserve">or </w:t>
+      </w:r>
       <w:r>
         <w:rPr>
           <w:color w:val="0070C0"/>
           <w:sz w:val="32"/>
           <w:szCs w:val="32"/>
         </w:rPr>
-        <w:t>c</w:t>
+        <w:t xml:space="preserve"> </w:t>
       </w:r>
       <w:r>
         <w:rPr>
@@ -11081,24 +10710,7 @@
           <w:sz w:val="32"/>
           <w:szCs w:val="32"/>
         </w:rPr>
-        <w:t xml:space="preserve">ash  </w:t>
-      </w:r>
-      <w:r>
-        <w:rPr>
-          <w:color w:val="000000"/>
-          <w:sz w:val="32"/>
-          <w:szCs w:val="32"/>
-        </w:rPr>
-        <w:t>or</w:t>
-      </w:r>
-      <w:proofErr w:type="gramEnd"/>
-      <w:r>
-        <w:rPr>
-          <w:color w:val="000000"/>
-          <w:sz w:val="32"/>
-          <w:szCs w:val="32"/>
-        </w:rPr>
-        <w:t xml:space="preserve"> </w:t>
+        <w:t>c</w:t>
       </w:r>
       <w:r>
         <w:rPr>
@@ -11106,39 +10718,14 @@
           <w:sz w:val="32"/>
           <w:szCs w:val="32"/>
         </w:rPr>
-        <w:t xml:space="preserve"> </w:t>
-      </w:r>
-      <w:proofErr w:type="gramStart"/>
-      <w:r>
-        <w:rPr>
-          <w:color w:val="0070C0"/>
+        <w:t xml:space="preserve">ard  </w:t>
+      </w:r>
+      <w:r>
+        <w:rPr>
           <w:sz w:val="32"/>
           <w:szCs w:val="32"/>
         </w:rPr>
-        <w:t>c</w:t>
-      </w:r>
-      <w:r>
-        <w:rPr>
-          <w:color w:val="0070C0"/>
-          <w:sz w:val="32"/>
-          <w:szCs w:val="32"/>
-        </w:rPr>
-        <w:t xml:space="preserve">ard  </w:t>
-      </w:r>
-      <w:r>
-        <w:rPr>
-          <w:sz w:val="32"/>
-          <w:szCs w:val="32"/>
-        </w:rPr>
-        <w:t>or</w:t>
-      </w:r>
-      <w:proofErr w:type="gramEnd"/>
-      <w:r>
-        <w:rPr>
-          <w:sz w:val="32"/>
-          <w:szCs w:val="32"/>
-        </w:rPr>
-        <w:t xml:space="preserve"> </w:t>
+        <w:t xml:space="preserve">or </w:t>
       </w:r>
       <w:r>
         <w:rPr>
@@ -11185,25 +10772,23 @@
           <w:sz w:val="32"/>
           <w:szCs w:val="32"/>
         </w:rPr>
-        <w:t xml:space="preserve"> of </w:t>
-      </w:r>
-      <w:proofErr w:type="gramStart"/>
+        <w:t xml:space="preserve"> of MESSAGE  should be only </w:t>
+      </w:r>
+      <w:r>
+        <w:rPr>
+          <w:color w:val="0070C0"/>
+          <w:sz w:val="32"/>
+          <w:szCs w:val="32"/>
+        </w:rPr>
+        <w:t>General</w:t>
+      </w:r>
       <w:r>
         <w:rPr>
           <w:color w:val="000000"/>
           <w:sz w:val="32"/>
           <w:szCs w:val="32"/>
         </w:rPr>
-        <w:t>MESSAGE  should</w:t>
-      </w:r>
-      <w:proofErr w:type="gramEnd"/>
-      <w:r>
-        <w:rPr>
-          <w:color w:val="000000"/>
-          <w:sz w:val="32"/>
-          <w:szCs w:val="32"/>
-        </w:rPr>
-        <w:t xml:space="preserve"> be only </w:t>
+        <w:t xml:space="preserve"> or </w:t>
       </w:r>
       <w:r>
         <w:rPr>
@@ -11211,7 +10796,7 @@
           <w:sz w:val="32"/>
           <w:szCs w:val="32"/>
         </w:rPr>
-        <w:t>C</w:t>
+        <w:t>Inquiry</w:t>
       </w:r>
       <w:r>
         <w:rPr>
@@ -11219,54 +10804,30 @@
           <w:sz w:val="32"/>
           <w:szCs w:val="32"/>
         </w:rPr>
-        <w:t>omplaint</w:t>
-      </w:r>
-      <w:r>
-        <w:rPr>
-          <w:color w:val="000000"/>
-          <w:sz w:val="32"/>
-          <w:szCs w:val="32"/>
-        </w:rPr>
-        <w:t xml:space="preserve"> or </w:t>
-      </w:r>
-      <w:r>
-        <w:rPr>
+        <w:t>.</w:t>
+      </w:r>
+    </w:p>
+    <w:p>
+      <w:pPr>
+        <w:rPr>
+          <w:rFonts w:eastAsia="Trebuchet MS" w:cstheme="minorHAnsi"/>
           <w:color w:val="0070C0"/>
-          <w:sz w:val="32"/>
-          <w:szCs w:val="32"/>
-        </w:rPr>
-        <w:t>N</w:t>
-      </w:r>
-      <w:r>
-        <w:rPr>
-          <w:color w:val="0070C0"/>
-          <w:sz w:val="32"/>
-          <w:szCs w:val="32"/>
-        </w:rPr>
-        <w:t>ormal.</w:t>
-      </w:r>
-    </w:p>
-    <w:p>
-      <w:pPr>
-        <w:pStyle w:val="BodyText"/>
-        <w:rPr>
-          <w:rFonts w:asciiTheme="minorHAnsi" w:hAnsiTheme="minorHAnsi" w:cstheme="minorHAnsi"/>
+          <w:kern w:val="0"/>
+          <w:sz w:val="36"/>
+          <w:szCs w:val="36"/>
+          <w:lang w:bidi="ar-SA"/>
+          <w14:ligatures w14:val="none"/>
+        </w:rPr>
+      </w:pPr>
+      <w:r>
+        <w:rPr>
+          <w:rFonts w:cstheme="minorHAnsi"/>
           <w:color w:val="0070C0"/>
           <w:sz w:val="36"/>
           <w:szCs w:val="36"/>
         </w:rPr>
-      </w:pPr>
-    </w:p>
-    <w:p>
-      <w:pPr>
-        <w:pStyle w:val="BodyText"/>
-        <w:rPr>
-          <w:rFonts w:asciiTheme="minorHAnsi" w:hAnsiTheme="minorHAnsi" w:cstheme="minorHAnsi"/>
-          <w:color w:val="0070C0"/>
-          <w:sz w:val="36"/>
-          <w:szCs w:val="36"/>
-        </w:rPr>
-      </w:pPr>
+        <w:br w:type="page"/>
+      </w:r>
     </w:p>
     <w:p>
       <w:pPr>
@@ -11317,6 +10878,7 @@
             </w14:contourClr>
           </w14:props3d>
         </w:rPr>
+        <w:lastRenderedPageBreak/>
         <w:t>ALL TABLES</w:t>
       </w:r>
     </w:p>
@@ -11337,7 +10899,7 @@
           <w:szCs w:val="22"/>
         </w:rPr>
         <w:drawing>
-          <wp:anchor distT="0" distB="0" distL="114300" distR="114300" simplePos="0" relativeHeight="251672576" behindDoc="0" locked="0" layoutInCell="1" allowOverlap="1" wp14:anchorId="2791291D" wp14:editId="06E30698">
+          <wp:anchor distT="0" distB="0" distL="114300" distR="114300" simplePos="0" relativeHeight="251672576" behindDoc="0" locked="0" layoutInCell="1" allowOverlap="1" wp14:anchorId="2791291D" wp14:editId="3157FA8B">
             <wp:simplePos x="0" y="0"/>
             <wp:positionH relativeFrom="column">
               <wp:posOffset>195127</wp:posOffset>
@@ -11472,7 +11034,7 @@
           <w:noProof/>
         </w:rPr>
         <w:drawing>
-          <wp:anchor distT="0" distB="0" distL="114300" distR="114300" simplePos="0" relativeHeight="251673600" behindDoc="0" locked="0" layoutInCell="1" allowOverlap="1" wp14:anchorId="4E80AC84" wp14:editId="39671FBE">
+          <wp:anchor distT="0" distB="0" distL="114300" distR="114300" simplePos="0" relativeHeight="251673600" behindDoc="0" locked="0" layoutInCell="1" allowOverlap="1" wp14:anchorId="4E80AC84" wp14:editId="17337925">
             <wp:simplePos x="0" y="0"/>
             <wp:positionH relativeFrom="column">
               <wp:posOffset>-305345</wp:posOffset>
@@ -11562,29 +11124,19 @@
     <w:p>
       <w:pPr>
         <w:pStyle w:val="Heading1"/>
-        <w:jc w:val="center"/>
-        <w:rPr>
-          <w:b/>
-          <w:bCs/>
-          <w:color w:val="0070C0"/>
-          <w:sz w:val="52"/>
-          <w:szCs w:val="52"/>
+        <w:rPr>
           <w:u w:val="single"/>
         </w:rPr>
       </w:pPr>
-      <w:bookmarkStart w:id="7" w:name="_Toc196872921"/>
-      <w:r>
-        <w:rPr>
-          <w:b/>
-          <w:bCs/>
-          <w:color w:val="0070C0"/>
-          <w:sz w:val="52"/>
-          <w:szCs w:val="52"/>
+      <w:bookmarkStart w:id="11" w:name="_Toc196989296"/>
+      <w:r>
+        <w:rPr>
           <w:u w:val="single"/>
         </w:rPr>
+        <w:lastRenderedPageBreak/>
         <w:t>TESTING PHASE</w:t>
       </w:r>
-      <w:bookmarkEnd w:id="7"/>
+      <w:bookmarkEnd w:id="11"/>
     </w:p>
     <w:p/>
     <w:p>
@@ -11912,6 +11464,7 @@
           <w:sz w:val="28"/>
           <w:szCs w:val="28"/>
         </w:rPr>
+        <w:lastRenderedPageBreak/>
         <w:t>For product table</w:t>
       </w:r>
     </w:p>
@@ -12227,6 +11780,7 @@
           <w:sz w:val="28"/>
           <w:szCs w:val="28"/>
         </w:rPr>
+        <w:lastRenderedPageBreak/>
         <w:t xml:space="preserve">For </w:t>
       </w:r>
       <w:proofErr w:type="spellStart"/>
@@ -12393,23 +11947,7 @@
           <w:sz w:val="28"/>
           <w:szCs w:val="28"/>
         </w:rPr>
-        <w:t xml:space="preserve">For </w:t>
-      </w:r>
-      <w:proofErr w:type="spellStart"/>
-      <w:r>
-        <w:rPr>
-          <w:sz w:val="28"/>
-          <w:szCs w:val="28"/>
-        </w:rPr>
-        <w:t>wishlist</w:t>
-      </w:r>
-      <w:proofErr w:type="spellEnd"/>
-      <w:r>
-        <w:rPr>
-          <w:sz w:val="28"/>
-          <w:szCs w:val="28"/>
-        </w:rPr>
-        <w:t xml:space="preserve"> table</w:t>
+        <w:t>For wishlist table</w:t>
       </w:r>
     </w:p>
     <w:p>
@@ -12566,6 +12104,7 @@
           <w:sz w:val="28"/>
           <w:szCs w:val="28"/>
         </w:rPr>
+        <w:lastRenderedPageBreak/>
         <w:t xml:space="preserve">For </w:t>
       </w:r>
       <w:proofErr w:type="spellStart"/>
@@ -12882,6 +12421,7 @@
           <w:sz w:val="28"/>
           <w:szCs w:val="28"/>
         </w:rPr>
+        <w:lastRenderedPageBreak/>
         <w:t xml:space="preserve">For </w:t>
       </w:r>
       <w:proofErr w:type="spellStart"/>
@@ -13188,6 +12728,7 @@
           <w:szCs w:val="28"/>
           <w:u w:val="single"/>
         </w:rPr>
+        <w:lastRenderedPageBreak/>
         <w:t>ALTERING DATA IN THE TABLES USING QUERIES</w:t>
       </w:r>
       <w:r>
@@ -13222,25 +12763,7 @@
           <w:szCs w:val="28"/>
           <w:highlight w:val="green"/>
         </w:rPr>
-        <w:t xml:space="preserve"> </w:t>
-      </w:r>
-      <w:proofErr w:type="gramStart"/>
-      <w:r>
-        <w:rPr>
-          <w:sz w:val="28"/>
-          <w:szCs w:val="28"/>
-          <w:highlight w:val="green"/>
-        </w:rPr>
-        <w:t>Admin</w:t>
-      </w:r>
-      <w:proofErr w:type="gramEnd"/>
-      <w:r>
-        <w:rPr>
-          <w:sz w:val="28"/>
-          <w:szCs w:val="28"/>
-          <w:highlight w:val="green"/>
-        </w:rPr>
-        <w:t xml:space="preserve"> table</w:t>
+        <w:t xml:space="preserve"> Admin table</w:t>
       </w:r>
     </w:p>
     <w:p>
@@ -13643,36 +13166,8 @@
           <w:szCs w:val="28"/>
           <w:highlight w:val="green"/>
         </w:rPr>
-        <w:t xml:space="preserve">cart, </w:t>
-      </w:r>
-      <w:proofErr w:type="spellStart"/>
-      <w:r>
-        <w:rPr>
-          <w:sz w:val="28"/>
-          <w:szCs w:val="28"/>
-          <w:highlight w:val="green"/>
-        </w:rPr>
-        <w:t>wishlist</w:t>
-      </w:r>
-      <w:proofErr w:type="spellEnd"/>
-      <w:r>
-        <w:rPr>
-          <w:sz w:val="28"/>
-          <w:szCs w:val="28"/>
-          <w:highlight w:val="green"/>
-        </w:rPr>
-        <w:t xml:space="preserve"> and </w:t>
-      </w:r>
-      <w:proofErr w:type="gramStart"/>
-      <w:r>
-        <w:rPr>
-          <w:sz w:val="28"/>
-          <w:szCs w:val="28"/>
-          <w:highlight w:val="green"/>
-        </w:rPr>
-        <w:t>message  tables</w:t>
-      </w:r>
-      <w:proofErr w:type="gramEnd"/>
+        <w:t>cart, wishlist and message  tables</w:t>
+      </w:r>
       <w:r>
         <w:rPr>
           <w:sz w:val="28"/>
@@ -13695,6 +13190,7 @@
           <w:sz w:val="28"/>
           <w:szCs w:val="28"/>
         </w:rPr>
+        <w:lastRenderedPageBreak/>
         <w:t>Cart table</w:t>
       </w:r>
     </w:p>
@@ -13767,23 +13263,13 @@
           <w:szCs w:val="28"/>
         </w:rPr>
       </w:pPr>
-      <w:proofErr w:type="spellStart"/>
       <w:r>
         <w:rPr>
           <w:i/>
           <w:sz w:val="28"/>
           <w:szCs w:val="28"/>
         </w:rPr>
-        <w:t>wishlist</w:t>
-      </w:r>
-      <w:proofErr w:type="spellEnd"/>
-      <w:r>
-        <w:rPr>
-          <w:i/>
-          <w:sz w:val="28"/>
-          <w:szCs w:val="28"/>
-        </w:rPr>
-        <w:t xml:space="preserve"> table</w:t>
+        <w:t>wishlist table</w:t>
       </w:r>
     </w:p>
     <w:p>
@@ -14077,6 +13563,7 @@
           <w:sz w:val="28"/>
           <w:szCs w:val="28"/>
         </w:rPr>
+        <w:lastRenderedPageBreak/>
         <w:t xml:space="preserve">• Select </w:t>
       </w:r>
       <w:proofErr w:type="spellStart"/>
@@ -14085,15 +13572,7 @@
           <w:sz w:val="28"/>
           <w:szCs w:val="28"/>
         </w:rPr>
-        <w:t>Phone_</w:t>
-      </w:r>
-      <w:proofErr w:type="gramStart"/>
-      <w:r>
-        <w:rPr>
-          <w:sz w:val="28"/>
-          <w:szCs w:val="28"/>
-        </w:rPr>
-        <w:t>number</w:t>
+        <w:t>Phone_number</w:t>
       </w:r>
       <w:proofErr w:type="spellEnd"/>
       <w:r>
@@ -14101,32 +13580,15 @@
           <w:sz w:val="28"/>
           <w:szCs w:val="28"/>
         </w:rPr>
-        <w:t xml:space="preserve"> ,</w:t>
-      </w:r>
-      <w:proofErr w:type="gramEnd"/>
-      <w:r>
-        <w:rPr>
-          <w:sz w:val="28"/>
-          <w:szCs w:val="28"/>
-        </w:rPr>
-        <w:t xml:space="preserve"> Address, </w:t>
+        <w:t xml:space="preserve"> , Address, </w:t>
       </w:r>
       <w:proofErr w:type="spellStart"/>
-      <w:proofErr w:type="gramStart"/>
-      <w:r>
-        <w:rPr>
-          <w:sz w:val="28"/>
-          <w:szCs w:val="28"/>
-        </w:rPr>
-        <w:t>Ordered</w:t>
-      </w:r>
-      <w:proofErr w:type="gramEnd"/>
-      <w:r>
-        <w:rPr>
-          <w:sz w:val="28"/>
-          <w:szCs w:val="28"/>
-        </w:rPr>
-        <w:t>_date</w:t>
+      <w:r>
+        <w:rPr>
+          <w:sz w:val="28"/>
+          <w:szCs w:val="28"/>
+        </w:rPr>
+        <w:t>Ordered_date</w:t>
       </w:r>
       <w:proofErr w:type="spellEnd"/>
       <w:r>
@@ -14158,15 +13620,7 @@
           <w:sz w:val="28"/>
           <w:szCs w:val="28"/>
         </w:rPr>
-        <w:t>Delivery_</w:t>
-      </w:r>
-      <w:proofErr w:type="gramStart"/>
-      <w:r>
-        <w:rPr>
-          <w:sz w:val="28"/>
-          <w:szCs w:val="28"/>
-        </w:rPr>
-        <w:t>status</w:t>
+        <w:t>Delivery_status</w:t>
       </w:r>
       <w:proofErr w:type="spellEnd"/>
       <w:r>
@@ -14174,15 +13628,7 @@
           <w:sz w:val="28"/>
           <w:szCs w:val="28"/>
         </w:rPr>
-        <w:t xml:space="preserve">  from</w:t>
-      </w:r>
-      <w:proofErr w:type="gramEnd"/>
-      <w:r>
-        <w:rPr>
-          <w:sz w:val="28"/>
-          <w:szCs w:val="28"/>
-        </w:rPr>
-        <w:t xml:space="preserve"> the </w:t>
+        <w:t xml:space="preserve">  from the </w:t>
       </w:r>
       <w:proofErr w:type="spellStart"/>
       <w:r>
@@ -14190,7 +13636,7 @@
           <w:sz w:val="28"/>
           <w:szCs w:val="28"/>
         </w:rPr>
-        <w:t>ordered_table</w:t>
+        <w:t>order_table</w:t>
       </w:r>
       <w:proofErr w:type="spellEnd"/>
       <w:r>
@@ -14380,25 +13826,19 @@
     <w:p>
       <w:pPr>
         <w:pStyle w:val="Heading1"/>
-        <w:jc w:val="center"/>
-        <w:rPr>
-          <w:color w:val="0070C0"/>
-          <w:sz w:val="56"/>
-          <w:szCs w:val="56"/>
+        <w:rPr>
           <w:u w:val="single"/>
         </w:rPr>
       </w:pPr>
-      <w:bookmarkStart w:id="8" w:name="_Toc196872922"/>
-      <w:r>
-        <w:rPr>
-          <w:color w:val="0070C0"/>
-          <w:sz w:val="56"/>
-          <w:szCs w:val="56"/>
+      <w:bookmarkStart w:id="12" w:name="_Toc196989297"/>
+      <w:r>
+        <w:rPr>
           <w:u w:val="single"/>
         </w:rPr>
+        <w:lastRenderedPageBreak/>
         <w:t>CONTRIBUTIONS</w:t>
       </w:r>
-      <w:bookmarkEnd w:id="8"/>
+      <w:bookmarkEnd w:id="12"/>
     </w:p>
     <w:p/>
     <w:p>
@@ -14465,12 +13905,41 @@
           <w:sz w:val="28"/>
           <w:szCs w:val="28"/>
         </w:rPr>
-        <w:t>Contributed in creating the front end and back end of the User Dashboard.</w:t>
+        <w:t>Contributed in creating the front end and back end of the User Dashboard</w:t>
+      </w:r>
+      <w:r>
+        <w:rPr>
+          <w:sz w:val="28"/>
+          <w:szCs w:val="28"/>
+        </w:rPr>
+        <w:t>.</w:t>
       </w:r>
     </w:p>
     <w:p>
       <w:pPr>
         <w:pStyle w:val="ListParagraph"/>
+        <w:numPr>
+          <w:ilvl w:val="0"/>
+          <w:numId w:val="6"/>
+        </w:numPr>
+        <w:spacing w:after="200" w:line="276" w:lineRule="auto"/>
+        <w:rPr>
+          <w:sz w:val="28"/>
+          <w:szCs w:val="28"/>
+        </w:rPr>
+      </w:pPr>
+      <w:r>
+        <w:rPr>
+          <w:sz w:val="28"/>
+          <w:szCs w:val="28"/>
+        </w:rPr>
+        <w:t>Developed functional Edit, Delete and Search buttons in them by connecting to database.</w:t>
+      </w:r>
+    </w:p>
+    <w:p>
+      <w:pPr>
+        <w:pStyle w:val="ListParagraph"/>
+        <w:spacing w:after="200" w:line="276" w:lineRule="auto"/>
         <w:ind w:left="846"/>
         <w:rPr>
           <w:sz w:val="28"/>
@@ -14491,23 +13960,7 @@
           <w:sz w:val="28"/>
           <w:szCs w:val="28"/>
         </w:rPr>
-        <w:t xml:space="preserve">2. </w:t>
-      </w:r>
-      <w:proofErr w:type="gramStart"/>
-      <w:r>
-        <w:rPr>
-          <w:sz w:val="28"/>
-          <w:szCs w:val="28"/>
-        </w:rPr>
-        <w:t>N .</w:t>
-      </w:r>
-      <w:proofErr w:type="gramEnd"/>
-      <w:r>
-        <w:rPr>
-          <w:sz w:val="28"/>
-          <w:szCs w:val="28"/>
-        </w:rPr>
-        <w:t xml:space="preserve">D. K. N. </w:t>
+        <w:t xml:space="preserve">2. N .D. K. N. </w:t>
       </w:r>
       <w:proofErr w:type="spellStart"/>
       <w:r>
@@ -14537,39 +13990,7 @@
           <w:sz w:val="28"/>
           <w:szCs w:val="28"/>
         </w:rPr>
-        <w:t xml:space="preserve">Contributed in creating the front end and back end of Products </w:t>
-      </w:r>
-      <w:proofErr w:type="gramStart"/>
-      <w:r>
-        <w:rPr>
-          <w:sz w:val="28"/>
-          <w:szCs w:val="28"/>
-        </w:rPr>
-        <w:t>pages(</w:t>
-      </w:r>
-      <w:proofErr w:type="gramEnd"/>
-      <w:r>
-        <w:rPr>
-          <w:sz w:val="28"/>
-          <w:szCs w:val="28"/>
-        </w:rPr>
-        <w:t>women, men, kids, watch-</w:t>
-      </w:r>
-      <w:proofErr w:type="gramStart"/>
-      <w:r>
-        <w:rPr>
-          <w:sz w:val="28"/>
-          <w:szCs w:val="28"/>
-        </w:rPr>
-        <w:t>collection )</w:t>
-      </w:r>
-      <w:proofErr w:type="gramEnd"/>
-      <w:r>
-        <w:rPr>
-          <w:sz w:val="28"/>
-          <w:szCs w:val="28"/>
-        </w:rPr>
-        <w:t xml:space="preserve"> </w:t>
+        <w:t xml:space="preserve">Contributed in creating the front end and back end of Products pages(women, men, kids, watch-collection ) </w:t>
       </w:r>
     </w:p>
     <w:p>
@@ -14638,6 +14059,7 @@
     <w:p>
       <w:pPr>
         <w:pStyle w:val="ListParagraph"/>
+        <w:spacing w:after="200" w:line="276" w:lineRule="auto"/>
         <w:rPr>
           <w:sz w:val="28"/>
           <w:szCs w:val="28"/>
@@ -14822,16 +14244,6 @@
     </w:p>
     <w:p>
       <w:pPr>
-        <w:pStyle w:val="ListParagraph"/>
-        <w:rPr>
-          <w:sz w:val="28"/>
-          <w:szCs w:val="28"/>
-        </w:rPr>
-      </w:pPr>
-    </w:p>
-    <w:p>
-      <w:pPr>
-        <w:pStyle w:val="ListParagraph"/>
         <w:rPr>
           <w:sz w:val="28"/>
           <w:szCs w:val="28"/>
@@ -14851,7 +14263,6 @@
           <w:sz w:val="28"/>
           <w:szCs w:val="28"/>
         </w:rPr>
-        <w:lastRenderedPageBreak/>
         <w:t>5. D. L. B. Wijesekara</w:t>
       </w:r>
     </w:p>
@@ -14892,71 +14303,7 @@
           <w:sz w:val="28"/>
           <w:szCs w:val="28"/>
         </w:rPr>
-        <w:t xml:space="preserve">Planning </w:t>
-      </w:r>
-      <w:proofErr w:type="gramStart"/>
-      <w:r>
-        <w:rPr>
-          <w:sz w:val="28"/>
-          <w:szCs w:val="28"/>
-        </w:rPr>
-        <w:t>and  Designing</w:t>
-      </w:r>
-      <w:proofErr w:type="gramEnd"/>
-      <w:r>
-        <w:rPr>
-          <w:sz w:val="28"/>
-          <w:szCs w:val="28"/>
-        </w:rPr>
-        <w:t xml:space="preserve"> </w:t>
-      </w:r>
-      <w:proofErr w:type="gramStart"/>
-      <w:r>
-        <w:rPr>
-          <w:sz w:val="28"/>
-          <w:szCs w:val="28"/>
-        </w:rPr>
-        <w:t>the  ER</w:t>
-      </w:r>
-      <w:proofErr w:type="gramEnd"/>
-      <w:r>
-        <w:rPr>
-          <w:sz w:val="28"/>
-          <w:szCs w:val="28"/>
-        </w:rPr>
-        <w:t xml:space="preserve"> </w:t>
-      </w:r>
-      <w:proofErr w:type="gramStart"/>
-      <w:r>
-        <w:rPr>
-          <w:sz w:val="28"/>
-          <w:szCs w:val="28"/>
-        </w:rPr>
-        <w:t>Diagram  and</w:t>
-      </w:r>
-      <w:proofErr w:type="gramEnd"/>
-      <w:r>
-        <w:rPr>
-          <w:sz w:val="28"/>
-          <w:szCs w:val="28"/>
-        </w:rPr>
-        <w:t xml:space="preserve">  relational schema </w:t>
-      </w:r>
-      <w:proofErr w:type="gramStart"/>
-      <w:r>
-        <w:rPr>
-          <w:sz w:val="28"/>
-          <w:szCs w:val="28"/>
-        </w:rPr>
-        <w:t>for  Database</w:t>
-      </w:r>
-      <w:proofErr w:type="gramEnd"/>
-      <w:r>
-        <w:rPr>
-          <w:sz w:val="28"/>
-          <w:szCs w:val="28"/>
-        </w:rPr>
-        <w:t>.</w:t>
+        <w:t>Planning and  Designing the  ER Diagram  and  relational schema for  Database.</w:t>
       </w:r>
     </w:p>
     <w:p>
@@ -14976,17 +14323,8 @@
           <w:sz w:val="28"/>
           <w:szCs w:val="28"/>
         </w:rPr>
-        <w:t xml:space="preserve">Planning the database format   </w:t>
-      </w:r>
-      <w:proofErr w:type="gramStart"/>
-      <w:r>
-        <w:rPr>
-          <w:sz w:val="28"/>
-          <w:szCs w:val="28"/>
-        </w:rPr>
-        <w:t>and  designing</w:t>
-      </w:r>
-      <w:proofErr w:type="gramEnd"/>
+        <w:t>Planning the database format   and  designing</w:t>
+      </w:r>
       <w:r>
         <w:rPr>
           <w:b/>
@@ -15016,37 +14354,12 @@
           <w:szCs w:val="28"/>
         </w:rPr>
       </w:pPr>
-      <w:proofErr w:type="gramStart"/>
-      <w:r>
-        <w:rPr>
-          <w:sz w:val="28"/>
-          <w:szCs w:val="28"/>
-        </w:rPr>
-        <w:t>Create  Database</w:t>
-      </w:r>
-      <w:proofErr w:type="gramEnd"/>
-      <w:r>
-        <w:rPr>
-          <w:sz w:val="28"/>
-          <w:szCs w:val="28"/>
-        </w:rPr>
-        <w:t xml:space="preserve"> details &amp; ER Diagram pages </w:t>
-      </w:r>
-      <w:proofErr w:type="gramStart"/>
-      <w:r>
-        <w:rPr>
-          <w:sz w:val="28"/>
-          <w:szCs w:val="28"/>
-        </w:rPr>
-        <w:t>for  Project</w:t>
-      </w:r>
-      <w:proofErr w:type="gramEnd"/>
-      <w:r>
-        <w:rPr>
-          <w:sz w:val="28"/>
-          <w:szCs w:val="28"/>
-        </w:rPr>
-        <w:t xml:space="preserve"> report.</w:t>
+      <w:r>
+        <w:rPr>
+          <w:sz w:val="28"/>
+          <w:szCs w:val="28"/>
+        </w:rPr>
+        <w:t>Create  Database details &amp; ER Diagram pages for  Project report.</w:t>
       </w:r>
     </w:p>
     <w:p>
@@ -15221,26 +14534,7 @@
         <w:pStyle w:val="ListParagraph"/>
       </w:pPr>
     </w:p>
-    <w:p>
-      <w:pPr>
-        <w:pStyle w:val="ListParagraph"/>
-      </w:pPr>
-    </w:p>
-    <w:p>
-      <w:pPr>
-        <w:pStyle w:val="ListParagraph"/>
-      </w:pPr>
-    </w:p>
-    <w:p>
-      <w:pPr>
-        <w:pStyle w:val="ListParagraph"/>
-      </w:pPr>
-    </w:p>
-    <w:p>
-      <w:pPr>
-        <w:pStyle w:val="ListParagraph"/>
-      </w:pPr>
-    </w:p>
+    <w:p/>
     <w:p>
       <w:pPr>
         <w:pStyle w:val="ListParagraph"/>
@@ -15519,13 +14813,7 @@
       <w:rPr>
         <w:color w:val="00B050"/>
       </w:rPr>
-      <w:t xml:space="preserve"> </w:t>
-    </w:r>
-    <w:r>
-      <w:rPr>
-        <w:color w:val="00B050"/>
-      </w:rPr>
-      <w:t>CSC 209 2.0 DBMS</w:t>
+      <w:t xml:space="preserve"> CSC 209 2.0 DBMS</w:t>
     </w:r>
   </w:p>
   <w:p>
@@ -19522,7 +18810,6 @@
     <w:next w:val="Normal"/>
     <w:link w:val="Heading2Char"/>
     <w:uiPriority w:val="9"/>
-    <w:semiHidden/>
     <w:unhideWhenUsed/>
     <w:qFormat/>
     <w:rsid w:val="008A3E84"/>
@@ -19739,7 +19026,6 @@
     <w:basedOn w:val="DefaultParagraphFont"/>
     <w:link w:val="Heading2"/>
     <w:uiPriority w:val="9"/>
-    <w:semiHidden/>
     <w:rsid w:val="008A3E84"/>
     <w:rPr>
       <w:rFonts w:asciiTheme="majorHAnsi" w:eastAsiaTheme="majorEastAsia" w:hAnsiTheme="majorHAnsi" w:cstheme="majorBidi"/>
@@ -20106,15 +19392,19 @@
     <w:autoRedefine/>
     <w:uiPriority w:val="39"/>
     <w:unhideWhenUsed/>
-    <w:rsid w:val="008A3E84"/>
+    <w:rsid w:val="00A84090"/>
     <w:pPr>
-      <w:spacing w:after="100" w:line="259" w:lineRule="auto"/>
+      <w:tabs>
+        <w:tab w:val="right" w:leader="dot" w:pos="9350"/>
+      </w:tabs>
+      <w:spacing w:before="240" w:after="100" w:line="259" w:lineRule="auto"/>
     </w:pPr>
     <w:rPr>
       <w:rFonts w:eastAsiaTheme="minorEastAsia" w:cs="Times New Roman"/>
+      <w:noProof/>
       <w:kern w:val="0"/>
-      <w:sz w:val="22"/>
-      <w:szCs w:val="22"/>
+      <w:sz w:val="32"/>
+      <w:szCs w:val="32"/>
       <w:lang w:bidi="ar-SA"/>
       <w14:ligatures w14:val="none"/>
     </w:rPr>
@@ -20197,6 +19487,18 @@
       <w:szCs w:val="22"/>
       <w:lang w:bidi="ar-SA"/>
       <w14:ligatures w14:val="none"/>
+    </w:rPr>
+  </w:style>
+  <w:style w:type="character" w:styleId="FollowedHyperlink">
+    <w:name w:val="FollowedHyperlink"/>
+    <w:basedOn w:val="DefaultParagraphFont"/>
+    <w:uiPriority w:val="99"/>
+    <w:semiHidden/>
+    <w:unhideWhenUsed/>
+    <w:rsid w:val="009248E8"/>
+    <w:rPr>
+      <w:color w:val="954F72" w:themeColor="followedHyperlink"/>
+      <w:u w:val="single"/>
     </w:rPr>
   </w:style>
 </w:styles>

--- a/Project Report/Final Report updated.docx
+++ b/Project Report/Final Report updated.docx
@@ -2,6 +2,7 @@
 <file path=word/document.xml><?xml version="1.0" encoding="utf-8"?>
 <w:document xmlns:wpc="http://schemas.microsoft.com/office/word/2010/wordprocessingCanvas" xmlns:cx="http://schemas.microsoft.com/office/drawing/2014/chartex" xmlns:cx1="http://schemas.microsoft.com/office/drawing/2015/9/8/chartex" xmlns:cx2="http://schemas.microsoft.com/office/drawing/2015/10/21/chartex" xmlns:cx3="http://schemas.microsoft.com/office/drawing/2016/5/9/chartex" xmlns:cx4="http://schemas.microsoft.com/office/drawing/2016/5/10/chartex" xmlns:cx5="http://schemas.microsoft.com/office/drawing/2016/5/11/chartex" xmlns:cx6="http://schemas.microsoft.com/office/drawing/2016/5/12/chartex" xmlns:cx7="http://schemas.microsoft.com/office/drawing/2016/5/13/chartex" xmlns:cx8="http://schemas.microsoft.com/office/drawing/2016/5/14/chartex" xmlns:mc="http://schemas.openxmlformats.org/markup-compatibility/2006" xmlns:aink="http://schemas.microsoft.com/office/drawing/2016/ink" xmlns:am3d="http://schemas.microsoft.com/office/drawing/2017/model3d" xmlns:o="urn:schemas-microsoft-com:office:office" xmlns:oel="http://schemas.microsoft.com/office/2019/extlst" xmlns:r="http://schemas.openxmlformats.org/officeDocument/2006/relationships" xmlns:m="http://schemas.openxmlformats.org/officeDocument/2006/math" xmlns:v="urn:schemas-microsoft-com:vml" xmlns:wp14="http://schemas.microsoft.com/office/word/2010/wordprocessingDrawing" xmlns:wp="http://schemas.openxmlformats.org/drawingml/2006/wordprocessingDrawing" xmlns:w10="urn:schemas-microsoft-com:office:word" xmlns:w="http://schemas.openxmlformats.org/wordprocessingml/2006/main" xmlns:w14="http://schemas.microsoft.com/office/word/2010/wordml" xmlns:w15="http://schemas.microsoft.com/office/word/2012/wordml" xmlns:w16cex="http://schemas.microsoft.com/office/word/2018/wordml/cex" xmlns:w16cid="http://schemas.microsoft.com/office/word/2016/wordml/cid" xmlns:w16="http://schemas.microsoft.com/office/word/2018/wordml" xmlns:w16du="http://schemas.microsoft.com/office/word/2023/wordml/word16du" xmlns:w16sdtdh="http://schemas.microsoft.com/office/word/2020/wordml/sdtdatahash" xmlns:w16sdtfl="http://schemas.microsoft.com/office/word/2024/wordml/sdtformatlock" xmlns:w16se="http://schemas.microsoft.com/office/word/2015/wordml/symex" xmlns:wpg="http://schemas.microsoft.com/office/word/2010/wordprocessingGroup" xmlns:wpi="http://schemas.microsoft.com/office/word/2010/wordprocessingInk" xmlns:wne="http://schemas.microsoft.com/office/word/2006/wordml" xmlns:wps="http://schemas.microsoft.com/office/word/2010/wordprocessingShape" mc:Ignorable="w14 w15 w16se w16cid w16 w16cex w16sdtdh w16sdtfl w16du wp14">
   <w:body>
+    <w:bookmarkStart w:id="0" w:name="_Toc196989287"/>
     <w:p>
       <w:pPr>
         <w:pStyle w:val="Heading2"/>
@@ -11,12 +12,96 @@
           <w:szCs w:val="96"/>
         </w:rPr>
       </w:pPr>
-      <w:bookmarkStart w:id="0" w:name="_Toc196989287"/>
-      <w:r>
-        <w:rPr>
+      <w:r>
+        <w:rPr>
+          <w:noProof/>
           <w:sz w:val="96"/>
           <w:szCs w:val="96"/>
         </w:rPr>
+        <mc:AlternateContent>
+          <mc:Choice Requires="wps">
+            <w:drawing>
+              <wp:anchor distT="0" distB="0" distL="114300" distR="114300" simplePos="0" relativeHeight="251687936" behindDoc="0" locked="0" layoutInCell="1" allowOverlap="1" wp14:anchorId="786245CF" wp14:editId="08A6E61C">
+                <wp:simplePos x="0" y="0"/>
+                <wp:positionH relativeFrom="margin">
+                  <wp:align>center</wp:align>
+                </wp:positionH>
+                <wp:positionV relativeFrom="paragraph">
+                  <wp:posOffset>-630117</wp:posOffset>
+                </wp:positionV>
+                <wp:extent cx="7173311" cy="9475076"/>
+                <wp:effectExtent l="19050" t="19050" r="27940" b="12065"/>
+                <wp:wrapNone/>
+                <wp:docPr id="1720030420" name="Rectangle 16"/>
+                <wp:cNvGraphicFramePr/>
+                <a:graphic xmlns:a="http://schemas.openxmlformats.org/drawingml/2006/main">
+                  <a:graphicData uri="http://schemas.microsoft.com/office/word/2010/wordprocessingShape">
+                    <wps:wsp>
+                      <wps:cNvSpPr/>
+                      <wps:spPr>
+                        <a:xfrm>
+                          <a:off x="0" y="0"/>
+                          <a:ext cx="7173311" cy="9475076"/>
+                        </a:xfrm>
+                        <a:prstGeom prst="rect">
+                          <a:avLst/>
+                        </a:prstGeom>
+                        <a:noFill/>
+                        <a:ln w="38100" cmpd="tri">
+                          <a:solidFill>
+                            <a:srgbClr val="002060"/>
+                          </a:solidFill>
+                        </a:ln>
+                      </wps:spPr>
+                      <wps:style>
+                        <a:lnRef idx="2">
+                          <a:schemeClr val="accent1">
+                            <a:shade val="15000"/>
+                          </a:schemeClr>
+                        </a:lnRef>
+                        <a:fillRef idx="1">
+                          <a:schemeClr val="accent1"/>
+                        </a:fillRef>
+                        <a:effectRef idx="0">
+                          <a:schemeClr val="accent1"/>
+                        </a:effectRef>
+                        <a:fontRef idx="minor">
+                          <a:schemeClr val="lt1"/>
+                        </a:fontRef>
+                      </wps:style>
+                      <wps:bodyPr rot="0" spcFirstLastPara="0" vertOverflow="overflow" horzOverflow="overflow" vert="horz" wrap="square" lIns="91440" tIns="45720" rIns="91440" bIns="45720" numCol="1" spcCol="0" rtlCol="0" fromWordArt="0" anchor="ctr" anchorCtr="0" forceAA="0" compatLnSpc="1">
+                        <a:prstTxWarp prst="textNoShape">
+                          <a:avLst/>
+                        </a:prstTxWarp>
+                        <a:noAutofit/>
+                      </wps:bodyPr>
+                    </wps:wsp>
+                  </a:graphicData>
+                </a:graphic>
+                <wp14:sizeRelH relativeFrom="margin">
+                  <wp14:pctWidth>0</wp14:pctWidth>
+                </wp14:sizeRelH>
+                <wp14:sizeRelV relativeFrom="margin">
+                  <wp14:pctHeight>0</wp14:pctHeight>
+                </wp14:sizeRelV>
+              </wp:anchor>
+            </w:drawing>
+          </mc:Choice>
+          <mc:Fallback>
+            <w:pict>
+              <v:rect w14:anchorId="11D733E5" id="Rectangle 16" o:spid="_x0000_s1026" style="position:absolute;margin-left:0;margin-top:-49.6pt;width:564.85pt;height:746.05pt;z-index:251687936;visibility:visible;mso-wrap-style:square;mso-width-percent:0;mso-height-percent:0;mso-wrap-distance-left:9pt;mso-wrap-distance-top:0;mso-wrap-distance-right:9pt;mso-wrap-distance-bottom:0;mso-position-horizontal:center;mso-position-horizontal-relative:margin;mso-position-vertical:absolute;mso-position-vertical-relative:text;mso-width-percent:0;mso-height-percent:0;mso-width-relative:margin;mso-height-relative:margin;v-text-anchor:middle" o:gfxdata="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" filled="f" strokecolor="#002060" strokeweight="3pt">
+                <v:stroke linestyle="thickBetweenThin"/>
+                <w10:wrap anchorx="margin"/>
+              </v:rect>
+            </w:pict>
+          </mc:Fallback>
+        </mc:AlternateContent>
+      </w:r>
+      <w:r>
+        <w:rPr>
+          <w:sz w:val="96"/>
+          <w:szCs w:val="96"/>
+        </w:rPr>
         <w:t>ONLINE FASHION STORE MANAGEMENT SYSTEM</w:t>
       </w:r>
       <w:bookmarkEnd w:id="0"/>
@@ -94,7 +179,14 @@
           <w:sz w:val="32"/>
           <w:szCs w:val="32"/>
         </w:rPr>
-        <w:t>GROUP MEMBERS-</w:t>
+        <w:t>GROUP MEMBERS</w:t>
+      </w:r>
+      <w:r>
+        <w:rPr>
+          <w:sz w:val="32"/>
+          <w:szCs w:val="32"/>
+        </w:rPr>
+        <w:t>:</w:t>
       </w:r>
     </w:p>
     <w:p>
@@ -184,16 +276,8 @@
         <w:rPr>
           <w:sz w:val="28"/>
         </w:rPr>
-        <w:t xml:space="preserve">L. A. </w:t>
-      </w:r>
-      <w:proofErr w:type="spellStart"/>
-      <w:r>
-        <w:rPr>
-          <w:sz w:val="28"/>
-        </w:rPr>
-        <w:t>Thathsarani</w:t>
-      </w:r>
-      <w:proofErr w:type="spellEnd"/>
+        <w:t>L. A. Thathsarani</w:t>
+      </w:r>
     </w:p>
     <w:p>
       <w:pPr>
@@ -262,14 +346,12 @@
         </w:rPr>
         <w:t xml:space="preserve"> </w:t>
       </w:r>
-      <w:proofErr w:type="spellStart"/>
       <w:r>
         <w:rPr>
           <w:sz w:val="28"/>
         </w:rPr>
         <w:t>Sooriyasena</w:t>
       </w:r>
-      <w:proofErr w:type="spellEnd"/>
     </w:p>
     <w:p>
       <w:pPr>
@@ -2759,7 +2841,23 @@
           <w:sz w:val="32"/>
           <w:szCs w:val="32"/>
         </w:rPr>
-        <w:t>Customer needs to log the system in order to place the order.</w:t>
+        <w:t>Customer needs to log</w:t>
+      </w:r>
+      <w:r>
+        <w:rPr>
+          <w:rFonts w:asciiTheme="minorHAnsi" w:hAnsiTheme="minorHAnsi" w:cstheme="minorHAnsi"/>
+          <w:sz w:val="32"/>
+          <w:szCs w:val="32"/>
+        </w:rPr>
+        <w:t xml:space="preserve"> into</w:t>
+      </w:r>
+      <w:r>
+        <w:rPr>
+          <w:rFonts w:asciiTheme="minorHAnsi" w:hAnsiTheme="minorHAnsi" w:cstheme="minorHAnsi"/>
+          <w:sz w:val="32"/>
+          <w:szCs w:val="32"/>
+        </w:rPr>
+        <w:t xml:space="preserve"> the system in order to place the order.</w:t>
       </w:r>
     </w:p>
     <w:p>
@@ -2781,40 +2879,32 @@
           <w:sz w:val="32"/>
           <w:szCs w:val="32"/>
         </w:rPr>
-        <w:t xml:space="preserve">DELIVERY is necessary to place </w:t>
-      </w:r>
-      <w:proofErr w:type="spellStart"/>
-      <w:proofErr w:type="gramStart"/>
+        <w:t>DELIVERY is necessary to place a</w:t>
+      </w:r>
       <w:r>
         <w:rPr>
           <w:rFonts w:asciiTheme="minorHAnsi" w:hAnsiTheme="minorHAnsi" w:cstheme="minorHAnsi"/>
           <w:sz w:val="32"/>
           <w:szCs w:val="32"/>
         </w:rPr>
-        <w:t>a</w:t>
-      </w:r>
-      <w:proofErr w:type="spellEnd"/>
-      <w:proofErr w:type="gramEnd"/>
+        <w:t>n</w:t>
+      </w:r>
       <w:r>
         <w:rPr>
           <w:rFonts w:asciiTheme="minorHAnsi" w:hAnsiTheme="minorHAnsi" w:cstheme="minorHAnsi"/>
           <w:sz w:val="32"/>
           <w:szCs w:val="32"/>
         </w:rPr>
-        <w:t xml:space="preserve"> ORDER and </w:t>
-      </w:r>
-      <w:proofErr w:type="spellStart"/>
-      <w:proofErr w:type="gramStart"/>
+        <w:t xml:space="preserve"> ORDER and a</w:t>
+      </w:r>
       <w:r>
         <w:rPr>
           <w:rFonts w:asciiTheme="minorHAnsi" w:hAnsiTheme="minorHAnsi" w:cstheme="minorHAnsi"/>
           <w:sz w:val="32"/>
           <w:szCs w:val="32"/>
         </w:rPr>
-        <w:t>a</w:t>
-      </w:r>
-      <w:proofErr w:type="spellEnd"/>
-      <w:proofErr w:type="gramEnd"/>
+        <w:t>n</w:t>
+      </w:r>
       <w:r>
         <w:rPr>
           <w:rFonts w:asciiTheme="minorHAnsi" w:hAnsiTheme="minorHAnsi" w:cstheme="minorHAnsi"/>
@@ -3082,19 +3172,25 @@
           <w:sz w:val="28"/>
           <w:szCs w:val="28"/>
         </w:rPr>
-        <w:t>One CUSTOMER can have one WISHLISTs and a WISHLIST can have only one  CUSTOMER.</w:t>
-      </w:r>
-    </w:p>
-    <w:p>
-      <w:pPr>
-        <w:pStyle w:val="ListParagraph"/>
-        <w:ind w:left="990"/>
+        <w:t>One CUSTOMER can have one WISHLIST and a WISHLIST can have only one  CUSTOMER.</w:t>
+      </w:r>
+    </w:p>
+    <w:p>
+      <w:pPr>
         <w:rPr>
           <w:rFonts w:cstheme="minorHAnsi"/>
           <w:sz w:val="28"/>
           <w:szCs w:val="28"/>
         </w:rPr>
       </w:pPr>
+      <w:r>
+        <w:rPr>
+          <w:rFonts w:cstheme="minorHAnsi"/>
+          <w:sz w:val="28"/>
+          <w:szCs w:val="28"/>
+        </w:rPr>
+        <w:br w:type="page"/>
+      </w:r>
     </w:p>
     <w:p>
       <w:pPr>
@@ -3114,6 +3210,7 @@
           <w:sz w:val="36"/>
           <w:szCs w:val="36"/>
         </w:rPr>
+        <w:lastRenderedPageBreak/>
         <w:t>CUSTOMER-MESSAGE Relation</w:t>
       </w:r>
     </w:p>
@@ -3330,20 +3427,16 @@
           <w:sz w:val="28"/>
           <w:szCs w:val="28"/>
         </w:rPr>
-        <w:t xml:space="preserve"> ORDER and </w:t>
-      </w:r>
-      <w:proofErr w:type="spellStart"/>
-      <w:proofErr w:type="gramStart"/>
+        <w:t xml:space="preserve"> ORDER and a</w:t>
+      </w:r>
       <w:r>
         <w:rPr>
           <w:rFonts w:cstheme="minorHAnsi"/>
           <w:sz w:val="28"/>
           <w:szCs w:val="28"/>
         </w:rPr>
-        <w:t>a</w:t>
-      </w:r>
-      <w:proofErr w:type="spellEnd"/>
-      <w:proofErr w:type="gramEnd"/>
+        <w:t>n</w:t>
+      </w:r>
       <w:r>
         <w:rPr>
           <w:rFonts w:cstheme="minorHAnsi"/>
@@ -3415,6 +3508,14 @@
           <w:szCs w:val="28"/>
         </w:rPr>
       </w:pPr>
+      <w:r>
+        <w:rPr>
+          <w:rFonts w:asciiTheme="minorHAnsi" w:hAnsiTheme="minorHAnsi" w:cstheme="minorHAnsi"/>
+          <w:sz w:val="28"/>
+          <w:szCs w:val="28"/>
+        </w:rPr>
+        <w:t xml:space="preserve">An </w:t>
+      </w:r>
       <w:r>
         <w:rPr>
           <w:rFonts w:asciiTheme="minorHAnsi" w:hAnsiTheme="minorHAnsi" w:cstheme="minorHAnsi"/>
@@ -4078,7 +4179,6 @@
         </w:rPr>
         <w:t>(</w:t>
       </w:r>
-      <w:proofErr w:type="spellStart"/>
       <w:r>
         <w:rPr>
           <w:sz w:val="22"/>
@@ -4086,7 +4186,6 @@
         </w:rPr>
         <w:t>online_fashion_store_management_system</w:t>
       </w:r>
-      <w:proofErr w:type="spellEnd"/>
       <w:r>
         <w:rPr>
           <w:sz w:val="22"/>
@@ -4112,23 +4211,13 @@
         </w:rPr>
         <w:t xml:space="preserve">CREATE   DATABASE  </w:t>
       </w:r>
-      <w:proofErr w:type="spellStart"/>
       <w:r>
         <w:rPr>
           <w:color w:val="92D050"/>
           <w:sz w:val="22"/>
           <w:szCs w:val="22"/>
         </w:rPr>
-        <w:t>online_fashion_store_management_system</w:t>
-      </w:r>
-      <w:proofErr w:type="spellEnd"/>
-      <w:r>
-        <w:rPr>
-          <w:color w:val="92D050"/>
-          <w:sz w:val="22"/>
-          <w:szCs w:val="22"/>
-        </w:rPr>
-        <w:t>;</w:t>
+        <w:t>online_fashion_store_management_system;</w:t>
       </w:r>
     </w:p>
     <w:p>
@@ -4297,23 +4386,13 @@
         </w:rPr>
         <w:t xml:space="preserve">USE </w:t>
       </w:r>
-      <w:proofErr w:type="spellStart"/>
       <w:r>
         <w:rPr>
           <w:color w:val="92D050"/>
           <w:sz w:val="22"/>
           <w:szCs w:val="22"/>
         </w:rPr>
-        <w:t>online_fashion_store_management_system</w:t>
-      </w:r>
-      <w:proofErr w:type="spellEnd"/>
-      <w:r>
-        <w:rPr>
-          <w:color w:val="92D050"/>
-          <w:sz w:val="22"/>
-          <w:szCs w:val="22"/>
-        </w:rPr>
-        <w:t>;</w:t>
+        <w:t>online_fashion_store_management_system;</w:t>
       </w:r>
     </w:p>
     <w:p>
@@ -5926,21 +6005,12 @@
           <w:szCs w:val="22"/>
         </w:rPr>
       </w:pPr>
-      <w:proofErr w:type="spellStart"/>
-      <w:r>
-        <w:rPr>
-          <w:sz w:val="22"/>
-          <w:szCs w:val="22"/>
-        </w:rPr>
-        <w:t>Product_detail</w:t>
-      </w:r>
-      <w:proofErr w:type="spellEnd"/>
-      <w:r>
-        <w:rPr>
-          <w:sz w:val="22"/>
-          <w:szCs w:val="22"/>
-        </w:rPr>
-        <w:t xml:space="preserve"> </w:t>
+      <w:r>
+        <w:rPr>
+          <w:sz w:val="22"/>
+          <w:szCs w:val="22"/>
+        </w:rPr>
+        <w:t xml:space="preserve">Product_detail </w:t>
       </w:r>
       <w:r>
         <w:rPr>
@@ -6029,21 +6099,12 @@
           <w:szCs w:val="22"/>
         </w:rPr>
       </w:pPr>
-      <w:proofErr w:type="spellStart"/>
-      <w:r>
-        <w:rPr>
-          <w:sz w:val="22"/>
-          <w:szCs w:val="22"/>
-        </w:rPr>
-        <w:t>Admin_id</w:t>
-      </w:r>
-      <w:proofErr w:type="spellEnd"/>
-      <w:r>
-        <w:rPr>
-          <w:sz w:val="22"/>
-          <w:szCs w:val="22"/>
-        </w:rPr>
-        <w:t xml:space="preserve"> </w:t>
+      <w:r>
+        <w:rPr>
+          <w:sz w:val="22"/>
+          <w:szCs w:val="22"/>
+        </w:rPr>
+        <w:t xml:space="preserve">Admin_id </w:t>
       </w:r>
       <w:r>
         <w:rPr>
@@ -6123,23 +6184,7 @@
           <w:sz w:val="22"/>
           <w:szCs w:val="22"/>
         </w:rPr>
-        <w:t>(</w:t>
-      </w:r>
-      <w:proofErr w:type="spellStart"/>
-      <w:r>
-        <w:rPr>
-          <w:sz w:val="22"/>
-          <w:szCs w:val="22"/>
-        </w:rPr>
-        <w:t>Admin_id</w:t>
-      </w:r>
-      <w:proofErr w:type="spellEnd"/>
-      <w:r>
-        <w:rPr>
-          <w:sz w:val="22"/>
-          <w:szCs w:val="22"/>
-        </w:rPr>
-        <w:t xml:space="preserve">) </w:t>
+        <w:t xml:space="preserve">(Admin_id) </w:t>
       </w:r>
       <w:r>
         <w:rPr>
@@ -6487,21 +6532,12 @@
           <w:szCs w:val="22"/>
         </w:rPr>
       </w:pPr>
-      <w:proofErr w:type="spellStart"/>
-      <w:r>
-        <w:rPr>
-          <w:sz w:val="22"/>
-          <w:szCs w:val="22"/>
-        </w:rPr>
-        <w:t>Customer_id</w:t>
-      </w:r>
-      <w:proofErr w:type="spellEnd"/>
-      <w:r>
-        <w:rPr>
-          <w:sz w:val="22"/>
-          <w:szCs w:val="22"/>
-        </w:rPr>
-        <w:t xml:space="preserve"> </w:t>
+      <w:r>
+        <w:rPr>
+          <w:sz w:val="22"/>
+          <w:szCs w:val="22"/>
+        </w:rPr>
+        <w:t xml:space="preserve">Customer_id </w:t>
       </w:r>
       <w:r>
         <w:rPr>
@@ -6582,23 +6618,7 @@
           <w:sz w:val="22"/>
           <w:szCs w:val="22"/>
         </w:rPr>
-        <w:t>(</w:t>
-      </w:r>
-      <w:proofErr w:type="spellStart"/>
-      <w:r>
-        <w:rPr>
-          <w:sz w:val="22"/>
-          <w:szCs w:val="22"/>
-        </w:rPr>
-        <w:t>Customer_id</w:t>
-      </w:r>
-      <w:proofErr w:type="spellEnd"/>
-      <w:r>
-        <w:rPr>
-          <w:sz w:val="22"/>
-          <w:szCs w:val="22"/>
-        </w:rPr>
-        <w:t xml:space="preserve">) </w:t>
+        <w:t xml:space="preserve">(Customer_id) </w:t>
       </w:r>
       <w:r>
         <w:rPr>
@@ -6869,21 +6889,12 @@
           <w:szCs w:val="22"/>
         </w:rPr>
       </w:pPr>
-      <w:proofErr w:type="spellStart"/>
-      <w:r>
-        <w:rPr>
-          <w:sz w:val="22"/>
-          <w:szCs w:val="22"/>
-        </w:rPr>
-        <w:t>Cart_id</w:t>
-      </w:r>
-      <w:proofErr w:type="spellEnd"/>
-      <w:r>
-        <w:rPr>
-          <w:sz w:val="22"/>
-          <w:szCs w:val="22"/>
-        </w:rPr>
-        <w:t xml:space="preserve"> </w:t>
+      <w:r>
+        <w:rPr>
+          <w:sz w:val="22"/>
+          <w:szCs w:val="22"/>
+        </w:rPr>
+        <w:t xml:space="preserve">Cart_id </w:t>
       </w:r>
       <w:r>
         <w:rPr>
@@ -6925,21 +6936,12 @@
           <w:szCs w:val="22"/>
         </w:rPr>
       </w:pPr>
-      <w:proofErr w:type="spellStart"/>
-      <w:r>
-        <w:rPr>
-          <w:sz w:val="22"/>
-          <w:szCs w:val="22"/>
-        </w:rPr>
-        <w:t>Product_id</w:t>
-      </w:r>
-      <w:proofErr w:type="spellEnd"/>
-      <w:r>
-        <w:rPr>
-          <w:sz w:val="22"/>
-          <w:szCs w:val="22"/>
-        </w:rPr>
-        <w:t xml:space="preserve"> </w:t>
+      <w:r>
+        <w:rPr>
+          <w:sz w:val="22"/>
+          <w:szCs w:val="22"/>
+        </w:rPr>
+        <w:t xml:space="preserve">Product_id </w:t>
       </w:r>
       <w:r>
         <w:rPr>
@@ -7057,39 +7059,7 @@
           <w:sz w:val="22"/>
           <w:szCs w:val="22"/>
         </w:rPr>
-        <w:t>(</w:t>
-      </w:r>
-      <w:proofErr w:type="spellStart"/>
-      <w:r>
-        <w:rPr>
-          <w:sz w:val="22"/>
-          <w:szCs w:val="22"/>
-        </w:rPr>
-        <w:t>Cart_id</w:t>
-      </w:r>
-      <w:proofErr w:type="spellEnd"/>
-      <w:r>
-        <w:rPr>
-          <w:sz w:val="22"/>
-          <w:szCs w:val="22"/>
-        </w:rPr>
-        <w:t xml:space="preserve">, </w:t>
-      </w:r>
-      <w:proofErr w:type="spellStart"/>
-      <w:r>
-        <w:rPr>
-          <w:sz w:val="22"/>
-          <w:szCs w:val="22"/>
-        </w:rPr>
-        <w:t>Product_id</w:t>
-      </w:r>
-      <w:proofErr w:type="spellEnd"/>
-      <w:r>
-        <w:rPr>
-          <w:sz w:val="22"/>
-          <w:szCs w:val="22"/>
-        </w:rPr>
-        <w:t xml:space="preserve">), </w:t>
+        <w:t xml:space="preserve">(Cart_id, Product_id), </w:t>
       </w:r>
     </w:p>
     <w:p>
@@ -7114,23 +7084,7 @@
           <w:sz w:val="22"/>
           <w:szCs w:val="22"/>
         </w:rPr>
-        <w:t>(</w:t>
-      </w:r>
-      <w:proofErr w:type="spellStart"/>
-      <w:r>
-        <w:rPr>
-          <w:sz w:val="22"/>
-          <w:szCs w:val="22"/>
-        </w:rPr>
-        <w:t>Cart_id</w:t>
-      </w:r>
-      <w:proofErr w:type="spellEnd"/>
-      <w:r>
-        <w:rPr>
-          <w:sz w:val="22"/>
-          <w:szCs w:val="22"/>
-        </w:rPr>
-        <w:t xml:space="preserve">) </w:t>
+        <w:t xml:space="preserve">(Cart_id) </w:t>
       </w:r>
       <w:r>
         <w:rPr>
@@ -7201,23 +7155,7 @@
           <w:sz w:val="22"/>
           <w:szCs w:val="22"/>
         </w:rPr>
-        <w:t>(</w:t>
-      </w:r>
-      <w:proofErr w:type="spellStart"/>
-      <w:r>
-        <w:rPr>
-          <w:sz w:val="22"/>
-          <w:szCs w:val="22"/>
-        </w:rPr>
-        <w:t>Product_id</w:t>
-      </w:r>
-      <w:proofErr w:type="spellEnd"/>
-      <w:r>
-        <w:rPr>
-          <w:sz w:val="22"/>
-          <w:szCs w:val="22"/>
-        </w:rPr>
-        <w:t xml:space="preserve">) </w:t>
+        <w:t xml:space="preserve">(Product_id) </w:t>
       </w:r>
       <w:r>
         <w:rPr>
@@ -7542,21 +7480,12 @@
           <w:szCs w:val="22"/>
         </w:rPr>
       </w:pPr>
-      <w:proofErr w:type="spellStart"/>
-      <w:r>
-        <w:rPr>
-          <w:sz w:val="22"/>
-          <w:szCs w:val="22"/>
-        </w:rPr>
-        <w:t>Customer_Id</w:t>
-      </w:r>
-      <w:proofErr w:type="spellEnd"/>
-      <w:r>
-        <w:rPr>
-          <w:sz w:val="22"/>
-          <w:szCs w:val="22"/>
-        </w:rPr>
-        <w:t xml:space="preserve"> </w:t>
+      <w:r>
+        <w:rPr>
+          <w:sz w:val="22"/>
+          <w:szCs w:val="22"/>
+        </w:rPr>
+        <w:t xml:space="preserve">Customer_Id </w:t>
       </w:r>
       <w:r>
         <w:rPr>
@@ -7637,23 +7566,7 @@
           <w:sz w:val="22"/>
           <w:szCs w:val="22"/>
         </w:rPr>
-        <w:t>(</w:t>
-      </w:r>
-      <w:proofErr w:type="spellStart"/>
-      <w:r>
-        <w:rPr>
-          <w:sz w:val="22"/>
-          <w:szCs w:val="22"/>
-        </w:rPr>
-        <w:t>Customer_Id</w:t>
-      </w:r>
-      <w:proofErr w:type="spellEnd"/>
-      <w:r>
-        <w:rPr>
-          <w:sz w:val="22"/>
-          <w:szCs w:val="22"/>
-        </w:rPr>
-        <w:t xml:space="preserve">) </w:t>
+        <w:t xml:space="preserve">(Customer_Id) </w:t>
       </w:r>
       <w:r>
         <w:rPr>
@@ -7959,21 +7872,12 @@
           <w:szCs w:val="22"/>
         </w:rPr>
       </w:pPr>
-      <w:proofErr w:type="spellStart"/>
-      <w:r>
-        <w:rPr>
-          <w:sz w:val="22"/>
-          <w:szCs w:val="22"/>
-        </w:rPr>
-        <w:t>Wishlist_id</w:t>
-      </w:r>
-      <w:proofErr w:type="spellEnd"/>
-      <w:r>
-        <w:rPr>
-          <w:sz w:val="22"/>
-          <w:szCs w:val="22"/>
-        </w:rPr>
-        <w:t xml:space="preserve"> </w:t>
+      <w:r>
+        <w:rPr>
+          <w:sz w:val="22"/>
+          <w:szCs w:val="22"/>
+        </w:rPr>
+        <w:t xml:space="preserve">Wishlist_id </w:t>
       </w:r>
       <w:r>
         <w:rPr>
@@ -8015,21 +7919,12 @@
           <w:szCs w:val="22"/>
         </w:rPr>
       </w:pPr>
-      <w:proofErr w:type="spellStart"/>
-      <w:r>
-        <w:rPr>
-          <w:sz w:val="22"/>
-          <w:szCs w:val="22"/>
-        </w:rPr>
-        <w:t>Product_id</w:t>
-      </w:r>
-      <w:proofErr w:type="spellEnd"/>
-      <w:r>
-        <w:rPr>
-          <w:sz w:val="22"/>
-          <w:szCs w:val="22"/>
-        </w:rPr>
-        <w:t xml:space="preserve"> </w:t>
+      <w:r>
+        <w:rPr>
+          <w:sz w:val="22"/>
+          <w:szCs w:val="22"/>
+        </w:rPr>
+        <w:t xml:space="preserve">Product_id </w:t>
       </w:r>
       <w:r>
         <w:rPr>
@@ -8084,39 +7979,7 @@
           <w:sz w:val="22"/>
           <w:szCs w:val="22"/>
         </w:rPr>
-        <w:t>(</w:t>
-      </w:r>
-      <w:proofErr w:type="spellStart"/>
-      <w:r>
-        <w:rPr>
-          <w:sz w:val="22"/>
-          <w:szCs w:val="22"/>
-        </w:rPr>
-        <w:t>Wishlist_id</w:t>
-      </w:r>
-      <w:proofErr w:type="spellEnd"/>
-      <w:r>
-        <w:rPr>
-          <w:sz w:val="22"/>
-          <w:szCs w:val="22"/>
-        </w:rPr>
-        <w:t xml:space="preserve">, </w:t>
-      </w:r>
-      <w:proofErr w:type="spellStart"/>
-      <w:r>
-        <w:rPr>
-          <w:sz w:val="22"/>
-          <w:szCs w:val="22"/>
-        </w:rPr>
-        <w:t>Product_id</w:t>
-      </w:r>
-      <w:proofErr w:type="spellEnd"/>
-      <w:r>
-        <w:rPr>
-          <w:sz w:val="22"/>
-          <w:szCs w:val="22"/>
-        </w:rPr>
-        <w:t xml:space="preserve">), </w:t>
+        <w:t xml:space="preserve">(Wishlist_id, Product_id), </w:t>
       </w:r>
     </w:p>
     <w:p>
@@ -8141,23 +8004,7 @@
           <w:sz w:val="22"/>
           <w:szCs w:val="22"/>
         </w:rPr>
-        <w:t>(</w:t>
-      </w:r>
-      <w:proofErr w:type="spellStart"/>
-      <w:r>
-        <w:rPr>
-          <w:sz w:val="22"/>
-          <w:szCs w:val="22"/>
-        </w:rPr>
-        <w:t>Wishlist_id</w:t>
-      </w:r>
-      <w:proofErr w:type="spellEnd"/>
-      <w:r>
-        <w:rPr>
-          <w:sz w:val="22"/>
-          <w:szCs w:val="22"/>
-        </w:rPr>
-        <w:t xml:space="preserve"> ) </w:t>
+        <w:t xml:space="preserve">(Wishlist_id ) </w:t>
       </w:r>
       <w:r>
         <w:rPr>
@@ -8220,23 +8067,7 @@
           <w:sz w:val="22"/>
           <w:szCs w:val="22"/>
         </w:rPr>
-        <w:t xml:space="preserve"> (</w:t>
-      </w:r>
-      <w:proofErr w:type="spellStart"/>
-      <w:r>
-        <w:rPr>
-          <w:sz w:val="22"/>
-          <w:szCs w:val="22"/>
-        </w:rPr>
-        <w:t>Product_id</w:t>
-      </w:r>
-      <w:proofErr w:type="spellEnd"/>
-      <w:r>
-        <w:rPr>
-          <w:sz w:val="22"/>
-          <w:szCs w:val="22"/>
-        </w:rPr>
-        <w:t xml:space="preserve">) </w:t>
+        <w:t xml:space="preserve"> (Product_id) </w:t>
       </w:r>
       <w:r>
         <w:rPr>
@@ -8666,21 +8497,12 @@
           <w:szCs w:val="22"/>
         </w:rPr>
       </w:pPr>
-      <w:proofErr w:type="spellStart"/>
-      <w:r>
-        <w:rPr>
-          <w:sz w:val="22"/>
-          <w:szCs w:val="22"/>
-        </w:rPr>
-        <w:t>Customer_id</w:t>
-      </w:r>
-      <w:proofErr w:type="spellEnd"/>
-      <w:r>
-        <w:rPr>
-          <w:sz w:val="22"/>
-          <w:szCs w:val="22"/>
-        </w:rPr>
-        <w:t xml:space="preserve"> </w:t>
+      <w:r>
+        <w:rPr>
+          <w:sz w:val="22"/>
+          <w:szCs w:val="22"/>
+        </w:rPr>
+        <w:t xml:space="preserve">Customer_id </w:t>
       </w:r>
       <w:r>
         <w:rPr>
@@ -8722,21 +8544,12 @@
           <w:szCs w:val="22"/>
         </w:rPr>
       </w:pPr>
-      <w:proofErr w:type="spellStart"/>
-      <w:r>
-        <w:rPr>
-          <w:sz w:val="22"/>
-          <w:szCs w:val="22"/>
-        </w:rPr>
-        <w:t>Message_type</w:t>
-      </w:r>
-      <w:proofErr w:type="spellEnd"/>
-      <w:r>
-        <w:rPr>
-          <w:sz w:val="22"/>
-          <w:szCs w:val="22"/>
-        </w:rPr>
-        <w:t xml:space="preserve"> </w:t>
+      <w:r>
+        <w:rPr>
+          <w:sz w:val="22"/>
+          <w:szCs w:val="22"/>
+        </w:rPr>
+        <w:t xml:space="preserve">Message_type </w:t>
       </w:r>
       <w:r>
         <w:rPr>
@@ -8864,23 +8677,7 @@
           <w:sz w:val="22"/>
           <w:szCs w:val="22"/>
         </w:rPr>
-        <w:t>(</w:t>
-      </w:r>
-      <w:proofErr w:type="spellStart"/>
-      <w:r>
-        <w:rPr>
-          <w:sz w:val="22"/>
-          <w:szCs w:val="22"/>
-        </w:rPr>
-        <w:t>Customer_id</w:t>
-      </w:r>
-      <w:proofErr w:type="spellEnd"/>
-      <w:r>
-        <w:rPr>
-          <w:sz w:val="22"/>
-          <w:szCs w:val="22"/>
-        </w:rPr>
-        <w:t xml:space="preserve">) </w:t>
+        <w:t xml:space="preserve">(Customer_id) </w:t>
       </w:r>
       <w:r>
         <w:rPr>
@@ -9278,21 +9075,12 @@
           <w:szCs w:val="22"/>
         </w:rPr>
       </w:pPr>
-      <w:proofErr w:type="spellStart"/>
-      <w:r>
-        <w:rPr>
-          <w:sz w:val="22"/>
-          <w:szCs w:val="22"/>
-        </w:rPr>
-        <w:t>Phone_number</w:t>
-      </w:r>
-      <w:proofErr w:type="spellEnd"/>
-      <w:r>
-        <w:rPr>
-          <w:sz w:val="22"/>
-          <w:szCs w:val="22"/>
-        </w:rPr>
-        <w:t xml:space="preserve"> </w:t>
+      <w:r>
+        <w:rPr>
+          <w:sz w:val="22"/>
+          <w:szCs w:val="22"/>
+        </w:rPr>
+        <w:t xml:space="preserve">Phone_number </w:t>
       </w:r>
       <w:r>
         <w:rPr>
@@ -9411,21 +9199,12 @@
           <w:szCs w:val="22"/>
         </w:rPr>
       </w:pPr>
-      <w:proofErr w:type="spellStart"/>
-      <w:r>
-        <w:rPr>
-          <w:sz w:val="22"/>
-          <w:szCs w:val="22"/>
-        </w:rPr>
-        <w:t>Address_type</w:t>
-      </w:r>
-      <w:proofErr w:type="spellEnd"/>
-      <w:r>
-        <w:rPr>
-          <w:sz w:val="22"/>
-          <w:szCs w:val="22"/>
-        </w:rPr>
-        <w:t xml:space="preserve"> </w:t>
+      <w:r>
+        <w:rPr>
+          <w:sz w:val="22"/>
+          <w:szCs w:val="22"/>
+        </w:rPr>
+        <w:t xml:space="preserve">Address_type </w:t>
       </w:r>
       <w:r>
         <w:rPr>
@@ -9467,21 +9246,12 @@
           <w:szCs w:val="22"/>
         </w:rPr>
       </w:pPr>
-      <w:proofErr w:type="spellStart"/>
-      <w:r>
-        <w:rPr>
-          <w:sz w:val="22"/>
-          <w:szCs w:val="22"/>
-        </w:rPr>
-        <w:t>Payment_method</w:t>
-      </w:r>
-      <w:proofErr w:type="spellEnd"/>
-      <w:r>
-        <w:rPr>
-          <w:sz w:val="22"/>
-          <w:szCs w:val="22"/>
-        </w:rPr>
-        <w:t xml:space="preserve"> </w:t>
+      <w:r>
+        <w:rPr>
+          <w:sz w:val="22"/>
+          <w:szCs w:val="22"/>
+        </w:rPr>
+        <w:t xml:space="preserve">Payment_method </w:t>
       </w:r>
       <w:r>
         <w:rPr>
@@ -9538,21 +9308,12 @@
           <w:szCs w:val="22"/>
         </w:rPr>
       </w:pPr>
-      <w:proofErr w:type="spellStart"/>
-      <w:r>
-        <w:rPr>
-          <w:sz w:val="22"/>
-          <w:szCs w:val="22"/>
-        </w:rPr>
-        <w:t>Ordered_date</w:t>
-      </w:r>
-      <w:proofErr w:type="spellEnd"/>
-      <w:r>
-        <w:rPr>
-          <w:sz w:val="22"/>
-          <w:szCs w:val="22"/>
-        </w:rPr>
-        <w:t xml:space="preserve"> DATE </w:t>
+      <w:r>
+        <w:rPr>
+          <w:sz w:val="22"/>
+          <w:szCs w:val="22"/>
+        </w:rPr>
+        <w:t xml:space="preserve">Ordered_date DATE </w:t>
       </w:r>
       <w:r>
         <w:rPr>
@@ -9579,21 +9340,12 @@
           <w:szCs w:val="22"/>
         </w:rPr>
       </w:pPr>
-      <w:proofErr w:type="spellStart"/>
-      <w:r>
-        <w:rPr>
-          <w:sz w:val="22"/>
-          <w:szCs w:val="22"/>
-        </w:rPr>
-        <w:t>Ordered_time</w:t>
-      </w:r>
-      <w:proofErr w:type="spellEnd"/>
-      <w:r>
-        <w:rPr>
-          <w:sz w:val="22"/>
-          <w:szCs w:val="22"/>
-        </w:rPr>
-        <w:t xml:space="preserve"> TIME </w:t>
+      <w:r>
+        <w:rPr>
+          <w:sz w:val="22"/>
+          <w:szCs w:val="22"/>
+        </w:rPr>
+        <w:t xml:space="preserve">Ordered_time TIME </w:t>
       </w:r>
       <w:r>
         <w:rPr>
@@ -9620,21 +9372,12 @@
           <w:szCs w:val="22"/>
         </w:rPr>
       </w:pPr>
-      <w:proofErr w:type="spellStart"/>
-      <w:r>
-        <w:rPr>
-          <w:sz w:val="22"/>
-          <w:szCs w:val="22"/>
-        </w:rPr>
-        <w:t>Payment_status</w:t>
-      </w:r>
-      <w:proofErr w:type="spellEnd"/>
-      <w:r>
-        <w:rPr>
-          <w:sz w:val="22"/>
-          <w:szCs w:val="22"/>
-        </w:rPr>
-        <w:t xml:space="preserve"> </w:t>
+      <w:r>
+        <w:rPr>
+          <w:sz w:val="22"/>
+          <w:szCs w:val="22"/>
+        </w:rPr>
+        <w:t xml:space="preserve">Payment_status </w:t>
       </w:r>
       <w:r>
         <w:rPr>
@@ -9753,21 +9496,12 @@
           <w:szCs w:val="22"/>
         </w:rPr>
       </w:pPr>
-      <w:proofErr w:type="spellStart"/>
-      <w:r>
-        <w:rPr>
-          <w:sz w:val="22"/>
-          <w:szCs w:val="22"/>
-        </w:rPr>
-        <w:t>Cart_id</w:t>
-      </w:r>
-      <w:proofErr w:type="spellEnd"/>
-      <w:r>
-        <w:rPr>
-          <w:sz w:val="22"/>
-          <w:szCs w:val="22"/>
-        </w:rPr>
-        <w:t xml:space="preserve"> </w:t>
+      <w:r>
+        <w:rPr>
+          <w:sz w:val="22"/>
+          <w:szCs w:val="22"/>
+        </w:rPr>
+        <w:t xml:space="preserve">Cart_id </w:t>
       </w:r>
       <w:r>
         <w:rPr>
@@ -9847,23 +9581,7 @@
           <w:sz w:val="22"/>
           <w:szCs w:val="22"/>
         </w:rPr>
-        <w:t>(</w:t>
-      </w:r>
-      <w:proofErr w:type="spellStart"/>
-      <w:r>
-        <w:rPr>
-          <w:sz w:val="22"/>
-          <w:szCs w:val="22"/>
-        </w:rPr>
-        <w:t>Cart_id</w:t>
-      </w:r>
-      <w:proofErr w:type="spellEnd"/>
-      <w:r>
-        <w:rPr>
-          <w:sz w:val="22"/>
-          <w:szCs w:val="22"/>
-        </w:rPr>
-        <w:t xml:space="preserve">) </w:t>
+        <w:t xml:space="preserve">(Cart_id) </w:t>
       </w:r>
       <w:r>
         <w:rPr>
@@ -10195,21 +9913,12 @@
           <w:szCs w:val="22"/>
         </w:rPr>
       </w:pPr>
-      <w:proofErr w:type="spellStart"/>
-      <w:r>
-        <w:rPr>
-          <w:sz w:val="22"/>
-          <w:szCs w:val="22"/>
-        </w:rPr>
-        <w:t>Order_id</w:t>
-      </w:r>
-      <w:proofErr w:type="spellEnd"/>
-      <w:r>
-        <w:rPr>
-          <w:sz w:val="22"/>
-          <w:szCs w:val="22"/>
-        </w:rPr>
-        <w:t xml:space="preserve"> </w:t>
+      <w:r>
+        <w:rPr>
+          <w:sz w:val="22"/>
+          <w:szCs w:val="22"/>
+        </w:rPr>
+        <w:t xml:space="preserve">Order_id </w:t>
       </w:r>
       <w:r>
         <w:rPr>
@@ -10251,21 +9960,12 @@
           <w:szCs w:val="22"/>
         </w:rPr>
       </w:pPr>
-      <w:proofErr w:type="spellStart"/>
-      <w:r>
-        <w:rPr>
-          <w:sz w:val="22"/>
-          <w:szCs w:val="22"/>
-        </w:rPr>
-        <w:t>Delivery_status</w:t>
-      </w:r>
-      <w:proofErr w:type="spellEnd"/>
-      <w:r>
-        <w:rPr>
-          <w:sz w:val="22"/>
-          <w:szCs w:val="22"/>
-        </w:rPr>
-        <w:t xml:space="preserve"> </w:t>
+      <w:r>
+        <w:rPr>
+          <w:sz w:val="22"/>
+          <w:szCs w:val="22"/>
+        </w:rPr>
+        <w:t xml:space="preserve">Delivery_status </w:t>
       </w:r>
       <w:r>
         <w:rPr>
@@ -10350,23 +10050,7 @@
           <w:sz w:val="22"/>
           <w:szCs w:val="22"/>
         </w:rPr>
-        <w:t>(</w:t>
-      </w:r>
-      <w:proofErr w:type="spellStart"/>
-      <w:r>
-        <w:rPr>
-          <w:sz w:val="22"/>
-          <w:szCs w:val="22"/>
-        </w:rPr>
-        <w:t>Order_id</w:t>
-      </w:r>
-      <w:proofErr w:type="spellEnd"/>
-      <w:r>
-        <w:rPr>
-          <w:sz w:val="22"/>
-          <w:szCs w:val="22"/>
-        </w:rPr>
-        <w:t xml:space="preserve">) </w:t>
+        <w:t xml:space="preserve">(Order_id) </w:t>
       </w:r>
       <w:r>
         <w:rPr>
@@ -10540,23 +10224,13 @@
           <w:szCs w:val="32"/>
         </w:rPr>
       </w:pPr>
-      <w:proofErr w:type="spellStart"/>
       <w:r>
         <w:rPr>
           <w:color w:val="000000"/>
           <w:sz w:val="32"/>
           <w:szCs w:val="32"/>
         </w:rPr>
-        <w:t>Address_type</w:t>
-      </w:r>
-      <w:proofErr w:type="spellEnd"/>
-      <w:r>
-        <w:rPr>
-          <w:color w:val="000000"/>
-          <w:sz w:val="32"/>
-          <w:szCs w:val="32"/>
-        </w:rPr>
-        <w:t xml:space="preserve"> of </w:t>
+        <w:t xml:space="preserve">Address_type of </w:t>
       </w:r>
       <w:r>
         <w:rPr>
@@ -10573,7 +10247,23 @@
           <w:sz w:val="32"/>
           <w:szCs w:val="32"/>
         </w:rPr>
-        <w:t xml:space="preserve">should be only </w:t>
+        <w:t xml:space="preserve">should be </w:t>
+      </w:r>
+      <w:r>
+        <w:rPr>
+          <w:color w:val="000000"/>
+          <w:sz w:val="32"/>
+          <w:szCs w:val="32"/>
+        </w:rPr>
+        <w:t>either</w:t>
+      </w:r>
+      <w:r>
+        <w:rPr>
+          <w:color w:val="000000"/>
+          <w:sz w:val="32"/>
+          <w:szCs w:val="32"/>
+        </w:rPr>
+        <w:t xml:space="preserve"> </w:t>
       </w:r>
       <w:r>
         <w:rPr>
@@ -10628,7 +10318,6 @@
           <w:szCs w:val="32"/>
         </w:rPr>
       </w:pPr>
-      <w:proofErr w:type="spellStart"/>
       <w:r>
         <w:rPr>
           <w:color w:val="000000"/>
@@ -10637,7 +10326,6 @@
         </w:rPr>
         <w:t>Payment_method</w:t>
       </w:r>
-      <w:proofErr w:type="spellEnd"/>
       <w:r>
         <w:rPr>
           <w:rFonts w:ascii="Trebuchet MS" w:eastAsia="Trebuchet MS" w:hAnsi="Trebuchet MS" w:cs="Trebuchet MS"/>
@@ -10670,7 +10358,23 @@
           <w:sz w:val="32"/>
           <w:szCs w:val="32"/>
         </w:rPr>
-        <w:t xml:space="preserve">should be only </w:t>
+        <w:t xml:space="preserve">should be </w:t>
+      </w:r>
+      <w:r>
+        <w:rPr>
+          <w:color w:val="000000"/>
+          <w:sz w:val="32"/>
+          <w:szCs w:val="32"/>
+        </w:rPr>
+        <w:t>either</w:t>
+      </w:r>
+      <w:r>
+        <w:rPr>
+          <w:color w:val="000000"/>
+          <w:sz w:val="32"/>
+          <w:szCs w:val="32"/>
+        </w:rPr>
+        <w:t xml:space="preserve"> </w:t>
       </w:r>
       <w:r>
         <w:rPr>
@@ -10718,14 +10422,7 @@
           <w:sz w:val="32"/>
           <w:szCs w:val="32"/>
         </w:rPr>
-        <w:t xml:space="preserve">ard  </w:t>
-      </w:r>
-      <w:r>
-        <w:rPr>
-          <w:sz w:val="32"/>
-          <w:szCs w:val="32"/>
-        </w:rPr>
-        <w:t xml:space="preserve">or </w:t>
+        <w:t>ard</w:t>
       </w:r>
       <w:r>
         <w:rPr>
@@ -10733,7 +10430,7 @@
           <w:sz w:val="32"/>
           <w:szCs w:val="32"/>
         </w:rPr>
-        <w:t>online.</w:t>
+        <w:t>.</w:t>
       </w:r>
     </w:p>
     <w:p>
@@ -10756,23 +10453,29 @@
           <w:szCs w:val="36"/>
         </w:rPr>
       </w:pPr>
-      <w:proofErr w:type="spellStart"/>
       <w:r>
         <w:rPr>
           <w:color w:val="000000"/>
           <w:sz w:val="32"/>
           <w:szCs w:val="32"/>
         </w:rPr>
-        <w:t>Message_type</w:t>
-      </w:r>
-      <w:proofErr w:type="spellEnd"/>
+        <w:t xml:space="preserve">Message_type of MESSAGE  should be </w:t>
+      </w:r>
       <w:r>
         <w:rPr>
           <w:color w:val="000000"/>
           <w:sz w:val="32"/>
           <w:szCs w:val="32"/>
         </w:rPr>
-        <w:t xml:space="preserve"> of MESSAGE  should be only </w:t>
+        <w:t>either</w:t>
+      </w:r>
+      <w:r>
+        <w:rPr>
+          <w:color w:val="000000"/>
+          <w:sz w:val="32"/>
+          <w:szCs w:val="32"/>
+        </w:rPr>
+        <w:t xml:space="preserve"> </w:t>
       </w:r>
       <w:r>
         <w:rPr>
@@ -11781,23 +11484,7 @@
           <w:szCs w:val="28"/>
         </w:rPr>
         <w:lastRenderedPageBreak/>
-        <w:t xml:space="preserve">For </w:t>
-      </w:r>
-      <w:proofErr w:type="spellStart"/>
-      <w:r>
-        <w:rPr>
-          <w:sz w:val="28"/>
-          <w:szCs w:val="28"/>
-        </w:rPr>
-        <w:t>cart_product</w:t>
-      </w:r>
-      <w:proofErr w:type="spellEnd"/>
-      <w:r>
-        <w:rPr>
-          <w:sz w:val="28"/>
-          <w:szCs w:val="28"/>
-        </w:rPr>
-        <w:t xml:space="preserve"> table</w:t>
+        <w:t>For cart_product table</w:t>
       </w:r>
     </w:p>
     <w:p>
@@ -12105,23 +11792,7 @@
           <w:szCs w:val="28"/>
         </w:rPr>
         <w:lastRenderedPageBreak/>
-        <w:t xml:space="preserve">For </w:t>
-      </w:r>
-      <w:proofErr w:type="spellStart"/>
-      <w:r>
-        <w:rPr>
-          <w:sz w:val="28"/>
-          <w:szCs w:val="28"/>
-        </w:rPr>
-        <w:t>wishlist_product</w:t>
-      </w:r>
-      <w:proofErr w:type="spellEnd"/>
-      <w:r>
-        <w:rPr>
-          <w:sz w:val="28"/>
-          <w:szCs w:val="28"/>
-        </w:rPr>
-        <w:t xml:space="preserve"> table</w:t>
+        <w:t>For wishlist_product table</w:t>
       </w:r>
     </w:p>
     <w:p>
@@ -12422,23 +12093,7 @@
           <w:szCs w:val="28"/>
         </w:rPr>
         <w:lastRenderedPageBreak/>
-        <w:t xml:space="preserve">For </w:t>
-      </w:r>
-      <w:proofErr w:type="spellStart"/>
-      <w:r>
-        <w:rPr>
-          <w:sz w:val="28"/>
-          <w:szCs w:val="28"/>
-        </w:rPr>
-        <w:t>order_table</w:t>
-      </w:r>
-      <w:proofErr w:type="spellEnd"/>
-      <w:r>
-        <w:rPr>
-          <w:sz w:val="28"/>
-          <w:szCs w:val="28"/>
-        </w:rPr>
-        <w:t xml:space="preserve"> table</w:t>
+        <w:t>For order_table table</w:t>
       </w:r>
     </w:p>
     <w:p>
@@ -13564,87 +13219,7 @@
           <w:szCs w:val="28"/>
         </w:rPr>
         <w:lastRenderedPageBreak/>
-        <w:t xml:space="preserve">• Select </w:t>
-      </w:r>
-      <w:proofErr w:type="spellStart"/>
-      <w:r>
-        <w:rPr>
-          <w:sz w:val="28"/>
-          <w:szCs w:val="28"/>
-        </w:rPr>
-        <w:t>Phone_number</w:t>
-      </w:r>
-      <w:proofErr w:type="spellEnd"/>
-      <w:r>
-        <w:rPr>
-          <w:sz w:val="28"/>
-          <w:szCs w:val="28"/>
-        </w:rPr>
-        <w:t xml:space="preserve"> , Address, </w:t>
-      </w:r>
-      <w:proofErr w:type="spellStart"/>
-      <w:r>
-        <w:rPr>
-          <w:sz w:val="28"/>
-          <w:szCs w:val="28"/>
-        </w:rPr>
-        <w:t>Ordered_date</w:t>
-      </w:r>
-      <w:proofErr w:type="spellEnd"/>
-      <w:r>
-        <w:rPr>
-          <w:sz w:val="28"/>
-          <w:szCs w:val="28"/>
-        </w:rPr>
-        <w:t xml:space="preserve">, </w:t>
-      </w:r>
-      <w:proofErr w:type="spellStart"/>
-      <w:r>
-        <w:rPr>
-          <w:sz w:val="28"/>
-          <w:szCs w:val="28"/>
-        </w:rPr>
-        <w:t>Ordered_time</w:t>
-      </w:r>
-      <w:proofErr w:type="spellEnd"/>
-      <w:r>
-        <w:rPr>
-          <w:sz w:val="28"/>
-          <w:szCs w:val="28"/>
-        </w:rPr>
-        <w:t xml:space="preserve">, </w:t>
-      </w:r>
-      <w:proofErr w:type="spellStart"/>
-      <w:r>
-        <w:rPr>
-          <w:sz w:val="28"/>
-          <w:szCs w:val="28"/>
-        </w:rPr>
-        <w:t>Delivery_status</w:t>
-      </w:r>
-      <w:proofErr w:type="spellEnd"/>
-      <w:r>
-        <w:rPr>
-          <w:sz w:val="28"/>
-          <w:szCs w:val="28"/>
-        </w:rPr>
-        <w:t xml:space="preserve">  from the </w:t>
-      </w:r>
-      <w:proofErr w:type="spellStart"/>
-      <w:r>
-        <w:rPr>
-          <w:sz w:val="28"/>
-          <w:szCs w:val="28"/>
-        </w:rPr>
-        <w:t>order_table</w:t>
-      </w:r>
-      <w:proofErr w:type="spellEnd"/>
-      <w:r>
-        <w:rPr>
-          <w:sz w:val="28"/>
-          <w:szCs w:val="28"/>
-        </w:rPr>
-        <w:t xml:space="preserve"> and delivery tables.</w:t>
+        <w:t>• Select Phone_number , Address, Ordered_date, Ordered_time, Delivery_status  from the order_table and delivery tables.</w:t>
       </w:r>
     </w:p>
     <w:p>
@@ -13854,17 +13429,8 @@
           <w:sz w:val="28"/>
           <w:szCs w:val="28"/>
         </w:rPr>
-        <w:t xml:space="preserve">1. D. L. A. </w:t>
-      </w:r>
-      <w:proofErr w:type="spellStart"/>
-      <w:r>
-        <w:rPr>
-          <w:sz w:val="28"/>
-          <w:szCs w:val="28"/>
-        </w:rPr>
-        <w:t>Thathsarani</w:t>
-      </w:r>
-      <w:proofErr w:type="spellEnd"/>
+        <w:t>1. D. L. A. Thathsarani</w:t>
+      </w:r>
     </w:p>
     <w:p>
       <w:pPr>
@@ -13960,17 +13526,8 @@
           <w:sz w:val="28"/>
           <w:szCs w:val="28"/>
         </w:rPr>
-        <w:t xml:space="preserve">2. N .D. K. N. </w:t>
-      </w:r>
-      <w:proofErr w:type="spellStart"/>
-      <w:r>
-        <w:rPr>
-          <w:sz w:val="28"/>
-          <w:szCs w:val="28"/>
-        </w:rPr>
-        <w:t>Sooriyasena</w:t>
-      </w:r>
-      <w:proofErr w:type="spellEnd"/>
+        <w:t>2. N .D. K. N. Sooriyasena</w:t>
+      </w:r>
     </w:p>
     <w:p>
       <w:pPr>
@@ -14283,7 +13840,21 @@
           <w:sz w:val="28"/>
           <w:szCs w:val="28"/>
         </w:rPr>
-        <w:t xml:space="preserve">Add product details and contact us pages. </w:t>
+        <w:t>Add</w:t>
+      </w:r>
+      <w:r>
+        <w:rPr>
+          <w:sz w:val="28"/>
+          <w:szCs w:val="28"/>
+        </w:rPr>
+        <w:t>ed</w:t>
+      </w:r>
+      <w:r>
+        <w:rPr>
+          <w:sz w:val="28"/>
+          <w:szCs w:val="28"/>
+        </w:rPr>
+        <w:t xml:space="preserve"> product details and contact us pages. </w:t>
       </w:r>
     </w:p>
     <w:p>
@@ -14303,7 +13874,35 @@
           <w:sz w:val="28"/>
           <w:szCs w:val="28"/>
         </w:rPr>
-        <w:t>Planning and  Designing the  ER Diagram  and  relational schema for  Database.</w:t>
+        <w:t>Plann</w:t>
+      </w:r>
+      <w:r>
+        <w:rPr>
+          <w:sz w:val="28"/>
+          <w:szCs w:val="28"/>
+        </w:rPr>
+        <w:t>ed</w:t>
+      </w:r>
+      <w:r>
+        <w:rPr>
+          <w:sz w:val="28"/>
+          <w:szCs w:val="28"/>
+        </w:rPr>
+        <w:t xml:space="preserve"> and  Design</w:t>
+      </w:r>
+      <w:r>
+        <w:rPr>
+          <w:sz w:val="28"/>
+          <w:szCs w:val="28"/>
+        </w:rPr>
+        <w:t>ed</w:t>
+      </w:r>
+      <w:r>
+        <w:rPr>
+          <w:sz w:val="28"/>
+          <w:szCs w:val="28"/>
+        </w:rPr>
+        <w:t xml:space="preserve"> the  ER Diagram  and  relational schema for  Database.</w:t>
       </w:r>
     </w:p>
     <w:p>
@@ -14323,7 +13922,21 @@
           <w:sz w:val="28"/>
           <w:szCs w:val="28"/>
         </w:rPr>
-        <w:t>Planning the database format   and  designing</w:t>
+        <w:t>Plann</w:t>
+      </w:r>
+      <w:r>
+        <w:rPr>
+          <w:sz w:val="28"/>
+          <w:szCs w:val="28"/>
+        </w:rPr>
+        <w:t>ed</w:t>
+      </w:r>
+      <w:r>
+        <w:rPr>
+          <w:sz w:val="28"/>
+          <w:szCs w:val="28"/>
+        </w:rPr>
+        <w:t xml:space="preserve"> the database format   and  designing</w:t>
       </w:r>
       <w:r>
         <w:rPr>
@@ -14359,7 +13972,21 @@
           <w:sz w:val="28"/>
           <w:szCs w:val="28"/>
         </w:rPr>
-        <w:t>Create  Database details &amp; ER Diagram pages for  Project report.</w:t>
+        <w:t>Create</w:t>
+      </w:r>
+      <w:r>
+        <w:rPr>
+          <w:sz w:val="28"/>
+          <w:szCs w:val="28"/>
+        </w:rPr>
+        <w:t>d</w:t>
+      </w:r>
+      <w:r>
+        <w:rPr>
+          <w:sz w:val="28"/>
+          <w:szCs w:val="28"/>
+        </w:rPr>
+        <w:t xml:space="preserve">  Database details &amp; ER Diagram pages for  Project report.</w:t>
       </w:r>
     </w:p>
     <w:p>
@@ -14813,7 +14440,13 @@
       <w:rPr>
         <w:color w:val="00B050"/>
       </w:rPr>
-      <w:t xml:space="preserve"> CSC 209 2.0 DBMS</w:t>
+      <w:t xml:space="preserve"> </w:t>
+    </w:r>
+    <w:r>
+      <w:rPr>
+        <w:color w:val="FF00FF"/>
+      </w:rPr>
+      <w:t>CSC 209 2.0 DBMS</w:t>
     </w:r>
   </w:p>
   <w:p>
